--- a/word/02-ho-so-cap-do/bao-cao-danh-gia-rui-ro.docx
+++ b/word/02-ho-so-cap-do/bao-cao-danh-gia-rui-ro.docx
@@ -95,8 +95,8 @@
         <w:tblLayout w:type="autofit"/>
       </w:tblPr>
       <w:tblGrid>
-        <w:gridCol w:w="2994"/>
-        <w:gridCol w:w="6031"/>
+        <w:gridCol w:w="3016"/>
+        <w:gridCol w:w="6009"/>
       </w:tblGrid>
       <w:tr>
         <w:trPr>
@@ -105,7 +105,7 @@
         </w:trPr>
         <w:tc>
           <w:tcPr>
-            <w:tcW w:type="dxa" w:w="2994"/>
+            <w:tcW w:type="dxa" w:w="3016"/>
             <w:tcBorders>
               <w:top w:val="single" w:color="000000" w:sz="4"/>
               <w:left w:val="single" w:color="000000" w:sz="4"/>
@@ -142,7 +142,7 @@
         </w:tc>
         <w:tc>
           <w:tcPr>
-            <w:tcW w:type="dxa" w:w="6031"/>
+            <w:tcW w:type="dxa" w:w="6009"/>
             <w:tcBorders>
               <w:top w:val="single" w:color="000000" w:sz="4"/>
               <w:left w:val="single" w:color="000000" w:sz="4"/>
@@ -185,7 +185,7 @@
         </w:trPr>
         <w:tc>
           <w:tcPr>
-            <w:tcW w:type="dxa" w:w="2994"/>
+            <w:tcW w:type="dxa" w:w="3016"/>
             <w:tcBorders>
               <w:top w:val="single" w:color="000000" w:sz="4"/>
               <w:left w:val="single" w:color="000000" w:sz="4"/>
@@ -221,7 +221,7 @@
         </w:tc>
         <w:tc>
           <w:tcPr>
-            <w:tcW w:type="dxa" w:w="6031"/>
+            <w:tcW w:type="dxa" w:w="6009"/>
             <w:tcBorders>
               <w:top w:val="single" w:color="000000" w:sz="4"/>
               <w:left w:val="single" w:color="000000" w:sz="4"/>
@@ -289,7 +289,7 @@
         </w:trPr>
         <w:tc>
           <w:tcPr>
-            <w:tcW w:type="dxa" w:w="2994"/>
+            <w:tcW w:type="dxa" w:w="3016"/>
             <w:tcBorders>
               <w:top w:val="single" w:color="000000" w:sz="4"/>
               <w:left w:val="single" w:color="000000" w:sz="4"/>
@@ -325,7 +325,7 @@
         </w:tc>
         <w:tc>
           <w:tcPr>
-            <w:tcW w:type="dxa" w:w="6031"/>
+            <w:tcW w:type="dxa" w:w="6009"/>
             <w:tcBorders>
               <w:top w:val="single" w:color="000000" w:sz="4"/>
               <w:left w:val="single" w:color="000000" w:sz="4"/>
@@ -367,7 +367,7 @@
         </w:trPr>
         <w:tc>
           <w:tcPr>
-            <w:tcW w:type="dxa" w:w="2994"/>
+            <w:tcW w:type="dxa" w:w="3016"/>
             <w:tcBorders>
               <w:top w:val="single" w:color="000000" w:sz="4"/>
               <w:left w:val="single" w:color="000000" w:sz="4"/>
@@ -403,7 +403,7 @@
         </w:tc>
         <w:tc>
           <w:tcPr>
-            <w:tcW w:type="dxa" w:w="6031"/>
+            <w:tcW w:type="dxa" w:w="6009"/>
             <w:tcBorders>
               <w:top w:val="single" w:color="000000" w:sz="4"/>
               <w:left w:val="single" w:color="000000" w:sz="4"/>
@@ -446,7 +446,7 @@
         </w:trPr>
         <w:tc>
           <w:tcPr>
-            <w:tcW w:type="dxa" w:w="2994"/>
+            <w:tcW w:type="dxa" w:w="3016"/>
             <w:tcBorders>
               <w:top w:val="single" w:color="000000" w:sz="4"/>
               <w:left w:val="single" w:color="000000" w:sz="4"/>
@@ -482,7 +482,7 @@
         </w:tc>
         <w:tc>
           <w:tcPr>
-            <w:tcW w:type="dxa" w:w="6031"/>
+            <w:tcW w:type="dxa" w:w="6009"/>
             <w:tcBorders>
               <w:top w:val="single" w:color="000000" w:sz="4"/>
               <w:left w:val="single" w:color="000000" w:sz="4"/>
@@ -562,7 +562,7 @@
         </w:trPr>
         <w:tc>
           <w:tcPr>
-            <w:tcW w:type="dxa" w:w="2994"/>
+            <w:tcW w:type="dxa" w:w="3016"/>
             <w:tcBorders>
               <w:top w:val="single" w:color="000000" w:sz="4"/>
               <w:left w:val="single" w:color="000000" w:sz="4"/>
@@ -598,7 +598,7 @@
         </w:tc>
         <w:tc>
           <w:tcPr>
-            <w:tcW w:type="dxa" w:w="6031"/>
+            <w:tcW w:type="dxa" w:w="6009"/>
             <w:tcBorders>
               <w:top w:val="single" w:color="000000" w:sz="4"/>
               <w:left w:val="single" w:color="000000" w:sz="4"/>
@@ -653,7 +653,7 @@
         </w:trPr>
         <w:tc>
           <w:tcPr>
-            <w:tcW w:type="dxa" w:w="2994"/>
+            <w:tcW w:type="dxa" w:w="3016"/>
             <w:tcBorders>
               <w:top w:val="single" w:color="000000" w:sz="4"/>
               <w:left w:val="single" w:color="000000" w:sz="4"/>
@@ -689,7 +689,7 @@
         </w:tc>
         <w:tc>
           <w:tcPr>
-            <w:tcW w:type="dxa" w:w="6031"/>
+            <w:tcW w:type="dxa" w:w="6009"/>
             <w:tcBorders>
               <w:top w:val="single" w:color="000000" w:sz="4"/>
               <w:left w:val="single" w:color="000000" w:sz="4"/>
@@ -756,7 +756,7 @@
         </w:trPr>
         <w:tc>
           <w:tcPr>
-            <w:tcW w:type="dxa" w:w="2994"/>
+            <w:tcW w:type="dxa" w:w="3016"/>
             <w:tcBorders>
               <w:top w:val="single" w:color="000000" w:sz="4"/>
               <w:left w:val="single" w:color="000000" w:sz="4"/>
@@ -792,7 +792,7 @@
         </w:tc>
         <w:tc>
           <w:tcPr>
-            <w:tcW w:type="dxa" w:w="6031"/>
+            <w:tcW w:type="dxa" w:w="6009"/>
             <w:tcBorders>
               <w:top w:val="single" w:color="000000" w:sz="4"/>
               <w:left w:val="single" w:color="000000" w:sz="4"/>
@@ -894,14 +894,14 @@
         <w:tblLayout w:type="autofit"/>
       </w:tblPr>
       <w:tblGrid>
-        <w:gridCol w:w="655"/>
-        <w:gridCol w:w="1032"/>
-        <w:gridCol w:w="2755"/>
-        <w:gridCol w:w="999"/>
-        <w:gridCol w:w="901"/>
-        <w:gridCol w:w="887"/>
-        <w:gridCol w:w="901"/>
-        <w:gridCol w:w="895"/>
+        <w:gridCol w:w="695"/>
+        <w:gridCol w:w="2576"/>
+        <w:gridCol w:w="1023"/>
+        <w:gridCol w:w="1023"/>
+        <w:gridCol w:w="1023"/>
+        <w:gridCol w:w="766"/>
+        <w:gridCol w:w="1023"/>
+        <w:gridCol w:w="896"/>
       </w:tblGrid>
       <w:tr>
         <w:trPr>
@@ -910,7 +910,7 @@
         </w:trPr>
         <w:tc>
           <w:tcPr>
-            <w:tcW w:type="dxa" w:w="655"/>
+            <w:tcW w:type="dxa" w:w="695"/>
             <w:tcBorders>
               <w:top w:val="single" w:color="000000" w:sz="4"/>
               <w:left w:val="single" w:color="000000" w:sz="4"/>
@@ -947,7 +947,7 @@
         </w:tc>
         <w:tc>
           <w:tcPr>
-            <w:tcW w:type="dxa" w:w="1032"/>
+            <w:tcW w:type="dxa" w:w="2576"/>
             <w:tcBorders>
               <w:top w:val="single" w:color="000000" w:sz="4"/>
               <w:left w:val="single" w:color="000000" w:sz="4"/>
@@ -984,7 +984,7 @@
         </w:tc>
         <w:tc>
           <w:tcPr>
-            <w:tcW w:type="dxa" w:w="2755"/>
+            <w:tcW w:type="dxa" w:w="1023"/>
             <w:tcBorders>
               <w:top w:val="single" w:color="000000" w:sz="4"/>
               <w:left w:val="single" w:color="000000" w:sz="4"/>
@@ -1021,7 +1021,7 @@
         </w:tc>
         <w:tc>
           <w:tcPr>
-            <w:tcW w:type="dxa" w:w="999"/>
+            <w:tcW w:type="dxa" w:w="1023"/>
             <w:tcBorders>
               <w:top w:val="single" w:color="000000" w:sz="4"/>
               <w:left w:val="single" w:color="000000" w:sz="4"/>
@@ -1058,7 +1058,7 @@
         </w:tc>
         <w:tc>
           <w:tcPr>
-            <w:tcW w:type="dxa" w:w="901"/>
+            <w:tcW w:type="dxa" w:w="1023"/>
             <w:tcBorders>
               <w:top w:val="single" w:color="000000" w:sz="4"/>
               <w:left w:val="single" w:color="000000" w:sz="4"/>
@@ -1095,7 +1095,7 @@
         </w:tc>
         <w:tc>
           <w:tcPr>
-            <w:tcW w:type="dxa" w:w="887"/>
+            <w:tcW w:type="dxa" w:w="766"/>
             <w:tcBorders>
               <w:top w:val="single" w:color="000000" w:sz="4"/>
               <w:left w:val="single" w:color="000000" w:sz="4"/>
@@ -1132,7 +1132,7 @@
         </w:tc>
         <w:tc>
           <w:tcPr>
-            <w:tcW w:type="dxa" w:w="901"/>
+            <w:tcW w:type="dxa" w:w="1023"/>
             <w:tcBorders>
               <w:top w:val="single" w:color="000000" w:sz="4"/>
               <w:left w:val="single" w:color="000000" w:sz="4"/>
@@ -1169,7 +1169,7 @@
         </w:tc>
         <w:tc>
           <w:tcPr>
-            <w:tcW w:type="dxa" w:w="895"/>
+            <w:tcW w:type="dxa" w:w="896"/>
             <w:tcBorders>
               <w:top w:val="single" w:color="000000" w:sz="4"/>
               <w:left w:val="single" w:color="000000" w:sz="4"/>
@@ -1212,7 +1212,7 @@
         </w:trPr>
         <w:tc>
           <w:tcPr>
-            <w:tcW w:type="dxa" w:w="655"/>
+            <w:tcW w:type="dxa" w:w="695"/>
             <w:tcBorders>
               <w:top w:val="single" w:color="000000" w:sz="4"/>
               <w:left w:val="single" w:color="000000" w:sz="4"/>
@@ -1248,7 +1248,7 @@
         </w:tc>
         <w:tc>
           <w:tcPr>
-            <w:tcW w:type="dxa" w:w="1032"/>
+            <w:tcW w:type="dxa" w:w="2576"/>
             <w:tcBorders>
               <w:top w:val="single" w:color="000000" w:sz="4"/>
               <w:left w:val="single" w:color="000000" w:sz="4"/>
@@ -1285,127 +1285,127 @@
         </w:tc>
         <w:tc>
           <w:tcPr>
-            <w:tcW w:type="dxa" w:w="2755"/>
-            <w:tcBorders>
-              <w:top w:val="single" w:color="000000" w:sz="4"/>
-              <w:left w:val="single" w:color="000000" w:sz="4"/>
-              <w:bottom w:val="single" w:color="000000" w:sz="4"/>
-              <w:right w:val="single" w:color="000000" w:sz="4"/>
-            </w:tcBorders>
-            <w:tcMar>
-              <w:top w:type="dxa" w:w="30"/>
-              <w:left w:type="dxa" w:w="70"/>
-              <w:bottom w:type="dxa" w:w="30"/>
-              <w:right w:type="dxa" w:w="70"/>
-            </w:tcMar>
-            <w:vAlign w:val="center"/>
-          </w:tcPr>
-          <w:p>
-            <w:pPr>
-              <w:spacing w:after="0" w:before="0" w:line="240" w:lineRule="auto"/>
-              <w:jc w:val="left"/>
-            </w:pPr>
-          </w:p>
-        </w:tc>
-        <w:tc>
-          <w:tcPr>
-            <w:tcW w:type="dxa" w:w="999"/>
-            <w:tcBorders>
-              <w:top w:val="single" w:color="000000" w:sz="4"/>
-              <w:left w:val="single" w:color="000000" w:sz="4"/>
-              <w:bottom w:val="single" w:color="000000" w:sz="4"/>
-              <w:right w:val="single" w:color="000000" w:sz="4"/>
-            </w:tcBorders>
-            <w:tcMar>
-              <w:top w:type="dxa" w:w="30"/>
-              <w:left w:type="dxa" w:w="70"/>
-              <w:bottom w:type="dxa" w:w="30"/>
-              <w:right w:type="dxa" w:w="70"/>
-            </w:tcMar>
-            <w:vAlign w:val="center"/>
-          </w:tcPr>
-          <w:p>
-            <w:pPr>
-              <w:spacing w:after="0" w:before="0" w:line="240" w:lineRule="auto"/>
-              <w:jc w:val="left"/>
-            </w:pPr>
-          </w:p>
-        </w:tc>
-        <w:tc>
-          <w:tcPr>
-            <w:tcW w:type="dxa" w:w="901"/>
-            <w:tcBorders>
-              <w:top w:val="single" w:color="000000" w:sz="4"/>
-              <w:left w:val="single" w:color="000000" w:sz="4"/>
-              <w:bottom w:val="single" w:color="000000" w:sz="4"/>
-              <w:right w:val="single" w:color="000000" w:sz="4"/>
-            </w:tcBorders>
-            <w:tcMar>
-              <w:top w:type="dxa" w:w="30"/>
-              <w:left w:type="dxa" w:w="70"/>
-              <w:bottom w:type="dxa" w:w="30"/>
-              <w:right w:type="dxa" w:w="70"/>
-            </w:tcMar>
-            <w:vAlign w:val="center"/>
-          </w:tcPr>
-          <w:p>
-            <w:pPr>
-              <w:spacing w:after="0" w:before="0" w:line="240" w:lineRule="auto"/>
-              <w:jc w:val="left"/>
-            </w:pPr>
-          </w:p>
-        </w:tc>
-        <w:tc>
-          <w:tcPr>
-            <w:tcW w:type="dxa" w:w="887"/>
-            <w:tcBorders>
-              <w:top w:val="single" w:color="000000" w:sz="4"/>
-              <w:left w:val="single" w:color="000000" w:sz="4"/>
-              <w:bottom w:val="single" w:color="000000" w:sz="4"/>
-              <w:right w:val="single" w:color="000000" w:sz="4"/>
-            </w:tcBorders>
-            <w:tcMar>
-              <w:top w:type="dxa" w:w="30"/>
-              <w:left w:type="dxa" w:w="70"/>
-              <w:bottom w:type="dxa" w:w="30"/>
-              <w:right w:type="dxa" w:w="70"/>
-            </w:tcMar>
-            <w:vAlign w:val="center"/>
-          </w:tcPr>
-          <w:p>
-            <w:pPr>
-              <w:spacing w:after="0" w:before="0" w:line="240" w:lineRule="auto"/>
-              <w:jc w:val="left"/>
-            </w:pPr>
-          </w:p>
-        </w:tc>
-        <w:tc>
-          <w:tcPr>
-            <w:tcW w:type="dxa" w:w="901"/>
-            <w:tcBorders>
-              <w:top w:val="single" w:color="000000" w:sz="4"/>
-              <w:left w:val="single" w:color="000000" w:sz="4"/>
-              <w:bottom w:val="single" w:color="000000" w:sz="4"/>
-              <w:right w:val="single" w:color="000000" w:sz="4"/>
-            </w:tcBorders>
-            <w:tcMar>
-              <w:top w:type="dxa" w:w="30"/>
-              <w:left w:type="dxa" w:w="70"/>
-              <w:bottom w:type="dxa" w:w="30"/>
-              <w:right w:type="dxa" w:w="70"/>
-            </w:tcMar>
-            <w:vAlign w:val="center"/>
-          </w:tcPr>
-          <w:p>
-            <w:pPr>
-              <w:spacing w:after="0" w:before="0" w:line="240" w:lineRule="auto"/>
-              <w:jc w:val="left"/>
-            </w:pPr>
-          </w:p>
-        </w:tc>
-        <w:tc>
-          <w:tcPr>
-            <w:tcW w:type="dxa" w:w="895"/>
+            <w:tcW w:type="dxa" w:w="1023"/>
+            <w:tcBorders>
+              <w:top w:val="single" w:color="000000" w:sz="4"/>
+              <w:left w:val="single" w:color="000000" w:sz="4"/>
+              <w:bottom w:val="single" w:color="000000" w:sz="4"/>
+              <w:right w:val="single" w:color="000000" w:sz="4"/>
+            </w:tcBorders>
+            <w:tcMar>
+              <w:top w:type="dxa" w:w="30"/>
+              <w:left w:type="dxa" w:w="70"/>
+              <w:bottom w:type="dxa" w:w="30"/>
+              <w:right w:type="dxa" w:w="70"/>
+            </w:tcMar>
+            <w:vAlign w:val="center"/>
+          </w:tcPr>
+          <w:p>
+            <w:pPr>
+              <w:spacing w:after="0" w:before="0" w:line="240" w:lineRule="auto"/>
+              <w:jc w:val="left"/>
+            </w:pPr>
+          </w:p>
+        </w:tc>
+        <w:tc>
+          <w:tcPr>
+            <w:tcW w:type="dxa" w:w="1023"/>
+            <w:tcBorders>
+              <w:top w:val="single" w:color="000000" w:sz="4"/>
+              <w:left w:val="single" w:color="000000" w:sz="4"/>
+              <w:bottom w:val="single" w:color="000000" w:sz="4"/>
+              <w:right w:val="single" w:color="000000" w:sz="4"/>
+            </w:tcBorders>
+            <w:tcMar>
+              <w:top w:type="dxa" w:w="30"/>
+              <w:left w:type="dxa" w:w="70"/>
+              <w:bottom w:type="dxa" w:w="30"/>
+              <w:right w:type="dxa" w:w="70"/>
+            </w:tcMar>
+            <w:vAlign w:val="center"/>
+          </w:tcPr>
+          <w:p>
+            <w:pPr>
+              <w:spacing w:after="0" w:before="0" w:line="240" w:lineRule="auto"/>
+              <w:jc w:val="left"/>
+            </w:pPr>
+          </w:p>
+        </w:tc>
+        <w:tc>
+          <w:tcPr>
+            <w:tcW w:type="dxa" w:w="1023"/>
+            <w:tcBorders>
+              <w:top w:val="single" w:color="000000" w:sz="4"/>
+              <w:left w:val="single" w:color="000000" w:sz="4"/>
+              <w:bottom w:val="single" w:color="000000" w:sz="4"/>
+              <w:right w:val="single" w:color="000000" w:sz="4"/>
+            </w:tcBorders>
+            <w:tcMar>
+              <w:top w:type="dxa" w:w="30"/>
+              <w:left w:type="dxa" w:w="70"/>
+              <w:bottom w:type="dxa" w:w="30"/>
+              <w:right w:type="dxa" w:w="70"/>
+            </w:tcMar>
+            <w:vAlign w:val="center"/>
+          </w:tcPr>
+          <w:p>
+            <w:pPr>
+              <w:spacing w:after="0" w:before="0" w:line="240" w:lineRule="auto"/>
+              <w:jc w:val="left"/>
+            </w:pPr>
+          </w:p>
+        </w:tc>
+        <w:tc>
+          <w:tcPr>
+            <w:tcW w:type="dxa" w:w="766"/>
+            <w:tcBorders>
+              <w:top w:val="single" w:color="000000" w:sz="4"/>
+              <w:left w:val="single" w:color="000000" w:sz="4"/>
+              <w:bottom w:val="single" w:color="000000" w:sz="4"/>
+              <w:right w:val="single" w:color="000000" w:sz="4"/>
+            </w:tcBorders>
+            <w:tcMar>
+              <w:top w:type="dxa" w:w="30"/>
+              <w:left w:type="dxa" w:w="70"/>
+              <w:bottom w:type="dxa" w:w="30"/>
+              <w:right w:type="dxa" w:w="70"/>
+            </w:tcMar>
+            <w:vAlign w:val="center"/>
+          </w:tcPr>
+          <w:p>
+            <w:pPr>
+              <w:spacing w:after="0" w:before="0" w:line="240" w:lineRule="auto"/>
+              <w:jc w:val="left"/>
+            </w:pPr>
+          </w:p>
+        </w:tc>
+        <w:tc>
+          <w:tcPr>
+            <w:tcW w:type="dxa" w:w="1023"/>
+            <w:tcBorders>
+              <w:top w:val="single" w:color="000000" w:sz="4"/>
+              <w:left w:val="single" w:color="000000" w:sz="4"/>
+              <w:bottom w:val="single" w:color="000000" w:sz="4"/>
+              <w:right w:val="single" w:color="000000" w:sz="4"/>
+            </w:tcBorders>
+            <w:tcMar>
+              <w:top w:type="dxa" w:w="30"/>
+              <w:left w:type="dxa" w:w="70"/>
+              <w:bottom w:type="dxa" w:w="30"/>
+              <w:right w:type="dxa" w:w="70"/>
+            </w:tcMar>
+            <w:vAlign w:val="center"/>
+          </w:tcPr>
+          <w:p>
+            <w:pPr>
+              <w:spacing w:after="0" w:before="0" w:line="240" w:lineRule="auto"/>
+              <w:jc w:val="left"/>
+            </w:pPr>
+          </w:p>
+        </w:tc>
+        <w:tc>
+          <w:tcPr>
+            <w:tcW w:type="dxa" w:w="896"/>
             <w:tcBorders>
               <w:top w:val="single" w:color="000000" w:sz="4"/>
               <w:left w:val="single" w:color="000000" w:sz="4"/>
@@ -1435,7 +1435,7 @@
         </w:trPr>
         <w:tc>
           <w:tcPr>
-            <w:tcW w:type="dxa" w:w="655"/>
+            <w:tcW w:type="dxa" w:w="695"/>
             <w:tcBorders>
               <w:top w:val="single" w:color="000000" w:sz="4"/>
               <w:left w:val="single" w:color="000000" w:sz="4"/>
@@ -1471,151 +1471,151 @@
         </w:tc>
         <w:tc>
           <w:tcPr>
-            <w:tcW w:type="dxa" w:w="1032"/>
-            <w:tcBorders>
-              <w:top w:val="single" w:color="000000" w:sz="4"/>
-              <w:left w:val="single" w:color="000000" w:sz="4"/>
-              <w:bottom w:val="single" w:color="000000" w:sz="4"/>
-              <w:right w:val="single" w:color="000000" w:sz="4"/>
-            </w:tcBorders>
-            <w:tcMar>
-              <w:top w:type="dxa" w:w="30"/>
-              <w:left w:type="dxa" w:w="70"/>
-              <w:bottom w:type="dxa" w:w="30"/>
-              <w:right w:type="dxa" w:w="70"/>
-            </w:tcMar>
-            <w:vAlign w:val="center"/>
-          </w:tcPr>
-          <w:p>
-            <w:pPr>
-              <w:spacing w:after="0" w:before="0" w:line="240" w:lineRule="auto"/>
-              <w:jc w:val="left"/>
-            </w:pPr>
-          </w:p>
-        </w:tc>
-        <w:tc>
-          <w:tcPr>
-            <w:tcW w:type="dxa" w:w="2755"/>
-            <w:tcBorders>
-              <w:top w:val="single" w:color="000000" w:sz="4"/>
-              <w:left w:val="single" w:color="000000" w:sz="4"/>
-              <w:bottom w:val="single" w:color="000000" w:sz="4"/>
-              <w:right w:val="single" w:color="000000" w:sz="4"/>
-            </w:tcBorders>
-            <w:tcMar>
-              <w:top w:type="dxa" w:w="30"/>
-              <w:left w:type="dxa" w:w="70"/>
-              <w:bottom w:type="dxa" w:w="30"/>
-              <w:right w:type="dxa" w:w="70"/>
-            </w:tcMar>
-            <w:vAlign w:val="center"/>
-          </w:tcPr>
-          <w:p>
-            <w:pPr>
-              <w:spacing w:after="0" w:before="0" w:line="240" w:lineRule="auto"/>
-              <w:jc w:val="left"/>
-            </w:pPr>
-          </w:p>
-        </w:tc>
-        <w:tc>
-          <w:tcPr>
-            <w:tcW w:type="dxa" w:w="999"/>
-            <w:tcBorders>
-              <w:top w:val="single" w:color="000000" w:sz="4"/>
-              <w:left w:val="single" w:color="000000" w:sz="4"/>
-              <w:bottom w:val="single" w:color="000000" w:sz="4"/>
-              <w:right w:val="single" w:color="000000" w:sz="4"/>
-            </w:tcBorders>
-            <w:tcMar>
-              <w:top w:type="dxa" w:w="30"/>
-              <w:left w:type="dxa" w:w="70"/>
-              <w:bottom w:type="dxa" w:w="30"/>
-              <w:right w:type="dxa" w:w="70"/>
-            </w:tcMar>
-            <w:vAlign w:val="center"/>
-          </w:tcPr>
-          <w:p>
-            <w:pPr>
-              <w:spacing w:after="0" w:before="0" w:line="240" w:lineRule="auto"/>
-              <w:jc w:val="left"/>
-            </w:pPr>
-          </w:p>
-        </w:tc>
-        <w:tc>
-          <w:tcPr>
-            <w:tcW w:type="dxa" w:w="901"/>
-            <w:tcBorders>
-              <w:top w:val="single" w:color="000000" w:sz="4"/>
-              <w:left w:val="single" w:color="000000" w:sz="4"/>
-              <w:bottom w:val="single" w:color="000000" w:sz="4"/>
-              <w:right w:val="single" w:color="000000" w:sz="4"/>
-            </w:tcBorders>
-            <w:tcMar>
-              <w:top w:type="dxa" w:w="30"/>
-              <w:left w:type="dxa" w:w="70"/>
-              <w:bottom w:type="dxa" w:w="30"/>
-              <w:right w:type="dxa" w:w="70"/>
-            </w:tcMar>
-            <w:vAlign w:val="center"/>
-          </w:tcPr>
-          <w:p>
-            <w:pPr>
-              <w:spacing w:after="0" w:before="0" w:line="240" w:lineRule="auto"/>
-              <w:jc w:val="left"/>
-            </w:pPr>
-          </w:p>
-        </w:tc>
-        <w:tc>
-          <w:tcPr>
-            <w:tcW w:type="dxa" w:w="887"/>
-            <w:tcBorders>
-              <w:top w:val="single" w:color="000000" w:sz="4"/>
-              <w:left w:val="single" w:color="000000" w:sz="4"/>
-              <w:bottom w:val="single" w:color="000000" w:sz="4"/>
-              <w:right w:val="single" w:color="000000" w:sz="4"/>
-            </w:tcBorders>
-            <w:tcMar>
-              <w:top w:type="dxa" w:w="30"/>
-              <w:left w:type="dxa" w:w="70"/>
-              <w:bottom w:type="dxa" w:w="30"/>
-              <w:right w:type="dxa" w:w="70"/>
-            </w:tcMar>
-            <w:vAlign w:val="center"/>
-          </w:tcPr>
-          <w:p>
-            <w:pPr>
-              <w:spacing w:after="0" w:before="0" w:line="240" w:lineRule="auto"/>
-              <w:jc w:val="left"/>
-            </w:pPr>
-          </w:p>
-        </w:tc>
-        <w:tc>
-          <w:tcPr>
-            <w:tcW w:type="dxa" w:w="901"/>
-            <w:tcBorders>
-              <w:top w:val="single" w:color="000000" w:sz="4"/>
-              <w:left w:val="single" w:color="000000" w:sz="4"/>
-              <w:bottom w:val="single" w:color="000000" w:sz="4"/>
-              <w:right w:val="single" w:color="000000" w:sz="4"/>
-            </w:tcBorders>
-            <w:tcMar>
-              <w:top w:type="dxa" w:w="30"/>
-              <w:left w:type="dxa" w:w="70"/>
-              <w:bottom w:type="dxa" w:w="30"/>
-              <w:right w:type="dxa" w:w="70"/>
-            </w:tcMar>
-            <w:vAlign w:val="center"/>
-          </w:tcPr>
-          <w:p>
-            <w:pPr>
-              <w:spacing w:after="0" w:before="0" w:line="240" w:lineRule="auto"/>
-              <w:jc w:val="left"/>
-            </w:pPr>
-          </w:p>
-        </w:tc>
-        <w:tc>
-          <w:tcPr>
-            <w:tcW w:type="dxa" w:w="895"/>
+            <w:tcW w:type="dxa" w:w="2576"/>
+            <w:tcBorders>
+              <w:top w:val="single" w:color="000000" w:sz="4"/>
+              <w:left w:val="single" w:color="000000" w:sz="4"/>
+              <w:bottom w:val="single" w:color="000000" w:sz="4"/>
+              <w:right w:val="single" w:color="000000" w:sz="4"/>
+            </w:tcBorders>
+            <w:tcMar>
+              <w:top w:type="dxa" w:w="30"/>
+              <w:left w:type="dxa" w:w="70"/>
+              <w:bottom w:type="dxa" w:w="30"/>
+              <w:right w:type="dxa" w:w="70"/>
+            </w:tcMar>
+            <w:vAlign w:val="center"/>
+          </w:tcPr>
+          <w:p>
+            <w:pPr>
+              <w:spacing w:after="0" w:before="0" w:line="240" w:lineRule="auto"/>
+              <w:jc w:val="left"/>
+            </w:pPr>
+          </w:p>
+        </w:tc>
+        <w:tc>
+          <w:tcPr>
+            <w:tcW w:type="dxa" w:w="1023"/>
+            <w:tcBorders>
+              <w:top w:val="single" w:color="000000" w:sz="4"/>
+              <w:left w:val="single" w:color="000000" w:sz="4"/>
+              <w:bottom w:val="single" w:color="000000" w:sz="4"/>
+              <w:right w:val="single" w:color="000000" w:sz="4"/>
+            </w:tcBorders>
+            <w:tcMar>
+              <w:top w:type="dxa" w:w="30"/>
+              <w:left w:type="dxa" w:w="70"/>
+              <w:bottom w:type="dxa" w:w="30"/>
+              <w:right w:type="dxa" w:w="70"/>
+            </w:tcMar>
+            <w:vAlign w:val="center"/>
+          </w:tcPr>
+          <w:p>
+            <w:pPr>
+              <w:spacing w:after="0" w:before="0" w:line="240" w:lineRule="auto"/>
+              <w:jc w:val="left"/>
+            </w:pPr>
+          </w:p>
+        </w:tc>
+        <w:tc>
+          <w:tcPr>
+            <w:tcW w:type="dxa" w:w="1023"/>
+            <w:tcBorders>
+              <w:top w:val="single" w:color="000000" w:sz="4"/>
+              <w:left w:val="single" w:color="000000" w:sz="4"/>
+              <w:bottom w:val="single" w:color="000000" w:sz="4"/>
+              <w:right w:val="single" w:color="000000" w:sz="4"/>
+            </w:tcBorders>
+            <w:tcMar>
+              <w:top w:type="dxa" w:w="30"/>
+              <w:left w:type="dxa" w:w="70"/>
+              <w:bottom w:type="dxa" w:w="30"/>
+              <w:right w:type="dxa" w:w="70"/>
+            </w:tcMar>
+            <w:vAlign w:val="center"/>
+          </w:tcPr>
+          <w:p>
+            <w:pPr>
+              <w:spacing w:after="0" w:before="0" w:line="240" w:lineRule="auto"/>
+              <w:jc w:val="left"/>
+            </w:pPr>
+          </w:p>
+        </w:tc>
+        <w:tc>
+          <w:tcPr>
+            <w:tcW w:type="dxa" w:w="1023"/>
+            <w:tcBorders>
+              <w:top w:val="single" w:color="000000" w:sz="4"/>
+              <w:left w:val="single" w:color="000000" w:sz="4"/>
+              <w:bottom w:val="single" w:color="000000" w:sz="4"/>
+              <w:right w:val="single" w:color="000000" w:sz="4"/>
+            </w:tcBorders>
+            <w:tcMar>
+              <w:top w:type="dxa" w:w="30"/>
+              <w:left w:type="dxa" w:w="70"/>
+              <w:bottom w:type="dxa" w:w="30"/>
+              <w:right w:type="dxa" w:w="70"/>
+            </w:tcMar>
+            <w:vAlign w:val="center"/>
+          </w:tcPr>
+          <w:p>
+            <w:pPr>
+              <w:spacing w:after="0" w:before="0" w:line="240" w:lineRule="auto"/>
+              <w:jc w:val="left"/>
+            </w:pPr>
+          </w:p>
+        </w:tc>
+        <w:tc>
+          <w:tcPr>
+            <w:tcW w:type="dxa" w:w="766"/>
+            <w:tcBorders>
+              <w:top w:val="single" w:color="000000" w:sz="4"/>
+              <w:left w:val="single" w:color="000000" w:sz="4"/>
+              <w:bottom w:val="single" w:color="000000" w:sz="4"/>
+              <w:right w:val="single" w:color="000000" w:sz="4"/>
+            </w:tcBorders>
+            <w:tcMar>
+              <w:top w:type="dxa" w:w="30"/>
+              <w:left w:type="dxa" w:w="70"/>
+              <w:bottom w:type="dxa" w:w="30"/>
+              <w:right w:type="dxa" w:w="70"/>
+            </w:tcMar>
+            <w:vAlign w:val="center"/>
+          </w:tcPr>
+          <w:p>
+            <w:pPr>
+              <w:spacing w:after="0" w:before="0" w:line="240" w:lineRule="auto"/>
+              <w:jc w:val="left"/>
+            </w:pPr>
+          </w:p>
+        </w:tc>
+        <w:tc>
+          <w:tcPr>
+            <w:tcW w:type="dxa" w:w="1023"/>
+            <w:tcBorders>
+              <w:top w:val="single" w:color="000000" w:sz="4"/>
+              <w:left w:val="single" w:color="000000" w:sz="4"/>
+              <w:bottom w:val="single" w:color="000000" w:sz="4"/>
+              <w:right w:val="single" w:color="000000" w:sz="4"/>
+            </w:tcBorders>
+            <w:tcMar>
+              <w:top w:type="dxa" w:w="30"/>
+              <w:left w:type="dxa" w:w="70"/>
+              <w:bottom w:type="dxa" w:w="30"/>
+              <w:right w:type="dxa" w:w="70"/>
+            </w:tcMar>
+            <w:vAlign w:val="center"/>
+          </w:tcPr>
+          <w:p>
+            <w:pPr>
+              <w:spacing w:after="0" w:before="0" w:line="240" w:lineRule="auto"/>
+              <w:jc w:val="left"/>
+            </w:pPr>
+          </w:p>
+        </w:tc>
+        <w:tc>
+          <w:tcPr>
+            <w:tcW w:type="dxa" w:w="896"/>
             <w:tcBorders>
               <w:top w:val="single" w:color="000000" w:sz="4"/>
               <w:left w:val="single" w:color="000000" w:sz="4"/>
@@ -1698,11 +1698,11 @@
         <w:tblLayout w:type="autofit"/>
       </w:tblPr>
       <w:tblGrid>
-        <w:gridCol w:w="2737"/>
-        <w:gridCol w:w="1557"/>
-        <w:gridCol w:w="1613"/>
-        <w:gridCol w:w="1557"/>
-        <w:gridCol w:w="1561"/>
+        <w:gridCol w:w="3588"/>
+        <w:gridCol w:w="866"/>
+        <w:gridCol w:w="1338"/>
+        <w:gridCol w:w="1338"/>
+        <w:gridCol w:w="1895"/>
       </w:tblGrid>
       <w:tr>
         <w:trPr>
@@ -1711,7 +1711,7 @@
         </w:trPr>
         <w:tc>
           <w:tcPr>
-            <w:tcW w:type="dxa" w:w="2737"/>
+            <w:tcW w:type="dxa" w:w="3588"/>
             <w:tcBorders>
               <w:top w:val="single" w:color="000000" w:sz="4"/>
               <w:left w:val="single" w:color="000000" w:sz="4"/>
@@ -1748,7 +1748,7 @@
         </w:tc>
         <w:tc>
           <w:tcPr>
-            <w:tcW w:type="dxa" w:w="1557"/>
+            <w:tcW w:type="dxa" w:w="866"/>
             <w:tcBorders>
               <w:top w:val="single" w:color="000000" w:sz="4"/>
               <w:left w:val="single" w:color="000000" w:sz="4"/>
@@ -1785,7 +1785,7 @@
         </w:tc>
         <w:tc>
           <w:tcPr>
-            <w:tcW w:type="dxa" w:w="1613"/>
+            <w:tcW w:type="dxa" w:w="1338"/>
             <w:tcBorders>
               <w:top w:val="single" w:color="000000" w:sz="4"/>
               <w:left w:val="single" w:color="000000" w:sz="4"/>
@@ -1822,7 +1822,7 @@
         </w:tc>
         <w:tc>
           <w:tcPr>
-            <w:tcW w:type="dxa" w:w="1557"/>
+            <w:tcW w:type="dxa" w:w="1338"/>
             <w:tcBorders>
               <w:top w:val="single" w:color="000000" w:sz="4"/>
               <w:left w:val="single" w:color="000000" w:sz="4"/>
@@ -1859,7 +1859,7 @@
         </w:tc>
         <w:tc>
           <w:tcPr>
-            <w:tcW w:type="dxa" w:w="1561"/>
+            <w:tcW w:type="dxa" w:w="1895"/>
             <w:tcBorders>
               <w:top w:val="single" w:color="000000" w:sz="4"/>
               <w:left w:val="single" w:color="000000" w:sz="4"/>
@@ -1902,7 +1902,7 @@
         </w:trPr>
         <w:tc>
           <w:tcPr>
-            <w:tcW w:type="dxa" w:w="2737"/>
+            <w:tcW w:type="dxa" w:w="3588"/>
             <w:tcBorders>
               <w:top w:val="single" w:color="000000" w:sz="4"/>
               <w:left w:val="single" w:color="000000" w:sz="4"/>
@@ -1938,79 +1938,79 @@
         </w:tc>
         <w:tc>
           <w:tcPr>
-            <w:tcW w:type="dxa" w:w="1557"/>
-            <w:tcBorders>
-              <w:top w:val="single" w:color="000000" w:sz="4"/>
-              <w:left w:val="single" w:color="000000" w:sz="4"/>
-              <w:bottom w:val="single" w:color="000000" w:sz="4"/>
-              <w:right w:val="single" w:color="000000" w:sz="4"/>
-            </w:tcBorders>
-            <w:tcMar>
-              <w:top w:type="dxa" w:w="30"/>
-              <w:left w:type="dxa" w:w="70"/>
-              <w:bottom w:type="dxa" w:w="30"/>
-              <w:right w:type="dxa" w:w="70"/>
-            </w:tcMar>
-            <w:vAlign w:val="center"/>
-          </w:tcPr>
-          <w:p>
-            <w:pPr>
-              <w:spacing w:after="0" w:before="0" w:line="240" w:lineRule="auto"/>
-              <w:jc w:val="left"/>
-            </w:pPr>
-          </w:p>
-        </w:tc>
-        <w:tc>
-          <w:tcPr>
-            <w:tcW w:type="dxa" w:w="1613"/>
-            <w:tcBorders>
-              <w:top w:val="single" w:color="000000" w:sz="4"/>
-              <w:left w:val="single" w:color="000000" w:sz="4"/>
-              <w:bottom w:val="single" w:color="000000" w:sz="4"/>
-              <w:right w:val="single" w:color="000000" w:sz="4"/>
-            </w:tcBorders>
-            <w:tcMar>
-              <w:top w:type="dxa" w:w="30"/>
-              <w:left w:type="dxa" w:w="70"/>
-              <w:bottom w:type="dxa" w:w="30"/>
-              <w:right w:type="dxa" w:w="70"/>
-            </w:tcMar>
-            <w:vAlign w:val="center"/>
-          </w:tcPr>
-          <w:p>
-            <w:pPr>
-              <w:spacing w:after="0" w:before="0" w:line="240" w:lineRule="auto"/>
-              <w:jc w:val="left"/>
-            </w:pPr>
-          </w:p>
-        </w:tc>
-        <w:tc>
-          <w:tcPr>
-            <w:tcW w:type="dxa" w:w="1557"/>
-            <w:tcBorders>
-              <w:top w:val="single" w:color="000000" w:sz="4"/>
-              <w:left w:val="single" w:color="000000" w:sz="4"/>
-              <w:bottom w:val="single" w:color="000000" w:sz="4"/>
-              <w:right w:val="single" w:color="000000" w:sz="4"/>
-            </w:tcBorders>
-            <w:tcMar>
-              <w:top w:type="dxa" w:w="30"/>
-              <w:left w:type="dxa" w:w="70"/>
-              <w:bottom w:type="dxa" w:w="30"/>
-              <w:right w:type="dxa" w:w="70"/>
-            </w:tcMar>
-            <w:vAlign w:val="center"/>
-          </w:tcPr>
-          <w:p>
-            <w:pPr>
-              <w:spacing w:after="0" w:before="0" w:line="240" w:lineRule="auto"/>
-              <w:jc w:val="left"/>
-            </w:pPr>
-          </w:p>
-        </w:tc>
-        <w:tc>
-          <w:tcPr>
-            <w:tcW w:type="dxa" w:w="1561"/>
+            <w:tcW w:type="dxa" w:w="866"/>
+            <w:tcBorders>
+              <w:top w:val="single" w:color="000000" w:sz="4"/>
+              <w:left w:val="single" w:color="000000" w:sz="4"/>
+              <w:bottom w:val="single" w:color="000000" w:sz="4"/>
+              <w:right w:val="single" w:color="000000" w:sz="4"/>
+            </w:tcBorders>
+            <w:tcMar>
+              <w:top w:type="dxa" w:w="30"/>
+              <w:left w:type="dxa" w:w="70"/>
+              <w:bottom w:type="dxa" w:w="30"/>
+              <w:right w:type="dxa" w:w="70"/>
+            </w:tcMar>
+            <w:vAlign w:val="center"/>
+          </w:tcPr>
+          <w:p>
+            <w:pPr>
+              <w:spacing w:after="0" w:before="0" w:line="240" w:lineRule="auto"/>
+              <w:jc w:val="left"/>
+            </w:pPr>
+          </w:p>
+        </w:tc>
+        <w:tc>
+          <w:tcPr>
+            <w:tcW w:type="dxa" w:w="1338"/>
+            <w:tcBorders>
+              <w:top w:val="single" w:color="000000" w:sz="4"/>
+              <w:left w:val="single" w:color="000000" w:sz="4"/>
+              <w:bottom w:val="single" w:color="000000" w:sz="4"/>
+              <w:right w:val="single" w:color="000000" w:sz="4"/>
+            </w:tcBorders>
+            <w:tcMar>
+              <w:top w:type="dxa" w:w="30"/>
+              <w:left w:type="dxa" w:w="70"/>
+              <w:bottom w:type="dxa" w:w="30"/>
+              <w:right w:type="dxa" w:w="70"/>
+            </w:tcMar>
+            <w:vAlign w:val="center"/>
+          </w:tcPr>
+          <w:p>
+            <w:pPr>
+              <w:spacing w:after="0" w:before="0" w:line="240" w:lineRule="auto"/>
+              <w:jc w:val="left"/>
+            </w:pPr>
+          </w:p>
+        </w:tc>
+        <w:tc>
+          <w:tcPr>
+            <w:tcW w:type="dxa" w:w="1338"/>
+            <w:tcBorders>
+              <w:top w:val="single" w:color="000000" w:sz="4"/>
+              <w:left w:val="single" w:color="000000" w:sz="4"/>
+              <w:bottom w:val="single" w:color="000000" w:sz="4"/>
+              <w:right w:val="single" w:color="000000" w:sz="4"/>
+            </w:tcBorders>
+            <w:tcMar>
+              <w:top w:type="dxa" w:w="30"/>
+              <w:left w:type="dxa" w:w="70"/>
+              <w:bottom w:type="dxa" w:w="30"/>
+              <w:right w:type="dxa" w:w="70"/>
+            </w:tcMar>
+            <w:vAlign w:val="center"/>
+          </w:tcPr>
+          <w:p>
+            <w:pPr>
+              <w:spacing w:after="0" w:before="0" w:line="240" w:lineRule="auto"/>
+              <w:jc w:val="left"/>
+            </w:pPr>
+          </w:p>
+        </w:tc>
+        <w:tc>
+          <w:tcPr>
+            <w:tcW w:type="dxa" w:w="1895"/>
             <w:tcBorders>
               <w:top w:val="single" w:color="000000" w:sz="4"/>
               <w:left w:val="single" w:color="000000" w:sz="4"/>
@@ -2052,7 +2052,7 @@
         </w:trPr>
         <w:tc>
           <w:tcPr>
-            <w:tcW w:type="dxa" w:w="2737"/>
+            <w:tcW w:type="dxa" w:w="3588"/>
             <w:tcBorders>
               <w:top w:val="single" w:color="000000" w:sz="4"/>
               <w:left w:val="single" w:color="000000" w:sz="4"/>
@@ -2088,79 +2088,79 @@
         </w:tc>
         <w:tc>
           <w:tcPr>
-            <w:tcW w:type="dxa" w:w="1557"/>
-            <w:tcBorders>
-              <w:top w:val="single" w:color="000000" w:sz="4"/>
-              <w:left w:val="single" w:color="000000" w:sz="4"/>
-              <w:bottom w:val="single" w:color="000000" w:sz="4"/>
-              <w:right w:val="single" w:color="000000" w:sz="4"/>
-            </w:tcBorders>
-            <w:tcMar>
-              <w:top w:type="dxa" w:w="30"/>
-              <w:left w:type="dxa" w:w="70"/>
-              <w:bottom w:type="dxa" w:w="30"/>
-              <w:right w:type="dxa" w:w="70"/>
-            </w:tcMar>
-            <w:vAlign w:val="center"/>
-          </w:tcPr>
-          <w:p>
-            <w:pPr>
-              <w:spacing w:after="0" w:before="0" w:line="240" w:lineRule="auto"/>
-              <w:jc w:val="left"/>
-            </w:pPr>
-          </w:p>
-        </w:tc>
-        <w:tc>
-          <w:tcPr>
-            <w:tcW w:type="dxa" w:w="1613"/>
-            <w:tcBorders>
-              <w:top w:val="single" w:color="000000" w:sz="4"/>
-              <w:left w:val="single" w:color="000000" w:sz="4"/>
-              <w:bottom w:val="single" w:color="000000" w:sz="4"/>
-              <w:right w:val="single" w:color="000000" w:sz="4"/>
-            </w:tcBorders>
-            <w:tcMar>
-              <w:top w:type="dxa" w:w="30"/>
-              <w:left w:type="dxa" w:w="70"/>
-              <w:bottom w:type="dxa" w:w="30"/>
-              <w:right w:type="dxa" w:w="70"/>
-            </w:tcMar>
-            <w:vAlign w:val="center"/>
-          </w:tcPr>
-          <w:p>
-            <w:pPr>
-              <w:spacing w:after="0" w:before="0" w:line="240" w:lineRule="auto"/>
-              <w:jc w:val="left"/>
-            </w:pPr>
-          </w:p>
-        </w:tc>
-        <w:tc>
-          <w:tcPr>
-            <w:tcW w:type="dxa" w:w="1557"/>
-            <w:tcBorders>
-              <w:top w:val="single" w:color="000000" w:sz="4"/>
-              <w:left w:val="single" w:color="000000" w:sz="4"/>
-              <w:bottom w:val="single" w:color="000000" w:sz="4"/>
-              <w:right w:val="single" w:color="000000" w:sz="4"/>
-            </w:tcBorders>
-            <w:tcMar>
-              <w:top w:type="dxa" w:w="30"/>
-              <w:left w:type="dxa" w:w="70"/>
-              <w:bottom w:type="dxa" w:w="30"/>
-              <w:right w:type="dxa" w:w="70"/>
-            </w:tcMar>
-            <w:vAlign w:val="center"/>
-          </w:tcPr>
-          <w:p>
-            <w:pPr>
-              <w:spacing w:after="0" w:before="0" w:line="240" w:lineRule="auto"/>
-              <w:jc w:val="left"/>
-            </w:pPr>
-          </w:p>
-        </w:tc>
-        <w:tc>
-          <w:tcPr>
-            <w:tcW w:type="dxa" w:w="1561"/>
+            <w:tcW w:type="dxa" w:w="866"/>
+            <w:tcBorders>
+              <w:top w:val="single" w:color="000000" w:sz="4"/>
+              <w:left w:val="single" w:color="000000" w:sz="4"/>
+              <w:bottom w:val="single" w:color="000000" w:sz="4"/>
+              <w:right w:val="single" w:color="000000" w:sz="4"/>
+            </w:tcBorders>
+            <w:tcMar>
+              <w:top w:type="dxa" w:w="30"/>
+              <w:left w:type="dxa" w:w="70"/>
+              <w:bottom w:type="dxa" w:w="30"/>
+              <w:right w:type="dxa" w:w="70"/>
+            </w:tcMar>
+            <w:vAlign w:val="center"/>
+          </w:tcPr>
+          <w:p>
+            <w:pPr>
+              <w:spacing w:after="0" w:before="0" w:line="240" w:lineRule="auto"/>
+              <w:jc w:val="left"/>
+            </w:pPr>
+          </w:p>
+        </w:tc>
+        <w:tc>
+          <w:tcPr>
+            <w:tcW w:type="dxa" w:w="1338"/>
+            <w:tcBorders>
+              <w:top w:val="single" w:color="000000" w:sz="4"/>
+              <w:left w:val="single" w:color="000000" w:sz="4"/>
+              <w:bottom w:val="single" w:color="000000" w:sz="4"/>
+              <w:right w:val="single" w:color="000000" w:sz="4"/>
+            </w:tcBorders>
+            <w:tcMar>
+              <w:top w:type="dxa" w:w="30"/>
+              <w:left w:type="dxa" w:w="70"/>
+              <w:bottom w:type="dxa" w:w="30"/>
+              <w:right w:type="dxa" w:w="70"/>
+            </w:tcMar>
+            <w:vAlign w:val="center"/>
+          </w:tcPr>
+          <w:p>
+            <w:pPr>
+              <w:spacing w:after="0" w:before="0" w:line="240" w:lineRule="auto"/>
+              <w:jc w:val="left"/>
+            </w:pPr>
+          </w:p>
+        </w:tc>
+        <w:tc>
+          <w:tcPr>
+            <w:tcW w:type="dxa" w:w="1338"/>
+            <w:tcBorders>
+              <w:top w:val="single" w:color="000000" w:sz="4"/>
+              <w:left w:val="single" w:color="000000" w:sz="4"/>
+              <w:bottom w:val="single" w:color="000000" w:sz="4"/>
+              <w:right w:val="single" w:color="000000" w:sz="4"/>
+            </w:tcBorders>
+            <w:tcMar>
+              <w:top w:type="dxa" w:w="30"/>
+              <w:left w:type="dxa" w:w="70"/>
+              <w:bottom w:type="dxa" w:w="30"/>
+              <w:right w:type="dxa" w:w="70"/>
+            </w:tcMar>
+            <w:vAlign w:val="center"/>
+          </w:tcPr>
+          <w:p>
+            <w:pPr>
+              <w:spacing w:after="0" w:before="0" w:line="240" w:lineRule="auto"/>
+              <w:jc w:val="left"/>
+            </w:pPr>
+          </w:p>
+        </w:tc>
+        <w:tc>
+          <w:tcPr>
+            <w:tcW w:type="dxa" w:w="1895"/>
             <w:tcBorders>
               <w:top w:val="single" w:color="000000" w:sz="4"/>
               <w:left w:val="single" w:color="000000" w:sz="4"/>
@@ -2202,7 +2202,7 @@
         </w:trPr>
         <w:tc>
           <w:tcPr>
-            <w:tcW w:type="dxa" w:w="2737"/>
+            <w:tcW w:type="dxa" w:w="3588"/>
             <w:tcBorders>
               <w:top w:val="single" w:color="000000" w:sz="4"/>
               <w:left w:val="single" w:color="000000" w:sz="4"/>
@@ -2238,79 +2238,79 @@
         </w:tc>
         <w:tc>
           <w:tcPr>
-            <w:tcW w:type="dxa" w:w="1557"/>
-            <w:tcBorders>
-              <w:top w:val="single" w:color="000000" w:sz="4"/>
-              <w:left w:val="single" w:color="000000" w:sz="4"/>
-              <w:bottom w:val="single" w:color="000000" w:sz="4"/>
-              <w:right w:val="single" w:color="000000" w:sz="4"/>
-            </w:tcBorders>
-            <w:tcMar>
-              <w:top w:type="dxa" w:w="30"/>
-              <w:left w:type="dxa" w:w="70"/>
-              <w:bottom w:type="dxa" w:w="30"/>
-              <w:right w:type="dxa" w:w="70"/>
-            </w:tcMar>
-            <w:vAlign w:val="center"/>
-          </w:tcPr>
-          <w:p>
-            <w:pPr>
-              <w:spacing w:after="0" w:before="0" w:line="240" w:lineRule="auto"/>
-              <w:jc w:val="left"/>
-            </w:pPr>
-          </w:p>
-        </w:tc>
-        <w:tc>
-          <w:tcPr>
-            <w:tcW w:type="dxa" w:w="1613"/>
-            <w:tcBorders>
-              <w:top w:val="single" w:color="000000" w:sz="4"/>
-              <w:left w:val="single" w:color="000000" w:sz="4"/>
-              <w:bottom w:val="single" w:color="000000" w:sz="4"/>
-              <w:right w:val="single" w:color="000000" w:sz="4"/>
-            </w:tcBorders>
-            <w:tcMar>
-              <w:top w:type="dxa" w:w="30"/>
-              <w:left w:type="dxa" w:w="70"/>
-              <w:bottom w:type="dxa" w:w="30"/>
-              <w:right w:type="dxa" w:w="70"/>
-            </w:tcMar>
-            <w:vAlign w:val="center"/>
-          </w:tcPr>
-          <w:p>
-            <w:pPr>
-              <w:spacing w:after="0" w:before="0" w:line="240" w:lineRule="auto"/>
-              <w:jc w:val="left"/>
-            </w:pPr>
-          </w:p>
-        </w:tc>
-        <w:tc>
-          <w:tcPr>
-            <w:tcW w:type="dxa" w:w="1557"/>
-            <w:tcBorders>
-              <w:top w:val="single" w:color="000000" w:sz="4"/>
-              <w:left w:val="single" w:color="000000" w:sz="4"/>
-              <w:bottom w:val="single" w:color="000000" w:sz="4"/>
-              <w:right w:val="single" w:color="000000" w:sz="4"/>
-            </w:tcBorders>
-            <w:tcMar>
-              <w:top w:type="dxa" w:w="30"/>
-              <w:left w:type="dxa" w:w="70"/>
-              <w:bottom w:type="dxa" w:w="30"/>
-              <w:right w:type="dxa" w:w="70"/>
-            </w:tcMar>
-            <w:vAlign w:val="center"/>
-          </w:tcPr>
-          <w:p>
-            <w:pPr>
-              <w:spacing w:after="0" w:before="0" w:line="240" w:lineRule="auto"/>
-              <w:jc w:val="left"/>
-            </w:pPr>
-          </w:p>
-        </w:tc>
-        <w:tc>
-          <w:tcPr>
-            <w:tcW w:type="dxa" w:w="1561"/>
+            <w:tcW w:type="dxa" w:w="866"/>
+            <w:tcBorders>
+              <w:top w:val="single" w:color="000000" w:sz="4"/>
+              <w:left w:val="single" w:color="000000" w:sz="4"/>
+              <w:bottom w:val="single" w:color="000000" w:sz="4"/>
+              <w:right w:val="single" w:color="000000" w:sz="4"/>
+            </w:tcBorders>
+            <w:tcMar>
+              <w:top w:type="dxa" w:w="30"/>
+              <w:left w:type="dxa" w:w="70"/>
+              <w:bottom w:type="dxa" w:w="30"/>
+              <w:right w:type="dxa" w:w="70"/>
+            </w:tcMar>
+            <w:vAlign w:val="center"/>
+          </w:tcPr>
+          <w:p>
+            <w:pPr>
+              <w:spacing w:after="0" w:before="0" w:line="240" w:lineRule="auto"/>
+              <w:jc w:val="left"/>
+            </w:pPr>
+          </w:p>
+        </w:tc>
+        <w:tc>
+          <w:tcPr>
+            <w:tcW w:type="dxa" w:w="1338"/>
+            <w:tcBorders>
+              <w:top w:val="single" w:color="000000" w:sz="4"/>
+              <w:left w:val="single" w:color="000000" w:sz="4"/>
+              <w:bottom w:val="single" w:color="000000" w:sz="4"/>
+              <w:right w:val="single" w:color="000000" w:sz="4"/>
+            </w:tcBorders>
+            <w:tcMar>
+              <w:top w:type="dxa" w:w="30"/>
+              <w:left w:type="dxa" w:w="70"/>
+              <w:bottom w:type="dxa" w:w="30"/>
+              <w:right w:type="dxa" w:w="70"/>
+            </w:tcMar>
+            <w:vAlign w:val="center"/>
+          </w:tcPr>
+          <w:p>
+            <w:pPr>
+              <w:spacing w:after="0" w:before="0" w:line="240" w:lineRule="auto"/>
+              <w:jc w:val="left"/>
+            </w:pPr>
+          </w:p>
+        </w:tc>
+        <w:tc>
+          <w:tcPr>
+            <w:tcW w:type="dxa" w:w="1338"/>
+            <w:tcBorders>
+              <w:top w:val="single" w:color="000000" w:sz="4"/>
+              <w:left w:val="single" w:color="000000" w:sz="4"/>
+              <w:bottom w:val="single" w:color="000000" w:sz="4"/>
+              <w:right w:val="single" w:color="000000" w:sz="4"/>
+            </w:tcBorders>
+            <w:tcMar>
+              <w:top w:type="dxa" w:w="30"/>
+              <w:left w:type="dxa" w:w="70"/>
+              <w:bottom w:type="dxa" w:w="30"/>
+              <w:right w:type="dxa" w:w="70"/>
+            </w:tcMar>
+            <w:vAlign w:val="center"/>
+          </w:tcPr>
+          <w:p>
+            <w:pPr>
+              <w:spacing w:after="0" w:before="0" w:line="240" w:lineRule="auto"/>
+              <w:jc w:val="left"/>
+            </w:pPr>
+          </w:p>
+        </w:tc>
+        <w:tc>
+          <w:tcPr>
+            <w:tcW w:type="dxa" w:w="1895"/>
             <w:tcBorders>
               <w:top w:val="single" w:color="000000" w:sz="4"/>
               <w:left w:val="single" w:color="000000" w:sz="4"/>
@@ -2353,7 +2353,7 @@
         </w:trPr>
         <w:tc>
           <w:tcPr>
-            <w:tcW w:type="dxa" w:w="2737"/>
+            <w:tcW w:type="dxa" w:w="3588"/>
             <w:tcBorders>
               <w:top w:val="single" w:color="000000" w:sz="4"/>
               <w:left w:val="single" w:color="000000" w:sz="4"/>
@@ -2389,79 +2389,79 @@
         </w:tc>
         <w:tc>
           <w:tcPr>
-            <w:tcW w:type="dxa" w:w="1557"/>
-            <w:tcBorders>
-              <w:top w:val="single" w:color="000000" w:sz="4"/>
-              <w:left w:val="single" w:color="000000" w:sz="4"/>
-              <w:bottom w:val="single" w:color="000000" w:sz="4"/>
-              <w:right w:val="single" w:color="000000" w:sz="4"/>
-            </w:tcBorders>
-            <w:tcMar>
-              <w:top w:type="dxa" w:w="30"/>
-              <w:left w:type="dxa" w:w="70"/>
-              <w:bottom w:type="dxa" w:w="30"/>
-              <w:right w:type="dxa" w:w="70"/>
-            </w:tcMar>
-            <w:vAlign w:val="center"/>
-          </w:tcPr>
-          <w:p>
-            <w:pPr>
-              <w:spacing w:after="0" w:before="0" w:line="240" w:lineRule="auto"/>
-              <w:jc w:val="left"/>
-            </w:pPr>
-          </w:p>
-        </w:tc>
-        <w:tc>
-          <w:tcPr>
-            <w:tcW w:type="dxa" w:w="1613"/>
-            <w:tcBorders>
-              <w:top w:val="single" w:color="000000" w:sz="4"/>
-              <w:left w:val="single" w:color="000000" w:sz="4"/>
-              <w:bottom w:val="single" w:color="000000" w:sz="4"/>
-              <w:right w:val="single" w:color="000000" w:sz="4"/>
-            </w:tcBorders>
-            <w:tcMar>
-              <w:top w:type="dxa" w:w="30"/>
-              <w:left w:type="dxa" w:w="70"/>
-              <w:bottom w:type="dxa" w:w="30"/>
-              <w:right w:type="dxa" w:w="70"/>
-            </w:tcMar>
-            <w:vAlign w:val="center"/>
-          </w:tcPr>
-          <w:p>
-            <w:pPr>
-              <w:spacing w:after="0" w:before="0" w:line="240" w:lineRule="auto"/>
-              <w:jc w:val="left"/>
-            </w:pPr>
-          </w:p>
-        </w:tc>
-        <w:tc>
-          <w:tcPr>
-            <w:tcW w:type="dxa" w:w="1557"/>
-            <w:tcBorders>
-              <w:top w:val="single" w:color="000000" w:sz="4"/>
-              <w:left w:val="single" w:color="000000" w:sz="4"/>
-              <w:bottom w:val="single" w:color="000000" w:sz="4"/>
-              <w:right w:val="single" w:color="000000" w:sz="4"/>
-            </w:tcBorders>
-            <w:tcMar>
-              <w:top w:type="dxa" w:w="30"/>
-              <w:left w:type="dxa" w:w="70"/>
-              <w:bottom w:type="dxa" w:w="30"/>
-              <w:right w:type="dxa" w:w="70"/>
-            </w:tcMar>
-            <w:vAlign w:val="center"/>
-          </w:tcPr>
-          <w:p>
-            <w:pPr>
-              <w:spacing w:after="0" w:before="0" w:line="240" w:lineRule="auto"/>
-              <w:jc w:val="left"/>
-            </w:pPr>
-          </w:p>
-        </w:tc>
-        <w:tc>
-          <w:tcPr>
-            <w:tcW w:type="dxa" w:w="1561"/>
+            <w:tcW w:type="dxa" w:w="866"/>
+            <w:tcBorders>
+              <w:top w:val="single" w:color="000000" w:sz="4"/>
+              <w:left w:val="single" w:color="000000" w:sz="4"/>
+              <w:bottom w:val="single" w:color="000000" w:sz="4"/>
+              <w:right w:val="single" w:color="000000" w:sz="4"/>
+            </w:tcBorders>
+            <w:tcMar>
+              <w:top w:type="dxa" w:w="30"/>
+              <w:left w:type="dxa" w:w="70"/>
+              <w:bottom w:type="dxa" w:w="30"/>
+              <w:right w:type="dxa" w:w="70"/>
+            </w:tcMar>
+            <w:vAlign w:val="center"/>
+          </w:tcPr>
+          <w:p>
+            <w:pPr>
+              <w:spacing w:after="0" w:before="0" w:line="240" w:lineRule="auto"/>
+              <w:jc w:val="left"/>
+            </w:pPr>
+          </w:p>
+        </w:tc>
+        <w:tc>
+          <w:tcPr>
+            <w:tcW w:type="dxa" w:w="1338"/>
+            <w:tcBorders>
+              <w:top w:val="single" w:color="000000" w:sz="4"/>
+              <w:left w:val="single" w:color="000000" w:sz="4"/>
+              <w:bottom w:val="single" w:color="000000" w:sz="4"/>
+              <w:right w:val="single" w:color="000000" w:sz="4"/>
+            </w:tcBorders>
+            <w:tcMar>
+              <w:top w:type="dxa" w:w="30"/>
+              <w:left w:type="dxa" w:w="70"/>
+              <w:bottom w:type="dxa" w:w="30"/>
+              <w:right w:type="dxa" w:w="70"/>
+            </w:tcMar>
+            <w:vAlign w:val="center"/>
+          </w:tcPr>
+          <w:p>
+            <w:pPr>
+              <w:spacing w:after="0" w:before="0" w:line="240" w:lineRule="auto"/>
+              <w:jc w:val="left"/>
+            </w:pPr>
+          </w:p>
+        </w:tc>
+        <w:tc>
+          <w:tcPr>
+            <w:tcW w:type="dxa" w:w="1338"/>
+            <w:tcBorders>
+              <w:top w:val="single" w:color="000000" w:sz="4"/>
+              <w:left w:val="single" w:color="000000" w:sz="4"/>
+              <w:bottom w:val="single" w:color="000000" w:sz="4"/>
+              <w:right w:val="single" w:color="000000" w:sz="4"/>
+            </w:tcBorders>
+            <w:tcMar>
+              <w:top w:type="dxa" w:w="30"/>
+              <w:left w:type="dxa" w:w="70"/>
+              <w:bottom w:type="dxa" w:w="30"/>
+              <w:right w:type="dxa" w:w="70"/>
+            </w:tcMar>
+            <w:vAlign w:val="center"/>
+          </w:tcPr>
+          <w:p>
+            <w:pPr>
+              <w:spacing w:after="0" w:before="0" w:line="240" w:lineRule="auto"/>
+              <w:jc w:val="left"/>
+            </w:pPr>
+          </w:p>
+        </w:tc>
+        <w:tc>
+          <w:tcPr>
+            <w:tcW w:type="dxa" w:w="1895"/>
             <w:tcBorders>
               <w:top w:val="single" w:color="000000" w:sz="4"/>
               <w:left w:val="single" w:color="000000" w:sz="4"/>
@@ -2504,7 +2504,7 @@
         </w:trPr>
         <w:tc>
           <w:tcPr>
-            <w:tcW w:type="dxa" w:w="2737"/>
+            <w:tcW w:type="dxa" w:w="3588"/>
             <w:tcBorders>
               <w:top w:val="single" w:color="000000" w:sz="4"/>
               <w:left w:val="single" w:color="000000" w:sz="4"/>
@@ -2540,79 +2540,79 @@
         </w:tc>
         <w:tc>
           <w:tcPr>
-            <w:tcW w:type="dxa" w:w="1557"/>
-            <w:tcBorders>
-              <w:top w:val="single" w:color="000000" w:sz="4"/>
-              <w:left w:val="single" w:color="000000" w:sz="4"/>
-              <w:bottom w:val="single" w:color="000000" w:sz="4"/>
-              <w:right w:val="single" w:color="000000" w:sz="4"/>
-            </w:tcBorders>
-            <w:tcMar>
-              <w:top w:type="dxa" w:w="30"/>
-              <w:left w:type="dxa" w:w="70"/>
-              <w:bottom w:type="dxa" w:w="30"/>
-              <w:right w:type="dxa" w:w="70"/>
-            </w:tcMar>
-            <w:vAlign w:val="center"/>
-          </w:tcPr>
-          <w:p>
-            <w:pPr>
-              <w:spacing w:after="0" w:before="0" w:line="240" w:lineRule="auto"/>
-              <w:jc w:val="left"/>
-            </w:pPr>
-          </w:p>
-        </w:tc>
-        <w:tc>
-          <w:tcPr>
-            <w:tcW w:type="dxa" w:w="1613"/>
-            <w:tcBorders>
-              <w:top w:val="single" w:color="000000" w:sz="4"/>
-              <w:left w:val="single" w:color="000000" w:sz="4"/>
-              <w:bottom w:val="single" w:color="000000" w:sz="4"/>
-              <w:right w:val="single" w:color="000000" w:sz="4"/>
-            </w:tcBorders>
-            <w:tcMar>
-              <w:top w:type="dxa" w:w="30"/>
-              <w:left w:type="dxa" w:w="70"/>
-              <w:bottom w:type="dxa" w:w="30"/>
-              <w:right w:type="dxa" w:w="70"/>
-            </w:tcMar>
-            <w:vAlign w:val="center"/>
-          </w:tcPr>
-          <w:p>
-            <w:pPr>
-              <w:spacing w:after="0" w:before="0" w:line="240" w:lineRule="auto"/>
-              <w:jc w:val="left"/>
-            </w:pPr>
-          </w:p>
-        </w:tc>
-        <w:tc>
-          <w:tcPr>
-            <w:tcW w:type="dxa" w:w="1557"/>
-            <w:tcBorders>
-              <w:top w:val="single" w:color="000000" w:sz="4"/>
-              <w:left w:val="single" w:color="000000" w:sz="4"/>
-              <w:bottom w:val="single" w:color="000000" w:sz="4"/>
-              <w:right w:val="single" w:color="000000" w:sz="4"/>
-            </w:tcBorders>
-            <w:tcMar>
-              <w:top w:type="dxa" w:w="30"/>
-              <w:left w:type="dxa" w:w="70"/>
-              <w:bottom w:type="dxa" w:w="30"/>
-              <w:right w:type="dxa" w:w="70"/>
-            </w:tcMar>
-            <w:vAlign w:val="center"/>
-          </w:tcPr>
-          <w:p>
-            <w:pPr>
-              <w:spacing w:after="0" w:before="0" w:line="240" w:lineRule="auto"/>
-              <w:jc w:val="left"/>
-            </w:pPr>
-          </w:p>
-        </w:tc>
-        <w:tc>
-          <w:tcPr>
-            <w:tcW w:type="dxa" w:w="1561"/>
+            <w:tcW w:type="dxa" w:w="866"/>
+            <w:tcBorders>
+              <w:top w:val="single" w:color="000000" w:sz="4"/>
+              <w:left w:val="single" w:color="000000" w:sz="4"/>
+              <w:bottom w:val="single" w:color="000000" w:sz="4"/>
+              <w:right w:val="single" w:color="000000" w:sz="4"/>
+            </w:tcBorders>
+            <w:tcMar>
+              <w:top w:type="dxa" w:w="30"/>
+              <w:left w:type="dxa" w:w="70"/>
+              <w:bottom w:type="dxa" w:w="30"/>
+              <w:right w:type="dxa" w:w="70"/>
+            </w:tcMar>
+            <w:vAlign w:val="center"/>
+          </w:tcPr>
+          <w:p>
+            <w:pPr>
+              <w:spacing w:after="0" w:before="0" w:line="240" w:lineRule="auto"/>
+              <w:jc w:val="left"/>
+            </w:pPr>
+          </w:p>
+        </w:tc>
+        <w:tc>
+          <w:tcPr>
+            <w:tcW w:type="dxa" w:w="1338"/>
+            <w:tcBorders>
+              <w:top w:val="single" w:color="000000" w:sz="4"/>
+              <w:left w:val="single" w:color="000000" w:sz="4"/>
+              <w:bottom w:val="single" w:color="000000" w:sz="4"/>
+              <w:right w:val="single" w:color="000000" w:sz="4"/>
+            </w:tcBorders>
+            <w:tcMar>
+              <w:top w:type="dxa" w:w="30"/>
+              <w:left w:type="dxa" w:w="70"/>
+              <w:bottom w:type="dxa" w:w="30"/>
+              <w:right w:type="dxa" w:w="70"/>
+            </w:tcMar>
+            <w:vAlign w:val="center"/>
+          </w:tcPr>
+          <w:p>
+            <w:pPr>
+              <w:spacing w:after="0" w:before="0" w:line="240" w:lineRule="auto"/>
+              <w:jc w:val="left"/>
+            </w:pPr>
+          </w:p>
+        </w:tc>
+        <w:tc>
+          <w:tcPr>
+            <w:tcW w:type="dxa" w:w="1338"/>
+            <w:tcBorders>
+              <w:top w:val="single" w:color="000000" w:sz="4"/>
+              <w:left w:val="single" w:color="000000" w:sz="4"/>
+              <w:bottom w:val="single" w:color="000000" w:sz="4"/>
+              <w:right w:val="single" w:color="000000" w:sz="4"/>
+            </w:tcBorders>
+            <w:tcMar>
+              <w:top w:type="dxa" w:w="30"/>
+              <w:left w:type="dxa" w:w="70"/>
+              <w:bottom w:type="dxa" w:w="30"/>
+              <w:right w:type="dxa" w:w="70"/>
+            </w:tcMar>
+            <w:vAlign w:val="center"/>
+          </w:tcPr>
+          <w:p>
+            <w:pPr>
+              <w:spacing w:after="0" w:before="0" w:line="240" w:lineRule="auto"/>
+              <w:jc w:val="left"/>
+            </w:pPr>
+          </w:p>
+        </w:tc>
+        <w:tc>
+          <w:tcPr>
+            <w:tcW w:type="dxa" w:w="1895"/>
             <w:tcBorders>
               <w:top w:val="single" w:color="000000" w:sz="4"/>
               <w:left w:val="single" w:color="000000" w:sz="4"/>
@@ -2708,9 +2708,9 @@
         <w:tblLayout w:type="autofit"/>
       </w:tblPr>
       <w:tblGrid>
-        <w:gridCol w:w="1603"/>
-        <w:gridCol w:w="2267"/>
-        <w:gridCol w:w="5155"/>
+        <w:gridCol w:w="887"/>
+        <w:gridCol w:w="2515"/>
+        <w:gridCol w:w="5623"/>
       </w:tblGrid>
       <w:tr>
         <w:trPr>
@@ -2719,7 +2719,7 @@
         </w:trPr>
         <w:tc>
           <w:tcPr>
-            <w:tcW w:type="dxa" w:w="1603"/>
+            <w:tcW w:type="dxa" w:w="887"/>
             <w:tcBorders>
               <w:top w:val="single" w:color="000000" w:sz="4"/>
               <w:left w:val="single" w:color="000000" w:sz="4"/>
@@ -2756,7 +2756,7 @@
         </w:tc>
         <w:tc>
           <w:tcPr>
-            <w:tcW w:type="dxa" w:w="2267"/>
+            <w:tcW w:type="dxa" w:w="2515"/>
             <w:tcBorders>
               <w:top w:val="single" w:color="000000" w:sz="4"/>
               <w:left w:val="single" w:color="000000" w:sz="4"/>
@@ -2793,7 +2793,7 @@
         </w:tc>
         <w:tc>
           <w:tcPr>
-            <w:tcW w:type="dxa" w:w="5155"/>
+            <w:tcW w:type="dxa" w:w="5623"/>
             <w:tcBorders>
               <w:top w:val="single" w:color="000000" w:sz="4"/>
               <w:left w:val="single" w:color="000000" w:sz="4"/>
@@ -2836,7 +2836,7 @@
         </w:trPr>
         <w:tc>
           <w:tcPr>
-            <w:tcW w:type="dxa" w:w="1603"/>
+            <w:tcW w:type="dxa" w:w="887"/>
             <w:tcBorders>
               <w:top w:val="single" w:color="000000" w:sz="4"/>
               <w:left w:val="single" w:color="000000" w:sz="4"/>
@@ -2872,7 +2872,7 @@
         </w:tc>
         <w:tc>
           <w:tcPr>
-            <w:tcW w:type="dxa" w:w="2267"/>
+            <w:tcW w:type="dxa" w:w="2515"/>
             <w:tcBorders>
               <w:top w:val="single" w:color="000000" w:sz="4"/>
               <w:left w:val="single" w:color="000000" w:sz="4"/>
@@ -2908,7 +2908,7 @@
         </w:tc>
         <w:tc>
           <w:tcPr>
-            <w:tcW w:type="dxa" w:w="5155"/>
+            <w:tcW w:type="dxa" w:w="5623"/>
             <w:tcBorders>
               <w:top w:val="single" w:color="000000" w:sz="4"/>
               <w:left w:val="single" w:color="000000" w:sz="4"/>
@@ -2950,7 +2950,7 @@
         </w:trPr>
         <w:tc>
           <w:tcPr>
-            <w:tcW w:type="dxa" w:w="1603"/>
+            <w:tcW w:type="dxa" w:w="887"/>
             <w:tcBorders>
               <w:top w:val="single" w:color="000000" w:sz="4"/>
               <w:left w:val="single" w:color="000000" w:sz="4"/>
@@ -2986,7 +2986,7 @@
         </w:tc>
         <w:tc>
           <w:tcPr>
-            <w:tcW w:type="dxa" w:w="2267"/>
+            <w:tcW w:type="dxa" w:w="2515"/>
             <w:tcBorders>
               <w:top w:val="single" w:color="000000" w:sz="4"/>
               <w:left w:val="single" w:color="000000" w:sz="4"/>
@@ -3022,7 +3022,7 @@
         </w:tc>
         <w:tc>
           <w:tcPr>
-            <w:tcW w:type="dxa" w:w="5155"/>
+            <w:tcW w:type="dxa" w:w="5623"/>
             <w:tcBorders>
               <w:top w:val="single" w:color="000000" w:sz="4"/>
               <w:left w:val="single" w:color="000000" w:sz="4"/>
@@ -3064,7 +3064,7 @@
         </w:trPr>
         <w:tc>
           <w:tcPr>
-            <w:tcW w:type="dxa" w:w="1603"/>
+            <w:tcW w:type="dxa" w:w="887"/>
             <w:tcBorders>
               <w:top w:val="single" w:color="000000" w:sz="4"/>
               <w:left w:val="single" w:color="000000" w:sz="4"/>
@@ -3100,7 +3100,7 @@
         </w:tc>
         <w:tc>
           <w:tcPr>
-            <w:tcW w:type="dxa" w:w="2267"/>
+            <w:tcW w:type="dxa" w:w="2515"/>
             <w:tcBorders>
               <w:top w:val="single" w:color="000000" w:sz="4"/>
               <w:left w:val="single" w:color="000000" w:sz="4"/>
@@ -3136,7 +3136,7 @@
         </w:tc>
         <w:tc>
           <w:tcPr>
-            <w:tcW w:type="dxa" w:w="5155"/>
+            <w:tcW w:type="dxa" w:w="5623"/>
             <w:tcBorders>
               <w:top w:val="single" w:color="000000" w:sz="4"/>
               <w:left w:val="single" w:color="000000" w:sz="4"/>
@@ -3178,7 +3178,7 @@
         </w:trPr>
         <w:tc>
           <w:tcPr>
-            <w:tcW w:type="dxa" w:w="1603"/>
+            <w:tcW w:type="dxa" w:w="887"/>
             <w:tcBorders>
               <w:top w:val="single" w:color="000000" w:sz="4"/>
               <w:left w:val="single" w:color="000000" w:sz="4"/>
@@ -3214,7 +3214,7 @@
         </w:tc>
         <w:tc>
           <w:tcPr>
-            <w:tcW w:type="dxa" w:w="2267"/>
+            <w:tcW w:type="dxa" w:w="2515"/>
             <w:tcBorders>
               <w:top w:val="single" w:color="000000" w:sz="4"/>
               <w:left w:val="single" w:color="000000" w:sz="4"/>
@@ -3250,7 +3250,7 @@
         </w:tc>
         <w:tc>
           <w:tcPr>
-            <w:tcW w:type="dxa" w:w="5155"/>
+            <w:tcW w:type="dxa" w:w="5623"/>
             <w:tcBorders>
               <w:top w:val="single" w:color="000000" w:sz="4"/>
               <w:left w:val="single" w:color="000000" w:sz="4"/>
@@ -3292,7 +3292,7 @@
         </w:trPr>
         <w:tc>
           <w:tcPr>
-            <w:tcW w:type="dxa" w:w="1603"/>
+            <w:tcW w:type="dxa" w:w="887"/>
             <w:tcBorders>
               <w:top w:val="single" w:color="000000" w:sz="4"/>
               <w:left w:val="single" w:color="000000" w:sz="4"/>
@@ -3328,7 +3328,7 @@
         </w:tc>
         <w:tc>
           <w:tcPr>
-            <w:tcW w:type="dxa" w:w="2267"/>
+            <w:tcW w:type="dxa" w:w="2515"/>
             <w:tcBorders>
               <w:top w:val="single" w:color="000000" w:sz="4"/>
               <w:left w:val="single" w:color="000000" w:sz="4"/>
@@ -3364,7 +3364,7 @@
         </w:tc>
         <w:tc>
           <w:tcPr>
-            <w:tcW w:type="dxa" w:w="5155"/>
+            <w:tcW w:type="dxa" w:w="5623"/>
             <w:tcBorders>
               <w:top w:val="single" w:color="000000" w:sz="4"/>
               <w:left w:val="single" w:color="000000" w:sz="4"/>
@@ -3493,22 +3493,22 @@
         <w:tblLayout w:type="autofit"/>
       </w:tblPr>
       <w:tblGrid>
-        <w:gridCol w:w="655"/>
-        <w:gridCol w:w="1013"/>
-        <w:gridCol w:w="1085"/>
-        <w:gridCol w:w="1338"/>
-        <w:gridCol w:w="1051"/>
-        <w:gridCol w:w="1015"/>
-        <w:gridCol w:w="1594"/>
-        <w:gridCol w:w="655"/>
-        <w:gridCol w:w="655"/>
-        <w:gridCol w:w="595"/>
-        <w:gridCol w:w="616"/>
-        <w:gridCol w:w="1081"/>
-        <w:gridCol w:w="754"/>
-        <w:gridCol w:w="655"/>
-        <w:gridCol w:w="595"/>
-        <w:gridCol w:w="600"/>
+        <w:gridCol w:w="695"/>
+        <w:gridCol w:w="999"/>
+        <w:gridCol w:w="915"/>
+        <w:gridCol w:w="936"/>
+        <w:gridCol w:w="1219"/>
+        <w:gridCol w:w="922"/>
+        <w:gridCol w:w="1168"/>
+        <w:gridCol w:w="844"/>
+        <w:gridCol w:w="844"/>
+        <w:gridCol w:w="794"/>
+        <w:gridCol w:w="715"/>
+        <w:gridCol w:w="973"/>
+        <w:gridCol w:w="858"/>
+        <w:gridCol w:w="897"/>
+        <w:gridCol w:w="587"/>
+        <w:gridCol w:w="591"/>
       </w:tblGrid>
       <w:tr>
         <w:trPr>
@@ -3517,7 +3517,7 @@
         </w:trPr>
         <w:tc>
           <w:tcPr>
-            <w:tcW w:type="dxa" w:w="655"/>
+            <w:tcW w:type="dxa" w:w="695"/>
             <w:tcBorders>
               <w:top w:val="single" w:color="000000" w:sz="4"/>
               <w:left w:val="single" w:color="000000" w:sz="4"/>
@@ -3554,7 +3554,7 @@
         </w:tc>
         <w:tc>
           <w:tcPr>
-            <w:tcW w:type="dxa" w:w="1013"/>
+            <w:tcW w:type="dxa" w:w="999"/>
             <w:tcBorders>
               <w:top w:val="single" w:color="000000" w:sz="4"/>
               <w:left w:val="single" w:color="000000" w:sz="4"/>
@@ -3591,7 +3591,7 @@
         </w:tc>
         <w:tc>
           <w:tcPr>
-            <w:tcW w:type="dxa" w:w="1085"/>
+            <w:tcW w:type="dxa" w:w="915"/>
             <w:tcBorders>
               <w:top w:val="single" w:color="000000" w:sz="4"/>
               <w:left w:val="single" w:color="000000" w:sz="4"/>
@@ -3628,7 +3628,7 @@
         </w:tc>
         <w:tc>
           <w:tcPr>
-            <w:tcW w:type="dxa" w:w="1338"/>
+            <w:tcW w:type="dxa" w:w="936"/>
             <w:tcBorders>
               <w:top w:val="single" w:color="000000" w:sz="4"/>
               <w:left w:val="single" w:color="000000" w:sz="4"/>
@@ -3665,7 +3665,7 @@
         </w:tc>
         <w:tc>
           <w:tcPr>
-            <w:tcW w:type="dxa" w:w="1051"/>
+            <w:tcW w:type="dxa" w:w="1219"/>
             <w:tcBorders>
               <w:top w:val="single" w:color="000000" w:sz="4"/>
               <w:left w:val="single" w:color="000000" w:sz="4"/>
@@ -3702,7 +3702,7 @@
         </w:tc>
         <w:tc>
           <w:tcPr>
-            <w:tcW w:type="dxa" w:w="1015"/>
+            <w:tcW w:type="dxa" w:w="922"/>
             <w:tcBorders>
               <w:top w:val="single" w:color="000000" w:sz="4"/>
               <w:left w:val="single" w:color="000000" w:sz="4"/>
@@ -3739,7 +3739,7 @@
         </w:tc>
         <w:tc>
           <w:tcPr>
-            <w:tcW w:type="dxa" w:w="1594"/>
+            <w:tcW w:type="dxa" w:w="1168"/>
             <w:tcBorders>
               <w:top w:val="single" w:color="000000" w:sz="4"/>
               <w:left w:val="single" w:color="000000" w:sz="4"/>
@@ -3776,7 +3776,7 @@
         </w:tc>
         <w:tc>
           <w:tcPr>
-            <w:tcW w:type="dxa" w:w="655"/>
+            <w:tcW w:type="dxa" w:w="844"/>
             <w:tcBorders>
               <w:top w:val="single" w:color="000000" w:sz="4"/>
               <w:left w:val="single" w:color="000000" w:sz="4"/>
@@ -3813,7 +3813,7 @@
         </w:tc>
         <w:tc>
           <w:tcPr>
-            <w:tcW w:type="dxa" w:w="655"/>
+            <w:tcW w:type="dxa" w:w="844"/>
             <w:tcBorders>
               <w:top w:val="single" w:color="000000" w:sz="4"/>
               <w:left w:val="single" w:color="000000" w:sz="4"/>
@@ -3850,7 +3850,7 @@
         </w:tc>
         <w:tc>
           <w:tcPr>
-            <w:tcW w:type="dxa" w:w="595"/>
+            <w:tcW w:type="dxa" w:w="794"/>
             <w:tcBorders>
               <w:top w:val="single" w:color="000000" w:sz="4"/>
               <w:left w:val="single" w:color="000000" w:sz="4"/>
@@ -3887,7 +3887,7 @@
         </w:tc>
         <w:tc>
           <w:tcPr>
-            <w:tcW w:type="dxa" w:w="616"/>
+            <w:tcW w:type="dxa" w:w="715"/>
             <w:tcBorders>
               <w:top w:val="single" w:color="000000" w:sz="4"/>
               <w:left w:val="single" w:color="000000" w:sz="4"/>
@@ -3924,7 +3924,7 @@
         </w:tc>
         <w:tc>
           <w:tcPr>
-            <w:tcW w:type="dxa" w:w="1081"/>
+            <w:tcW w:type="dxa" w:w="973"/>
             <w:tcBorders>
               <w:top w:val="single" w:color="000000" w:sz="4"/>
               <w:left w:val="single" w:color="000000" w:sz="4"/>
@@ -3961,7 +3961,7 @@
         </w:tc>
         <w:tc>
           <w:tcPr>
-            <w:tcW w:type="dxa" w:w="754"/>
+            <w:tcW w:type="dxa" w:w="858"/>
             <w:tcBorders>
               <w:top w:val="single" w:color="000000" w:sz="4"/>
               <w:left w:val="single" w:color="000000" w:sz="4"/>
@@ -3998,7 +3998,7 @@
         </w:tc>
         <w:tc>
           <w:tcPr>
-            <w:tcW w:type="dxa" w:w="655"/>
+            <w:tcW w:type="dxa" w:w="897"/>
             <w:tcBorders>
               <w:top w:val="single" w:color="000000" w:sz="4"/>
               <w:left w:val="single" w:color="000000" w:sz="4"/>
@@ -4035,7 +4035,7 @@
         </w:tc>
         <w:tc>
           <w:tcPr>
-            <w:tcW w:type="dxa" w:w="595"/>
+            <w:tcW w:type="dxa" w:w="587"/>
             <w:tcBorders>
               <w:top w:val="single" w:color="000000" w:sz="4"/>
               <w:left w:val="single" w:color="000000" w:sz="4"/>
@@ -4072,7 +4072,7 @@
         </w:tc>
         <w:tc>
           <w:tcPr>
-            <w:tcW w:type="dxa" w:w="600"/>
+            <w:tcW w:type="dxa" w:w="591"/>
             <w:tcBorders>
               <w:top w:val="single" w:color="000000" w:sz="4"/>
               <w:left w:val="single" w:color="000000" w:sz="4"/>
@@ -4115,7 +4115,7 @@
         </w:trPr>
         <w:tc>
           <w:tcPr>
-            <w:tcW w:type="dxa" w:w="655"/>
+            <w:tcW w:type="dxa" w:w="695"/>
             <w:tcBorders>
               <w:top w:val="single" w:color="000000" w:sz="4"/>
               <w:left w:val="single" w:color="000000" w:sz="4"/>
@@ -4151,7 +4151,7 @@
         </w:tc>
         <w:tc>
           <w:tcPr>
-            <w:tcW w:type="dxa" w:w="1013"/>
+            <w:tcW w:type="dxa" w:w="999"/>
             <w:tcBorders>
               <w:top w:val="single" w:color="000000" w:sz="4"/>
               <w:left w:val="single" w:color="000000" w:sz="4"/>
@@ -4187,7 +4187,7 @@
         </w:tc>
         <w:tc>
           <w:tcPr>
-            <w:tcW w:type="dxa" w:w="1085"/>
+            <w:tcW w:type="dxa" w:w="915"/>
             <w:tcBorders>
               <w:top w:val="single" w:color="000000" w:sz="4"/>
               <w:left w:val="single" w:color="000000" w:sz="4"/>
@@ -4223,7 +4223,7 @@
         </w:tc>
         <w:tc>
           <w:tcPr>
-            <w:tcW w:type="dxa" w:w="1338"/>
+            <w:tcW w:type="dxa" w:w="936"/>
             <w:tcBorders>
               <w:top w:val="single" w:color="000000" w:sz="4"/>
               <w:left w:val="single" w:color="000000" w:sz="4"/>
@@ -4259,7 +4259,7 @@
         </w:tc>
         <w:tc>
           <w:tcPr>
-            <w:tcW w:type="dxa" w:w="1051"/>
+            <w:tcW w:type="dxa" w:w="1219"/>
             <w:tcBorders>
               <w:top w:val="single" w:color="000000" w:sz="4"/>
               <w:left w:val="single" w:color="000000" w:sz="4"/>
@@ -4295,7 +4295,7 @@
         </w:tc>
         <w:tc>
           <w:tcPr>
-            <w:tcW w:type="dxa" w:w="1015"/>
+            <w:tcW w:type="dxa" w:w="922"/>
             <w:tcBorders>
               <w:top w:val="single" w:color="000000" w:sz="4"/>
               <w:left w:val="single" w:color="000000" w:sz="4"/>
@@ -4331,7 +4331,7 @@
         </w:tc>
         <w:tc>
           <w:tcPr>
-            <w:tcW w:type="dxa" w:w="1594"/>
+            <w:tcW w:type="dxa" w:w="1168"/>
             <w:tcBorders>
               <w:top w:val="single" w:color="000000" w:sz="4"/>
               <w:left w:val="single" w:color="000000" w:sz="4"/>
@@ -4367,7 +4367,7 @@
         </w:tc>
         <w:tc>
           <w:tcPr>
-            <w:tcW w:type="dxa" w:w="655"/>
+            <w:tcW w:type="dxa" w:w="844"/>
             <w:tcBorders>
               <w:top w:val="single" w:color="000000" w:sz="4"/>
               <w:left w:val="single" w:color="000000" w:sz="4"/>
@@ -4403,7 +4403,7 @@
         </w:tc>
         <w:tc>
           <w:tcPr>
-            <w:tcW w:type="dxa" w:w="655"/>
+            <w:tcW w:type="dxa" w:w="844"/>
             <w:tcBorders>
               <w:top w:val="single" w:color="000000" w:sz="4"/>
               <w:left w:val="single" w:color="000000" w:sz="4"/>
@@ -4439,7 +4439,7 @@
         </w:tc>
         <w:tc>
           <w:tcPr>
-            <w:tcW w:type="dxa" w:w="595"/>
+            <w:tcW w:type="dxa" w:w="794"/>
             <w:tcBorders>
               <w:top w:val="single" w:color="000000" w:sz="4"/>
               <w:left w:val="single" w:color="000000" w:sz="4"/>
@@ -4475,31 +4475,31 @@
         </w:tc>
         <w:tc>
           <w:tcPr>
-            <w:tcW w:type="dxa" w:w="616"/>
-            <w:tcBorders>
-              <w:top w:val="single" w:color="000000" w:sz="4"/>
-              <w:left w:val="single" w:color="000000" w:sz="4"/>
-              <w:bottom w:val="single" w:color="000000" w:sz="4"/>
-              <w:right w:val="single" w:color="000000" w:sz="4"/>
-            </w:tcBorders>
-            <w:tcMar>
-              <w:top w:type="dxa" w:w="30"/>
-              <w:left w:type="dxa" w:w="70"/>
-              <w:bottom w:type="dxa" w:w="30"/>
-              <w:right w:type="dxa" w:w="70"/>
-            </w:tcMar>
-            <w:vAlign w:val="center"/>
-          </w:tcPr>
-          <w:p>
-            <w:pPr>
-              <w:spacing w:after="0" w:before="0" w:line="240" w:lineRule="auto"/>
-              <w:jc w:val="left"/>
-            </w:pPr>
-          </w:p>
-        </w:tc>
-        <w:tc>
-          <w:tcPr>
-            <w:tcW w:type="dxa" w:w="1081"/>
+            <w:tcW w:type="dxa" w:w="715"/>
+            <w:tcBorders>
+              <w:top w:val="single" w:color="000000" w:sz="4"/>
+              <w:left w:val="single" w:color="000000" w:sz="4"/>
+              <w:bottom w:val="single" w:color="000000" w:sz="4"/>
+              <w:right w:val="single" w:color="000000" w:sz="4"/>
+            </w:tcBorders>
+            <w:tcMar>
+              <w:top w:type="dxa" w:w="30"/>
+              <w:left w:type="dxa" w:w="70"/>
+              <w:bottom w:type="dxa" w:w="30"/>
+              <w:right w:type="dxa" w:w="70"/>
+            </w:tcMar>
+            <w:vAlign w:val="center"/>
+          </w:tcPr>
+          <w:p>
+            <w:pPr>
+              <w:spacing w:after="0" w:before="0" w:line="240" w:lineRule="auto"/>
+              <w:jc w:val="left"/>
+            </w:pPr>
+          </w:p>
+        </w:tc>
+        <w:tc>
+          <w:tcPr>
+            <w:tcW w:type="dxa" w:w="973"/>
             <w:tcBorders>
               <w:top w:val="single" w:color="000000" w:sz="4"/>
               <w:left w:val="single" w:color="000000" w:sz="4"/>
@@ -4535,7 +4535,7 @@
         </w:tc>
         <w:tc>
           <w:tcPr>
-            <w:tcW w:type="dxa" w:w="754"/>
+            <w:tcW w:type="dxa" w:w="858"/>
             <w:tcBorders>
               <w:top w:val="single" w:color="000000" w:sz="4"/>
               <w:left w:val="single" w:color="000000" w:sz="4"/>
@@ -4571,7 +4571,7 @@
         </w:tc>
         <w:tc>
           <w:tcPr>
-            <w:tcW w:type="dxa" w:w="655"/>
+            <w:tcW w:type="dxa" w:w="897"/>
             <w:tcBorders>
               <w:top w:val="single" w:color="000000" w:sz="4"/>
               <w:left w:val="single" w:color="000000" w:sz="4"/>
@@ -4608,7 +4608,7 @@
         </w:tc>
         <w:tc>
           <w:tcPr>
-            <w:tcW w:type="dxa" w:w="595"/>
+            <w:tcW w:type="dxa" w:w="587"/>
             <w:tcBorders>
               <w:top w:val="single" w:color="000000" w:sz="4"/>
               <w:left w:val="single" w:color="000000" w:sz="4"/>
@@ -4645,7 +4645,7 @@
         </w:tc>
         <w:tc>
           <w:tcPr>
-            <w:tcW w:type="dxa" w:w="600"/>
+            <w:tcW w:type="dxa" w:w="591"/>
             <w:tcBorders>
               <w:top w:val="single" w:color="000000" w:sz="4"/>
               <w:left w:val="single" w:color="000000" w:sz="4"/>
@@ -4675,7 +4675,7 @@
         </w:trPr>
         <w:tc>
           <w:tcPr>
-            <w:tcW w:type="dxa" w:w="655"/>
+            <w:tcW w:type="dxa" w:w="695"/>
             <w:tcBorders>
               <w:top w:val="single" w:color="000000" w:sz="4"/>
               <w:left w:val="single" w:color="000000" w:sz="4"/>
@@ -4711,7 +4711,7 @@
         </w:tc>
         <w:tc>
           <w:tcPr>
-            <w:tcW w:type="dxa" w:w="1013"/>
+            <w:tcW w:type="dxa" w:w="999"/>
             <w:tcBorders>
               <w:top w:val="single" w:color="000000" w:sz="4"/>
               <w:left w:val="single" w:color="000000" w:sz="4"/>
@@ -4747,7 +4747,7 @@
         </w:tc>
         <w:tc>
           <w:tcPr>
-            <w:tcW w:type="dxa" w:w="1085"/>
+            <w:tcW w:type="dxa" w:w="915"/>
             <w:tcBorders>
               <w:top w:val="single" w:color="000000" w:sz="4"/>
               <w:left w:val="single" w:color="000000" w:sz="4"/>
@@ -4783,7 +4783,7 @@
         </w:tc>
         <w:tc>
           <w:tcPr>
-            <w:tcW w:type="dxa" w:w="1338"/>
+            <w:tcW w:type="dxa" w:w="936"/>
             <w:tcBorders>
               <w:top w:val="single" w:color="000000" w:sz="4"/>
               <w:left w:val="single" w:color="000000" w:sz="4"/>
@@ -4819,31 +4819,31 @@
         </w:tc>
         <w:tc>
           <w:tcPr>
-            <w:tcW w:type="dxa" w:w="1051"/>
-            <w:tcBorders>
-              <w:top w:val="single" w:color="000000" w:sz="4"/>
-              <w:left w:val="single" w:color="000000" w:sz="4"/>
-              <w:bottom w:val="single" w:color="000000" w:sz="4"/>
-              <w:right w:val="single" w:color="000000" w:sz="4"/>
-            </w:tcBorders>
-            <w:tcMar>
-              <w:top w:type="dxa" w:w="30"/>
-              <w:left w:type="dxa" w:w="70"/>
-              <w:bottom w:type="dxa" w:w="30"/>
-              <w:right w:type="dxa" w:w="70"/>
-            </w:tcMar>
-            <w:vAlign w:val="center"/>
-          </w:tcPr>
-          <w:p>
-            <w:pPr>
-              <w:spacing w:after="0" w:before="0" w:line="240" w:lineRule="auto"/>
-              <w:jc w:val="left"/>
-            </w:pPr>
-          </w:p>
-        </w:tc>
-        <w:tc>
-          <w:tcPr>
-            <w:tcW w:type="dxa" w:w="1015"/>
+            <w:tcW w:type="dxa" w:w="1219"/>
+            <w:tcBorders>
+              <w:top w:val="single" w:color="000000" w:sz="4"/>
+              <w:left w:val="single" w:color="000000" w:sz="4"/>
+              <w:bottom w:val="single" w:color="000000" w:sz="4"/>
+              <w:right w:val="single" w:color="000000" w:sz="4"/>
+            </w:tcBorders>
+            <w:tcMar>
+              <w:top w:type="dxa" w:w="30"/>
+              <w:left w:type="dxa" w:w="70"/>
+              <w:bottom w:type="dxa" w:w="30"/>
+              <w:right w:type="dxa" w:w="70"/>
+            </w:tcMar>
+            <w:vAlign w:val="center"/>
+          </w:tcPr>
+          <w:p>
+            <w:pPr>
+              <w:spacing w:after="0" w:before="0" w:line="240" w:lineRule="auto"/>
+              <w:jc w:val="left"/>
+            </w:pPr>
+          </w:p>
+        </w:tc>
+        <w:tc>
+          <w:tcPr>
+            <w:tcW w:type="dxa" w:w="922"/>
             <w:tcBorders>
               <w:top w:val="single" w:color="000000" w:sz="4"/>
               <w:left w:val="single" w:color="000000" w:sz="4"/>
@@ -4879,223 +4879,223 @@
         </w:tc>
         <w:tc>
           <w:tcPr>
-            <w:tcW w:type="dxa" w:w="1594"/>
-            <w:tcBorders>
-              <w:top w:val="single" w:color="000000" w:sz="4"/>
-              <w:left w:val="single" w:color="000000" w:sz="4"/>
-              <w:bottom w:val="single" w:color="000000" w:sz="4"/>
-              <w:right w:val="single" w:color="000000" w:sz="4"/>
-            </w:tcBorders>
-            <w:tcMar>
-              <w:top w:type="dxa" w:w="30"/>
-              <w:left w:type="dxa" w:w="70"/>
-              <w:bottom w:type="dxa" w:w="30"/>
-              <w:right w:type="dxa" w:w="70"/>
-            </w:tcMar>
-            <w:vAlign w:val="center"/>
-          </w:tcPr>
-          <w:p>
-            <w:pPr>
-              <w:spacing w:after="0" w:before="0" w:line="240" w:lineRule="auto"/>
-              <w:jc w:val="left"/>
-            </w:pPr>
-          </w:p>
-        </w:tc>
-        <w:tc>
-          <w:tcPr>
-            <w:tcW w:type="dxa" w:w="655"/>
-            <w:tcBorders>
-              <w:top w:val="single" w:color="000000" w:sz="4"/>
-              <w:left w:val="single" w:color="000000" w:sz="4"/>
-              <w:bottom w:val="single" w:color="000000" w:sz="4"/>
-              <w:right w:val="single" w:color="000000" w:sz="4"/>
-            </w:tcBorders>
-            <w:tcMar>
-              <w:top w:type="dxa" w:w="30"/>
-              <w:left w:type="dxa" w:w="70"/>
-              <w:bottom w:type="dxa" w:w="30"/>
-              <w:right w:type="dxa" w:w="70"/>
-            </w:tcMar>
-            <w:vAlign w:val="center"/>
-          </w:tcPr>
-          <w:p>
-            <w:pPr>
-              <w:spacing w:after="0" w:before="0" w:line="240" w:lineRule="auto"/>
-              <w:jc w:val="left"/>
-            </w:pPr>
-          </w:p>
-        </w:tc>
-        <w:tc>
-          <w:tcPr>
-            <w:tcW w:type="dxa" w:w="655"/>
-            <w:tcBorders>
-              <w:top w:val="single" w:color="000000" w:sz="4"/>
-              <w:left w:val="single" w:color="000000" w:sz="4"/>
-              <w:bottom w:val="single" w:color="000000" w:sz="4"/>
-              <w:right w:val="single" w:color="000000" w:sz="4"/>
-            </w:tcBorders>
-            <w:tcMar>
-              <w:top w:type="dxa" w:w="30"/>
-              <w:left w:type="dxa" w:w="70"/>
-              <w:bottom w:type="dxa" w:w="30"/>
-              <w:right w:type="dxa" w:w="70"/>
-            </w:tcMar>
-            <w:vAlign w:val="center"/>
-          </w:tcPr>
-          <w:p>
-            <w:pPr>
-              <w:spacing w:after="0" w:before="0" w:line="240" w:lineRule="auto"/>
-              <w:jc w:val="left"/>
-            </w:pPr>
-          </w:p>
-        </w:tc>
-        <w:tc>
-          <w:tcPr>
-            <w:tcW w:type="dxa" w:w="595"/>
-            <w:tcBorders>
-              <w:top w:val="single" w:color="000000" w:sz="4"/>
-              <w:left w:val="single" w:color="000000" w:sz="4"/>
-              <w:bottom w:val="single" w:color="000000" w:sz="4"/>
-              <w:right w:val="single" w:color="000000" w:sz="4"/>
-            </w:tcBorders>
-            <w:tcMar>
-              <w:top w:type="dxa" w:w="30"/>
-              <w:left w:type="dxa" w:w="70"/>
-              <w:bottom w:type="dxa" w:w="30"/>
-              <w:right w:type="dxa" w:w="70"/>
-            </w:tcMar>
-            <w:vAlign w:val="center"/>
-          </w:tcPr>
-          <w:p>
-            <w:pPr>
-              <w:spacing w:after="0" w:before="0" w:line="240" w:lineRule="auto"/>
-              <w:jc w:val="left"/>
-            </w:pPr>
-          </w:p>
-        </w:tc>
-        <w:tc>
-          <w:tcPr>
-            <w:tcW w:type="dxa" w:w="616"/>
-            <w:tcBorders>
-              <w:top w:val="single" w:color="000000" w:sz="4"/>
-              <w:left w:val="single" w:color="000000" w:sz="4"/>
-              <w:bottom w:val="single" w:color="000000" w:sz="4"/>
-              <w:right w:val="single" w:color="000000" w:sz="4"/>
-            </w:tcBorders>
-            <w:tcMar>
-              <w:top w:type="dxa" w:w="30"/>
-              <w:left w:type="dxa" w:w="70"/>
-              <w:bottom w:type="dxa" w:w="30"/>
-              <w:right w:type="dxa" w:w="70"/>
-            </w:tcMar>
-            <w:vAlign w:val="center"/>
-          </w:tcPr>
-          <w:p>
-            <w:pPr>
-              <w:spacing w:after="0" w:before="0" w:line="240" w:lineRule="auto"/>
-              <w:jc w:val="left"/>
-            </w:pPr>
-          </w:p>
-        </w:tc>
-        <w:tc>
-          <w:tcPr>
-            <w:tcW w:type="dxa" w:w="1081"/>
-            <w:tcBorders>
-              <w:top w:val="single" w:color="000000" w:sz="4"/>
-              <w:left w:val="single" w:color="000000" w:sz="4"/>
-              <w:bottom w:val="single" w:color="000000" w:sz="4"/>
-              <w:right w:val="single" w:color="000000" w:sz="4"/>
-            </w:tcBorders>
-            <w:tcMar>
-              <w:top w:type="dxa" w:w="30"/>
-              <w:left w:type="dxa" w:w="70"/>
-              <w:bottom w:type="dxa" w:w="30"/>
-              <w:right w:type="dxa" w:w="70"/>
-            </w:tcMar>
-            <w:vAlign w:val="center"/>
-          </w:tcPr>
-          <w:p>
-            <w:pPr>
-              <w:spacing w:after="0" w:before="0" w:line="240" w:lineRule="auto"/>
-              <w:jc w:val="left"/>
-            </w:pPr>
-          </w:p>
-        </w:tc>
-        <w:tc>
-          <w:tcPr>
-            <w:tcW w:type="dxa" w:w="754"/>
-            <w:tcBorders>
-              <w:top w:val="single" w:color="000000" w:sz="4"/>
-              <w:left w:val="single" w:color="000000" w:sz="4"/>
-              <w:bottom w:val="single" w:color="000000" w:sz="4"/>
-              <w:right w:val="single" w:color="000000" w:sz="4"/>
-            </w:tcBorders>
-            <w:tcMar>
-              <w:top w:type="dxa" w:w="30"/>
-              <w:left w:type="dxa" w:w="70"/>
-              <w:bottom w:type="dxa" w:w="30"/>
-              <w:right w:type="dxa" w:w="70"/>
-            </w:tcMar>
-            <w:vAlign w:val="center"/>
-          </w:tcPr>
-          <w:p>
-            <w:pPr>
-              <w:spacing w:after="0" w:before="0" w:line="240" w:lineRule="auto"/>
-              <w:jc w:val="left"/>
-            </w:pPr>
-          </w:p>
-        </w:tc>
-        <w:tc>
-          <w:tcPr>
-            <w:tcW w:type="dxa" w:w="655"/>
-            <w:tcBorders>
-              <w:top w:val="single" w:color="000000" w:sz="4"/>
-              <w:left w:val="single" w:color="000000" w:sz="4"/>
-              <w:bottom w:val="single" w:color="000000" w:sz="4"/>
-              <w:right w:val="single" w:color="000000" w:sz="4"/>
-            </w:tcBorders>
-            <w:tcMar>
-              <w:top w:type="dxa" w:w="30"/>
-              <w:left w:type="dxa" w:w="70"/>
-              <w:bottom w:type="dxa" w:w="30"/>
-              <w:right w:type="dxa" w:w="70"/>
-            </w:tcMar>
-            <w:vAlign w:val="center"/>
-          </w:tcPr>
-          <w:p>
-            <w:pPr>
-              <w:spacing w:after="0" w:before="0" w:line="240" w:lineRule="auto"/>
-              <w:jc w:val="left"/>
-            </w:pPr>
-          </w:p>
-        </w:tc>
-        <w:tc>
-          <w:tcPr>
-            <w:tcW w:type="dxa" w:w="595"/>
-            <w:tcBorders>
-              <w:top w:val="single" w:color="000000" w:sz="4"/>
-              <w:left w:val="single" w:color="000000" w:sz="4"/>
-              <w:bottom w:val="single" w:color="000000" w:sz="4"/>
-              <w:right w:val="single" w:color="000000" w:sz="4"/>
-            </w:tcBorders>
-            <w:tcMar>
-              <w:top w:type="dxa" w:w="30"/>
-              <w:left w:type="dxa" w:w="70"/>
-              <w:bottom w:type="dxa" w:w="30"/>
-              <w:right w:type="dxa" w:w="70"/>
-            </w:tcMar>
-            <w:vAlign w:val="center"/>
-          </w:tcPr>
-          <w:p>
-            <w:pPr>
-              <w:spacing w:after="0" w:before="0" w:line="240" w:lineRule="auto"/>
-              <w:jc w:val="left"/>
-            </w:pPr>
-          </w:p>
-        </w:tc>
-        <w:tc>
-          <w:tcPr>
-            <w:tcW w:type="dxa" w:w="600"/>
+            <w:tcW w:type="dxa" w:w="1168"/>
+            <w:tcBorders>
+              <w:top w:val="single" w:color="000000" w:sz="4"/>
+              <w:left w:val="single" w:color="000000" w:sz="4"/>
+              <w:bottom w:val="single" w:color="000000" w:sz="4"/>
+              <w:right w:val="single" w:color="000000" w:sz="4"/>
+            </w:tcBorders>
+            <w:tcMar>
+              <w:top w:type="dxa" w:w="30"/>
+              <w:left w:type="dxa" w:w="70"/>
+              <w:bottom w:type="dxa" w:w="30"/>
+              <w:right w:type="dxa" w:w="70"/>
+            </w:tcMar>
+            <w:vAlign w:val="center"/>
+          </w:tcPr>
+          <w:p>
+            <w:pPr>
+              <w:spacing w:after="0" w:before="0" w:line="240" w:lineRule="auto"/>
+              <w:jc w:val="left"/>
+            </w:pPr>
+          </w:p>
+        </w:tc>
+        <w:tc>
+          <w:tcPr>
+            <w:tcW w:type="dxa" w:w="844"/>
+            <w:tcBorders>
+              <w:top w:val="single" w:color="000000" w:sz="4"/>
+              <w:left w:val="single" w:color="000000" w:sz="4"/>
+              <w:bottom w:val="single" w:color="000000" w:sz="4"/>
+              <w:right w:val="single" w:color="000000" w:sz="4"/>
+            </w:tcBorders>
+            <w:tcMar>
+              <w:top w:type="dxa" w:w="30"/>
+              <w:left w:type="dxa" w:w="70"/>
+              <w:bottom w:type="dxa" w:w="30"/>
+              <w:right w:type="dxa" w:w="70"/>
+            </w:tcMar>
+            <w:vAlign w:val="center"/>
+          </w:tcPr>
+          <w:p>
+            <w:pPr>
+              <w:spacing w:after="0" w:before="0" w:line="240" w:lineRule="auto"/>
+              <w:jc w:val="left"/>
+            </w:pPr>
+          </w:p>
+        </w:tc>
+        <w:tc>
+          <w:tcPr>
+            <w:tcW w:type="dxa" w:w="844"/>
+            <w:tcBorders>
+              <w:top w:val="single" w:color="000000" w:sz="4"/>
+              <w:left w:val="single" w:color="000000" w:sz="4"/>
+              <w:bottom w:val="single" w:color="000000" w:sz="4"/>
+              <w:right w:val="single" w:color="000000" w:sz="4"/>
+            </w:tcBorders>
+            <w:tcMar>
+              <w:top w:type="dxa" w:w="30"/>
+              <w:left w:type="dxa" w:w="70"/>
+              <w:bottom w:type="dxa" w:w="30"/>
+              <w:right w:type="dxa" w:w="70"/>
+            </w:tcMar>
+            <w:vAlign w:val="center"/>
+          </w:tcPr>
+          <w:p>
+            <w:pPr>
+              <w:spacing w:after="0" w:before="0" w:line="240" w:lineRule="auto"/>
+              <w:jc w:val="left"/>
+            </w:pPr>
+          </w:p>
+        </w:tc>
+        <w:tc>
+          <w:tcPr>
+            <w:tcW w:type="dxa" w:w="794"/>
+            <w:tcBorders>
+              <w:top w:val="single" w:color="000000" w:sz="4"/>
+              <w:left w:val="single" w:color="000000" w:sz="4"/>
+              <w:bottom w:val="single" w:color="000000" w:sz="4"/>
+              <w:right w:val="single" w:color="000000" w:sz="4"/>
+            </w:tcBorders>
+            <w:tcMar>
+              <w:top w:type="dxa" w:w="30"/>
+              <w:left w:type="dxa" w:w="70"/>
+              <w:bottom w:type="dxa" w:w="30"/>
+              <w:right w:type="dxa" w:w="70"/>
+            </w:tcMar>
+            <w:vAlign w:val="center"/>
+          </w:tcPr>
+          <w:p>
+            <w:pPr>
+              <w:spacing w:after="0" w:before="0" w:line="240" w:lineRule="auto"/>
+              <w:jc w:val="left"/>
+            </w:pPr>
+          </w:p>
+        </w:tc>
+        <w:tc>
+          <w:tcPr>
+            <w:tcW w:type="dxa" w:w="715"/>
+            <w:tcBorders>
+              <w:top w:val="single" w:color="000000" w:sz="4"/>
+              <w:left w:val="single" w:color="000000" w:sz="4"/>
+              <w:bottom w:val="single" w:color="000000" w:sz="4"/>
+              <w:right w:val="single" w:color="000000" w:sz="4"/>
+            </w:tcBorders>
+            <w:tcMar>
+              <w:top w:type="dxa" w:w="30"/>
+              <w:left w:type="dxa" w:w="70"/>
+              <w:bottom w:type="dxa" w:w="30"/>
+              <w:right w:type="dxa" w:w="70"/>
+            </w:tcMar>
+            <w:vAlign w:val="center"/>
+          </w:tcPr>
+          <w:p>
+            <w:pPr>
+              <w:spacing w:after="0" w:before="0" w:line="240" w:lineRule="auto"/>
+              <w:jc w:val="left"/>
+            </w:pPr>
+          </w:p>
+        </w:tc>
+        <w:tc>
+          <w:tcPr>
+            <w:tcW w:type="dxa" w:w="973"/>
+            <w:tcBorders>
+              <w:top w:val="single" w:color="000000" w:sz="4"/>
+              <w:left w:val="single" w:color="000000" w:sz="4"/>
+              <w:bottom w:val="single" w:color="000000" w:sz="4"/>
+              <w:right w:val="single" w:color="000000" w:sz="4"/>
+            </w:tcBorders>
+            <w:tcMar>
+              <w:top w:type="dxa" w:w="30"/>
+              <w:left w:type="dxa" w:w="70"/>
+              <w:bottom w:type="dxa" w:w="30"/>
+              <w:right w:type="dxa" w:w="70"/>
+            </w:tcMar>
+            <w:vAlign w:val="center"/>
+          </w:tcPr>
+          <w:p>
+            <w:pPr>
+              <w:spacing w:after="0" w:before="0" w:line="240" w:lineRule="auto"/>
+              <w:jc w:val="left"/>
+            </w:pPr>
+          </w:p>
+        </w:tc>
+        <w:tc>
+          <w:tcPr>
+            <w:tcW w:type="dxa" w:w="858"/>
+            <w:tcBorders>
+              <w:top w:val="single" w:color="000000" w:sz="4"/>
+              <w:left w:val="single" w:color="000000" w:sz="4"/>
+              <w:bottom w:val="single" w:color="000000" w:sz="4"/>
+              <w:right w:val="single" w:color="000000" w:sz="4"/>
+            </w:tcBorders>
+            <w:tcMar>
+              <w:top w:type="dxa" w:w="30"/>
+              <w:left w:type="dxa" w:w="70"/>
+              <w:bottom w:type="dxa" w:w="30"/>
+              <w:right w:type="dxa" w:w="70"/>
+            </w:tcMar>
+            <w:vAlign w:val="center"/>
+          </w:tcPr>
+          <w:p>
+            <w:pPr>
+              <w:spacing w:after="0" w:before="0" w:line="240" w:lineRule="auto"/>
+              <w:jc w:val="left"/>
+            </w:pPr>
+          </w:p>
+        </w:tc>
+        <w:tc>
+          <w:tcPr>
+            <w:tcW w:type="dxa" w:w="897"/>
+            <w:tcBorders>
+              <w:top w:val="single" w:color="000000" w:sz="4"/>
+              <w:left w:val="single" w:color="000000" w:sz="4"/>
+              <w:bottom w:val="single" w:color="000000" w:sz="4"/>
+              <w:right w:val="single" w:color="000000" w:sz="4"/>
+            </w:tcBorders>
+            <w:tcMar>
+              <w:top w:type="dxa" w:w="30"/>
+              <w:left w:type="dxa" w:w="70"/>
+              <w:bottom w:type="dxa" w:w="30"/>
+              <w:right w:type="dxa" w:w="70"/>
+            </w:tcMar>
+            <w:vAlign w:val="center"/>
+          </w:tcPr>
+          <w:p>
+            <w:pPr>
+              <w:spacing w:after="0" w:before="0" w:line="240" w:lineRule="auto"/>
+              <w:jc w:val="left"/>
+            </w:pPr>
+          </w:p>
+        </w:tc>
+        <w:tc>
+          <w:tcPr>
+            <w:tcW w:type="dxa" w:w="587"/>
+            <w:tcBorders>
+              <w:top w:val="single" w:color="000000" w:sz="4"/>
+              <w:left w:val="single" w:color="000000" w:sz="4"/>
+              <w:bottom w:val="single" w:color="000000" w:sz="4"/>
+              <w:right w:val="single" w:color="000000" w:sz="4"/>
+            </w:tcBorders>
+            <w:tcMar>
+              <w:top w:type="dxa" w:w="30"/>
+              <w:left w:type="dxa" w:w="70"/>
+              <w:bottom w:type="dxa" w:w="30"/>
+              <w:right w:type="dxa" w:w="70"/>
+            </w:tcMar>
+            <w:vAlign w:val="center"/>
+          </w:tcPr>
+          <w:p>
+            <w:pPr>
+              <w:spacing w:after="0" w:before="0" w:line="240" w:lineRule="auto"/>
+              <w:jc w:val="left"/>
+            </w:pPr>
+          </w:p>
+        </w:tc>
+        <w:tc>
+          <w:tcPr>
+            <w:tcW w:type="dxa" w:w="591"/>
             <w:tcBorders>
               <w:top w:val="single" w:color="000000" w:sz="4"/>
               <w:left w:val="single" w:color="000000" w:sz="4"/>
@@ -5125,7 +5125,7 @@
         </w:trPr>
         <w:tc>
           <w:tcPr>
-            <w:tcW w:type="dxa" w:w="655"/>
+            <w:tcW w:type="dxa" w:w="695"/>
             <w:tcBorders>
               <w:top w:val="single" w:color="000000" w:sz="4"/>
               <w:left w:val="single" w:color="000000" w:sz="4"/>
@@ -5161,7 +5161,7 @@
         </w:tc>
         <w:tc>
           <w:tcPr>
-            <w:tcW w:type="dxa" w:w="1013"/>
+            <w:tcW w:type="dxa" w:w="999"/>
             <w:tcBorders>
               <w:top w:val="single" w:color="000000" w:sz="4"/>
               <w:left w:val="single" w:color="000000" w:sz="4"/>
@@ -5197,7 +5197,7 @@
         </w:tc>
         <w:tc>
           <w:tcPr>
-            <w:tcW w:type="dxa" w:w="1085"/>
+            <w:tcW w:type="dxa" w:w="915"/>
             <w:tcBorders>
               <w:top w:val="single" w:color="000000" w:sz="4"/>
               <w:left w:val="single" w:color="000000" w:sz="4"/>
@@ -5233,7 +5233,7 @@
         </w:tc>
         <w:tc>
           <w:tcPr>
-            <w:tcW w:type="dxa" w:w="1338"/>
+            <w:tcW w:type="dxa" w:w="936"/>
             <w:tcBorders>
               <w:top w:val="single" w:color="000000" w:sz="4"/>
               <w:left w:val="single" w:color="000000" w:sz="4"/>
@@ -5269,31 +5269,31 @@
         </w:tc>
         <w:tc>
           <w:tcPr>
-            <w:tcW w:type="dxa" w:w="1051"/>
-            <w:tcBorders>
-              <w:top w:val="single" w:color="000000" w:sz="4"/>
-              <w:left w:val="single" w:color="000000" w:sz="4"/>
-              <w:bottom w:val="single" w:color="000000" w:sz="4"/>
-              <w:right w:val="single" w:color="000000" w:sz="4"/>
-            </w:tcBorders>
-            <w:tcMar>
-              <w:top w:type="dxa" w:w="30"/>
-              <w:left w:type="dxa" w:w="70"/>
-              <w:bottom w:type="dxa" w:w="30"/>
-              <w:right w:type="dxa" w:w="70"/>
-            </w:tcMar>
-            <w:vAlign w:val="center"/>
-          </w:tcPr>
-          <w:p>
-            <w:pPr>
-              <w:spacing w:after="0" w:before="0" w:line="240" w:lineRule="auto"/>
-              <w:jc w:val="left"/>
-            </w:pPr>
-          </w:p>
-        </w:tc>
-        <w:tc>
-          <w:tcPr>
-            <w:tcW w:type="dxa" w:w="1015"/>
+            <w:tcW w:type="dxa" w:w="1219"/>
+            <w:tcBorders>
+              <w:top w:val="single" w:color="000000" w:sz="4"/>
+              <w:left w:val="single" w:color="000000" w:sz="4"/>
+              <w:bottom w:val="single" w:color="000000" w:sz="4"/>
+              <w:right w:val="single" w:color="000000" w:sz="4"/>
+            </w:tcBorders>
+            <w:tcMar>
+              <w:top w:type="dxa" w:w="30"/>
+              <w:left w:type="dxa" w:w="70"/>
+              <w:bottom w:type="dxa" w:w="30"/>
+              <w:right w:type="dxa" w:w="70"/>
+            </w:tcMar>
+            <w:vAlign w:val="center"/>
+          </w:tcPr>
+          <w:p>
+            <w:pPr>
+              <w:spacing w:after="0" w:before="0" w:line="240" w:lineRule="auto"/>
+              <w:jc w:val="left"/>
+            </w:pPr>
+          </w:p>
+        </w:tc>
+        <w:tc>
+          <w:tcPr>
+            <w:tcW w:type="dxa" w:w="922"/>
             <w:tcBorders>
               <w:top w:val="single" w:color="000000" w:sz="4"/>
               <w:left w:val="single" w:color="000000" w:sz="4"/>
@@ -5329,223 +5329,223 @@
         </w:tc>
         <w:tc>
           <w:tcPr>
-            <w:tcW w:type="dxa" w:w="1594"/>
-            <w:tcBorders>
-              <w:top w:val="single" w:color="000000" w:sz="4"/>
-              <w:left w:val="single" w:color="000000" w:sz="4"/>
-              <w:bottom w:val="single" w:color="000000" w:sz="4"/>
-              <w:right w:val="single" w:color="000000" w:sz="4"/>
-            </w:tcBorders>
-            <w:tcMar>
-              <w:top w:type="dxa" w:w="30"/>
-              <w:left w:type="dxa" w:w="70"/>
-              <w:bottom w:type="dxa" w:w="30"/>
-              <w:right w:type="dxa" w:w="70"/>
-            </w:tcMar>
-            <w:vAlign w:val="center"/>
-          </w:tcPr>
-          <w:p>
-            <w:pPr>
-              <w:spacing w:after="0" w:before="0" w:line="240" w:lineRule="auto"/>
-              <w:jc w:val="left"/>
-            </w:pPr>
-          </w:p>
-        </w:tc>
-        <w:tc>
-          <w:tcPr>
-            <w:tcW w:type="dxa" w:w="655"/>
-            <w:tcBorders>
-              <w:top w:val="single" w:color="000000" w:sz="4"/>
-              <w:left w:val="single" w:color="000000" w:sz="4"/>
-              <w:bottom w:val="single" w:color="000000" w:sz="4"/>
-              <w:right w:val="single" w:color="000000" w:sz="4"/>
-            </w:tcBorders>
-            <w:tcMar>
-              <w:top w:type="dxa" w:w="30"/>
-              <w:left w:type="dxa" w:w="70"/>
-              <w:bottom w:type="dxa" w:w="30"/>
-              <w:right w:type="dxa" w:w="70"/>
-            </w:tcMar>
-            <w:vAlign w:val="center"/>
-          </w:tcPr>
-          <w:p>
-            <w:pPr>
-              <w:spacing w:after="0" w:before="0" w:line="240" w:lineRule="auto"/>
-              <w:jc w:val="left"/>
-            </w:pPr>
-          </w:p>
-        </w:tc>
-        <w:tc>
-          <w:tcPr>
-            <w:tcW w:type="dxa" w:w="655"/>
-            <w:tcBorders>
-              <w:top w:val="single" w:color="000000" w:sz="4"/>
-              <w:left w:val="single" w:color="000000" w:sz="4"/>
-              <w:bottom w:val="single" w:color="000000" w:sz="4"/>
-              <w:right w:val="single" w:color="000000" w:sz="4"/>
-            </w:tcBorders>
-            <w:tcMar>
-              <w:top w:type="dxa" w:w="30"/>
-              <w:left w:type="dxa" w:w="70"/>
-              <w:bottom w:type="dxa" w:w="30"/>
-              <w:right w:type="dxa" w:w="70"/>
-            </w:tcMar>
-            <w:vAlign w:val="center"/>
-          </w:tcPr>
-          <w:p>
-            <w:pPr>
-              <w:spacing w:after="0" w:before="0" w:line="240" w:lineRule="auto"/>
-              <w:jc w:val="left"/>
-            </w:pPr>
-          </w:p>
-        </w:tc>
-        <w:tc>
-          <w:tcPr>
-            <w:tcW w:type="dxa" w:w="595"/>
-            <w:tcBorders>
-              <w:top w:val="single" w:color="000000" w:sz="4"/>
-              <w:left w:val="single" w:color="000000" w:sz="4"/>
-              <w:bottom w:val="single" w:color="000000" w:sz="4"/>
-              <w:right w:val="single" w:color="000000" w:sz="4"/>
-            </w:tcBorders>
-            <w:tcMar>
-              <w:top w:type="dxa" w:w="30"/>
-              <w:left w:type="dxa" w:w="70"/>
-              <w:bottom w:type="dxa" w:w="30"/>
-              <w:right w:type="dxa" w:w="70"/>
-            </w:tcMar>
-            <w:vAlign w:val="center"/>
-          </w:tcPr>
-          <w:p>
-            <w:pPr>
-              <w:spacing w:after="0" w:before="0" w:line="240" w:lineRule="auto"/>
-              <w:jc w:val="left"/>
-            </w:pPr>
-          </w:p>
-        </w:tc>
-        <w:tc>
-          <w:tcPr>
-            <w:tcW w:type="dxa" w:w="616"/>
-            <w:tcBorders>
-              <w:top w:val="single" w:color="000000" w:sz="4"/>
-              <w:left w:val="single" w:color="000000" w:sz="4"/>
-              <w:bottom w:val="single" w:color="000000" w:sz="4"/>
-              <w:right w:val="single" w:color="000000" w:sz="4"/>
-            </w:tcBorders>
-            <w:tcMar>
-              <w:top w:type="dxa" w:w="30"/>
-              <w:left w:type="dxa" w:w="70"/>
-              <w:bottom w:type="dxa" w:w="30"/>
-              <w:right w:type="dxa" w:w="70"/>
-            </w:tcMar>
-            <w:vAlign w:val="center"/>
-          </w:tcPr>
-          <w:p>
-            <w:pPr>
-              <w:spacing w:after="0" w:before="0" w:line="240" w:lineRule="auto"/>
-              <w:jc w:val="left"/>
-            </w:pPr>
-          </w:p>
-        </w:tc>
-        <w:tc>
-          <w:tcPr>
-            <w:tcW w:type="dxa" w:w="1081"/>
-            <w:tcBorders>
-              <w:top w:val="single" w:color="000000" w:sz="4"/>
-              <w:left w:val="single" w:color="000000" w:sz="4"/>
-              <w:bottom w:val="single" w:color="000000" w:sz="4"/>
-              <w:right w:val="single" w:color="000000" w:sz="4"/>
-            </w:tcBorders>
-            <w:tcMar>
-              <w:top w:type="dxa" w:w="30"/>
-              <w:left w:type="dxa" w:w="70"/>
-              <w:bottom w:type="dxa" w:w="30"/>
-              <w:right w:type="dxa" w:w="70"/>
-            </w:tcMar>
-            <w:vAlign w:val="center"/>
-          </w:tcPr>
-          <w:p>
-            <w:pPr>
-              <w:spacing w:after="0" w:before="0" w:line="240" w:lineRule="auto"/>
-              <w:jc w:val="left"/>
-            </w:pPr>
-          </w:p>
-        </w:tc>
-        <w:tc>
-          <w:tcPr>
-            <w:tcW w:type="dxa" w:w="754"/>
-            <w:tcBorders>
-              <w:top w:val="single" w:color="000000" w:sz="4"/>
-              <w:left w:val="single" w:color="000000" w:sz="4"/>
-              <w:bottom w:val="single" w:color="000000" w:sz="4"/>
-              <w:right w:val="single" w:color="000000" w:sz="4"/>
-            </w:tcBorders>
-            <w:tcMar>
-              <w:top w:type="dxa" w:w="30"/>
-              <w:left w:type="dxa" w:w="70"/>
-              <w:bottom w:type="dxa" w:w="30"/>
-              <w:right w:type="dxa" w:w="70"/>
-            </w:tcMar>
-            <w:vAlign w:val="center"/>
-          </w:tcPr>
-          <w:p>
-            <w:pPr>
-              <w:spacing w:after="0" w:before="0" w:line="240" w:lineRule="auto"/>
-              <w:jc w:val="left"/>
-            </w:pPr>
-          </w:p>
-        </w:tc>
-        <w:tc>
-          <w:tcPr>
-            <w:tcW w:type="dxa" w:w="655"/>
-            <w:tcBorders>
-              <w:top w:val="single" w:color="000000" w:sz="4"/>
-              <w:left w:val="single" w:color="000000" w:sz="4"/>
-              <w:bottom w:val="single" w:color="000000" w:sz="4"/>
-              <w:right w:val="single" w:color="000000" w:sz="4"/>
-            </w:tcBorders>
-            <w:tcMar>
-              <w:top w:type="dxa" w:w="30"/>
-              <w:left w:type="dxa" w:w="70"/>
-              <w:bottom w:type="dxa" w:w="30"/>
-              <w:right w:type="dxa" w:w="70"/>
-            </w:tcMar>
-            <w:vAlign w:val="center"/>
-          </w:tcPr>
-          <w:p>
-            <w:pPr>
-              <w:spacing w:after="0" w:before="0" w:line="240" w:lineRule="auto"/>
-              <w:jc w:val="left"/>
-            </w:pPr>
-          </w:p>
-        </w:tc>
-        <w:tc>
-          <w:tcPr>
-            <w:tcW w:type="dxa" w:w="595"/>
-            <w:tcBorders>
-              <w:top w:val="single" w:color="000000" w:sz="4"/>
-              <w:left w:val="single" w:color="000000" w:sz="4"/>
-              <w:bottom w:val="single" w:color="000000" w:sz="4"/>
-              <w:right w:val="single" w:color="000000" w:sz="4"/>
-            </w:tcBorders>
-            <w:tcMar>
-              <w:top w:type="dxa" w:w="30"/>
-              <w:left w:type="dxa" w:w="70"/>
-              <w:bottom w:type="dxa" w:w="30"/>
-              <w:right w:type="dxa" w:w="70"/>
-            </w:tcMar>
-            <w:vAlign w:val="center"/>
-          </w:tcPr>
-          <w:p>
-            <w:pPr>
-              <w:spacing w:after="0" w:before="0" w:line="240" w:lineRule="auto"/>
-              <w:jc w:val="left"/>
-            </w:pPr>
-          </w:p>
-        </w:tc>
-        <w:tc>
-          <w:tcPr>
-            <w:tcW w:type="dxa" w:w="600"/>
+            <w:tcW w:type="dxa" w:w="1168"/>
+            <w:tcBorders>
+              <w:top w:val="single" w:color="000000" w:sz="4"/>
+              <w:left w:val="single" w:color="000000" w:sz="4"/>
+              <w:bottom w:val="single" w:color="000000" w:sz="4"/>
+              <w:right w:val="single" w:color="000000" w:sz="4"/>
+            </w:tcBorders>
+            <w:tcMar>
+              <w:top w:type="dxa" w:w="30"/>
+              <w:left w:type="dxa" w:w="70"/>
+              <w:bottom w:type="dxa" w:w="30"/>
+              <w:right w:type="dxa" w:w="70"/>
+            </w:tcMar>
+            <w:vAlign w:val="center"/>
+          </w:tcPr>
+          <w:p>
+            <w:pPr>
+              <w:spacing w:after="0" w:before="0" w:line="240" w:lineRule="auto"/>
+              <w:jc w:val="left"/>
+            </w:pPr>
+          </w:p>
+        </w:tc>
+        <w:tc>
+          <w:tcPr>
+            <w:tcW w:type="dxa" w:w="844"/>
+            <w:tcBorders>
+              <w:top w:val="single" w:color="000000" w:sz="4"/>
+              <w:left w:val="single" w:color="000000" w:sz="4"/>
+              <w:bottom w:val="single" w:color="000000" w:sz="4"/>
+              <w:right w:val="single" w:color="000000" w:sz="4"/>
+            </w:tcBorders>
+            <w:tcMar>
+              <w:top w:type="dxa" w:w="30"/>
+              <w:left w:type="dxa" w:w="70"/>
+              <w:bottom w:type="dxa" w:w="30"/>
+              <w:right w:type="dxa" w:w="70"/>
+            </w:tcMar>
+            <w:vAlign w:val="center"/>
+          </w:tcPr>
+          <w:p>
+            <w:pPr>
+              <w:spacing w:after="0" w:before="0" w:line="240" w:lineRule="auto"/>
+              <w:jc w:val="left"/>
+            </w:pPr>
+          </w:p>
+        </w:tc>
+        <w:tc>
+          <w:tcPr>
+            <w:tcW w:type="dxa" w:w="844"/>
+            <w:tcBorders>
+              <w:top w:val="single" w:color="000000" w:sz="4"/>
+              <w:left w:val="single" w:color="000000" w:sz="4"/>
+              <w:bottom w:val="single" w:color="000000" w:sz="4"/>
+              <w:right w:val="single" w:color="000000" w:sz="4"/>
+            </w:tcBorders>
+            <w:tcMar>
+              <w:top w:type="dxa" w:w="30"/>
+              <w:left w:type="dxa" w:w="70"/>
+              <w:bottom w:type="dxa" w:w="30"/>
+              <w:right w:type="dxa" w:w="70"/>
+            </w:tcMar>
+            <w:vAlign w:val="center"/>
+          </w:tcPr>
+          <w:p>
+            <w:pPr>
+              <w:spacing w:after="0" w:before="0" w:line="240" w:lineRule="auto"/>
+              <w:jc w:val="left"/>
+            </w:pPr>
+          </w:p>
+        </w:tc>
+        <w:tc>
+          <w:tcPr>
+            <w:tcW w:type="dxa" w:w="794"/>
+            <w:tcBorders>
+              <w:top w:val="single" w:color="000000" w:sz="4"/>
+              <w:left w:val="single" w:color="000000" w:sz="4"/>
+              <w:bottom w:val="single" w:color="000000" w:sz="4"/>
+              <w:right w:val="single" w:color="000000" w:sz="4"/>
+            </w:tcBorders>
+            <w:tcMar>
+              <w:top w:type="dxa" w:w="30"/>
+              <w:left w:type="dxa" w:w="70"/>
+              <w:bottom w:type="dxa" w:w="30"/>
+              <w:right w:type="dxa" w:w="70"/>
+            </w:tcMar>
+            <w:vAlign w:val="center"/>
+          </w:tcPr>
+          <w:p>
+            <w:pPr>
+              <w:spacing w:after="0" w:before="0" w:line="240" w:lineRule="auto"/>
+              <w:jc w:val="left"/>
+            </w:pPr>
+          </w:p>
+        </w:tc>
+        <w:tc>
+          <w:tcPr>
+            <w:tcW w:type="dxa" w:w="715"/>
+            <w:tcBorders>
+              <w:top w:val="single" w:color="000000" w:sz="4"/>
+              <w:left w:val="single" w:color="000000" w:sz="4"/>
+              <w:bottom w:val="single" w:color="000000" w:sz="4"/>
+              <w:right w:val="single" w:color="000000" w:sz="4"/>
+            </w:tcBorders>
+            <w:tcMar>
+              <w:top w:type="dxa" w:w="30"/>
+              <w:left w:type="dxa" w:w="70"/>
+              <w:bottom w:type="dxa" w:w="30"/>
+              <w:right w:type="dxa" w:w="70"/>
+            </w:tcMar>
+            <w:vAlign w:val="center"/>
+          </w:tcPr>
+          <w:p>
+            <w:pPr>
+              <w:spacing w:after="0" w:before="0" w:line="240" w:lineRule="auto"/>
+              <w:jc w:val="left"/>
+            </w:pPr>
+          </w:p>
+        </w:tc>
+        <w:tc>
+          <w:tcPr>
+            <w:tcW w:type="dxa" w:w="973"/>
+            <w:tcBorders>
+              <w:top w:val="single" w:color="000000" w:sz="4"/>
+              <w:left w:val="single" w:color="000000" w:sz="4"/>
+              <w:bottom w:val="single" w:color="000000" w:sz="4"/>
+              <w:right w:val="single" w:color="000000" w:sz="4"/>
+            </w:tcBorders>
+            <w:tcMar>
+              <w:top w:type="dxa" w:w="30"/>
+              <w:left w:type="dxa" w:w="70"/>
+              <w:bottom w:type="dxa" w:w="30"/>
+              <w:right w:type="dxa" w:w="70"/>
+            </w:tcMar>
+            <w:vAlign w:val="center"/>
+          </w:tcPr>
+          <w:p>
+            <w:pPr>
+              <w:spacing w:after="0" w:before="0" w:line="240" w:lineRule="auto"/>
+              <w:jc w:val="left"/>
+            </w:pPr>
+          </w:p>
+        </w:tc>
+        <w:tc>
+          <w:tcPr>
+            <w:tcW w:type="dxa" w:w="858"/>
+            <w:tcBorders>
+              <w:top w:val="single" w:color="000000" w:sz="4"/>
+              <w:left w:val="single" w:color="000000" w:sz="4"/>
+              <w:bottom w:val="single" w:color="000000" w:sz="4"/>
+              <w:right w:val="single" w:color="000000" w:sz="4"/>
+            </w:tcBorders>
+            <w:tcMar>
+              <w:top w:type="dxa" w:w="30"/>
+              <w:left w:type="dxa" w:w="70"/>
+              <w:bottom w:type="dxa" w:w="30"/>
+              <w:right w:type="dxa" w:w="70"/>
+            </w:tcMar>
+            <w:vAlign w:val="center"/>
+          </w:tcPr>
+          <w:p>
+            <w:pPr>
+              <w:spacing w:after="0" w:before="0" w:line="240" w:lineRule="auto"/>
+              <w:jc w:val="left"/>
+            </w:pPr>
+          </w:p>
+        </w:tc>
+        <w:tc>
+          <w:tcPr>
+            <w:tcW w:type="dxa" w:w="897"/>
+            <w:tcBorders>
+              <w:top w:val="single" w:color="000000" w:sz="4"/>
+              <w:left w:val="single" w:color="000000" w:sz="4"/>
+              <w:bottom w:val="single" w:color="000000" w:sz="4"/>
+              <w:right w:val="single" w:color="000000" w:sz="4"/>
+            </w:tcBorders>
+            <w:tcMar>
+              <w:top w:type="dxa" w:w="30"/>
+              <w:left w:type="dxa" w:w="70"/>
+              <w:bottom w:type="dxa" w:w="30"/>
+              <w:right w:type="dxa" w:w="70"/>
+            </w:tcMar>
+            <w:vAlign w:val="center"/>
+          </w:tcPr>
+          <w:p>
+            <w:pPr>
+              <w:spacing w:after="0" w:before="0" w:line="240" w:lineRule="auto"/>
+              <w:jc w:val="left"/>
+            </w:pPr>
+          </w:p>
+        </w:tc>
+        <w:tc>
+          <w:tcPr>
+            <w:tcW w:type="dxa" w:w="587"/>
+            <w:tcBorders>
+              <w:top w:val="single" w:color="000000" w:sz="4"/>
+              <w:left w:val="single" w:color="000000" w:sz="4"/>
+              <w:bottom w:val="single" w:color="000000" w:sz="4"/>
+              <w:right w:val="single" w:color="000000" w:sz="4"/>
+            </w:tcBorders>
+            <w:tcMar>
+              <w:top w:type="dxa" w:w="30"/>
+              <w:left w:type="dxa" w:w="70"/>
+              <w:bottom w:type="dxa" w:w="30"/>
+              <w:right w:type="dxa" w:w="70"/>
+            </w:tcMar>
+            <w:vAlign w:val="center"/>
+          </w:tcPr>
+          <w:p>
+            <w:pPr>
+              <w:spacing w:after="0" w:before="0" w:line="240" w:lineRule="auto"/>
+              <w:jc w:val="left"/>
+            </w:pPr>
+          </w:p>
+        </w:tc>
+        <w:tc>
+          <w:tcPr>
+            <w:tcW w:type="dxa" w:w="591"/>
             <w:tcBorders>
               <w:top w:val="single" w:color="000000" w:sz="4"/>
               <w:left w:val="single" w:color="000000" w:sz="4"/>
@@ -5575,7 +5575,7 @@
         </w:trPr>
         <w:tc>
           <w:tcPr>
-            <w:tcW w:type="dxa" w:w="655"/>
+            <w:tcW w:type="dxa" w:w="695"/>
             <w:tcBorders>
               <w:top w:val="single" w:color="000000" w:sz="4"/>
               <w:left w:val="single" w:color="000000" w:sz="4"/>
@@ -5611,7 +5611,7 @@
         </w:tc>
         <w:tc>
           <w:tcPr>
-            <w:tcW w:type="dxa" w:w="1013"/>
+            <w:tcW w:type="dxa" w:w="999"/>
             <w:tcBorders>
               <w:top w:val="single" w:color="000000" w:sz="4"/>
               <w:left w:val="single" w:color="000000" w:sz="4"/>
@@ -5647,7 +5647,7 @@
         </w:tc>
         <w:tc>
           <w:tcPr>
-            <w:tcW w:type="dxa" w:w="1085"/>
+            <w:tcW w:type="dxa" w:w="915"/>
             <w:tcBorders>
               <w:top w:val="single" w:color="000000" w:sz="4"/>
               <w:left w:val="single" w:color="000000" w:sz="4"/>
@@ -5683,7 +5683,7 @@
         </w:tc>
         <w:tc>
           <w:tcPr>
-            <w:tcW w:type="dxa" w:w="1338"/>
+            <w:tcW w:type="dxa" w:w="936"/>
             <w:tcBorders>
               <w:top w:val="single" w:color="000000" w:sz="4"/>
               <w:left w:val="single" w:color="000000" w:sz="4"/>
@@ -5719,31 +5719,31 @@
         </w:tc>
         <w:tc>
           <w:tcPr>
-            <w:tcW w:type="dxa" w:w="1051"/>
-            <w:tcBorders>
-              <w:top w:val="single" w:color="000000" w:sz="4"/>
-              <w:left w:val="single" w:color="000000" w:sz="4"/>
-              <w:bottom w:val="single" w:color="000000" w:sz="4"/>
-              <w:right w:val="single" w:color="000000" w:sz="4"/>
-            </w:tcBorders>
-            <w:tcMar>
-              <w:top w:type="dxa" w:w="30"/>
-              <w:left w:type="dxa" w:w="70"/>
-              <w:bottom w:type="dxa" w:w="30"/>
-              <w:right w:type="dxa" w:w="70"/>
-            </w:tcMar>
-            <w:vAlign w:val="center"/>
-          </w:tcPr>
-          <w:p>
-            <w:pPr>
-              <w:spacing w:after="0" w:before="0" w:line="240" w:lineRule="auto"/>
-              <w:jc w:val="left"/>
-            </w:pPr>
-          </w:p>
-        </w:tc>
-        <w:tc>
-          <w:tcPr>
-            <w:tcW w:type="dxa" w:w="1015"/>
+            <w:tcW w:type="dxa" w:w="1219"/>
+            <w:tcBorders>
+              <w:top w:val="single" w:color="000000" w:sz="4"/>
+              <w:left w:val="single" w:color="000000" w:sz="4"/>
+              <w:bottom w:val="single" w:color="000000" w:sz="4"/>
+              <w:right w:val="single" w:color="000000" w:sz="4"/>
+            </w:tcBorders>
+            <w:tcMar>
+              <w:top w:type="dxa" w:w="30"/>
+              <w:left w:type="dxa" w:w="70"/>
+              <w:bottom w:type="dxa" w:w="30"/>
+              <w:right w:type="dxa" w:w="70"/>
+            </w:tcMar>
+            <w:vAlign w:val="center"/>
+          </w:tcPr>
+          <w:p>
+            <w:pPr>
+              <w:spacing w:after="0" w:before="0" w:line="240" w:lineRule="auto"/>
+              <w:jc w:val="left"/>
+            </w:pPr>
+          </w:p>
+        </w:tc>
+        <w:tc>
+          <w:tcPr>
+            <w:tcW w:type="dxa" w:w="922"/>
             <w:tcBorders>
               <w:top w:val="single" w:color="000000" w:sz="4"/>
               <w:left w:val="single" w:color="000000" w:sz="4"/>
@@ -5779,223 +5779,223 @@
         </w:tc>
         <w:tc>
           <w:tcPr>
-            <w:tcW w:type="dxa" w:w="1594"/>
-            <w:tcBorders>
-              <w:top w:val="single" w:color="000000" w:sz="4"/>
-              <w:left w:val="single" w:color="000000" w:sz="4"/>
-              <w:bottom w:val="single" w:color="000000" w:sz="4"/>
-              <w:right w:val="single" w:color="000000" w:sz="4"/>
-            </w:tcBorders>
-            <w:tcMar>
-              <w:top w:type="dxa" w:w="30"/>
-              <w:left w:type="dxa" w:w="70"/>
-              <w:bottom w:type="dxa" w:w="30"/>
-              <w:right w:type="dxa" w:w="70"/>
-            </w:tcMar>
-            <w:vAlign w:val="center"/>
-          </w:tcPr>
-          <w:p>
-            <w:pPr>
-              <w:spacing w:after="0" w:before="0" w:line="240" w:lineRule="auto"/>
-              <w:jc w:val="left"/>
-            </w:pPr>
-          </w:p>
-        </w:tc>
-        <w:tc>
-          <w:tcPr>
-            <w:tcW w:type="dxa" w:w="655"/>
-            <w:tcBorders>
-              <w:top w:val="single" w:color="000000" w:sz="4"/>
-              <w:left w:val="single" w:color="000000" w:sz="4"/>
-              <w:bottom w:val="single" w:color="000000" w:sz="4"/>
-              <w:right w:val="single" w:color="000000" w:sz="4"/>
-            </w:tcBorders>
-            <w:tcMar>
-              <w:top w:type="dxa" w:w="30"/>
-              <w:left w:type="dxa" w:w="70"/>
-              <w:bottom w:type="dxa" w:w="30"/>
-              <w:right w:type="dxa" w:w="70"/>
-            </w:tcMar>
-            <w:vAlign w:val="center"/>
-          </w:tcPr>
-          <w:p>
-            <w:pPr>
-              <w:spacing w:after="0" w:before="0" w:line="240" w:lineRule="auto"/>
-              <w:jc w:val="left"/>
-            </w:pPr>
-          </w:p>
-        </w:tc>
-        <w:tc>
-          <w:tcPr>
-            <w:tcW w:type="dxa" w:w="655"/>
-            <w:tcBorders>
-              <w:top w:val="single" w:color="000000" w:sz="4"/>
-              <w:left w:val="single" w:color="000000" w:sz="4"/>
-              <w:bottom w:val="single" w:color="000000" w:sz="4"/>
-              <w:right w:val="single" w:color="000000" w:sz="4"/>
-            </w:tcBorders>
-            <w:tcMar>
-              <w:top w:type="dxa" w:w="30"/>
-              <w:left w:type="dxa" w:w="70"/>
-              <w:bottom w:type="dxa" w:w="30"/>
-              <w:right w:type="dxa" w:w="70"/>
-            </w:tcMar>
-            <w:vAlign w:val="center"/>
-          </w:tcPr>
-          <w:p>
-            <w:pPr>
-              <w:spacing w:after="0" w:before="0" w:line="240" w:lineRule="auto"/>
-              <w:jc w:val="left"/>
-            </w:pPr>
-          </w:p>
-        </w:tc>
-        <w:tc>
-          <w:tcPr>
-            <w:tcW w:type="dxa" w:w="595"/>
-            <w:tcBorders>
-              <w:top w:val="single" w:color="000000" w:sz="4"/>
-              <w:left w:val="single" w:color="000000" w:sz="4"/>
-              <w:bottom w:val="single" w:color="000000" w:sz="4"/>
-              <w:right w:val="single" w:color="000000" w:sz="4"/>
-            </w:tcBorders>
-            <w:tcMar>
-              <w:top w:type="dxa" w:w="30"/>
-              <w:left w:type="dxa" w:w="70"/>
-              <w:bottom w:type="dxa" w:w="30"/>
-              <w:right w:type="dxa" w:w="70"/>
-            </w:tcMar>
-            <w:vAlign w:val="center"/>
-          </w:tcPr>
-          <w:p>
-            <w:pPr>
-              <w:spacing w:after="0" w:before="0" w:line="240" w:lineRule="auto"/>
-              <w:jc w:val="left"/>
-            </w:pPr>
-          </w:p>
-        </w:tc>
-        <w:tc>
-          <w:tcPr>
-            <w:tcW w:type="dxa" w:w="616"/>
-            <w:tcBorders>
-              <w:top w:val="single" w:color="000000" w:sz="4"/>
-              <w:left w:val="single" w:color="000000" w:sz="4"/>
-              <w:bottom w:val="single" w:color="000000" w:sz="4"/>
-              <w:right w:val="single" w:color="000000" w:sz="4"/>
-            </w:tcBorders>
-            <w:tcMar>
-              <w:top w:type="dxa" w:w="30"/>
-              <w:left w:type="dxa" w:w="70"/>
-              <w:bottom w:type="dxa" w:w="30"/>
-              <w:right w:type="dxa" w:w="70"/>
-            </w:tcMar>
-            <w:vAlign w:val="center"/>
-          </w:tcPr>
-          <w:p>
-            <w:pPr>
-              <w:spacing w:after="0" w:before="0" w:line="240" w:lineRule="auto"/>
-              <w:jc w:val="left"/>
-            </w:pPr>
-          </w:p>
-        </w:tc>
-        <w:tc>
-          <w:tcPr>
-            <w:tcW w:type="dxa" w:w="1081"/>
-            <w:tcBorders>
-              <w:top w:val="single" w:color="000000" w:sz="4"/>
-              <w:left w:val="single" w:color="000000" w:sz="4"/>
-              <w:bottom w:val="single" w:color="000000" w:sz="4"/>
-              <w:right w:val="single" w:color="000000" w:sz="4"/>
-            </w:tcBorders>
-            <w:tcMar>
-              <w:top w:type="dxa" w:w="30"/>
-              <w:left w:type="dxa" w:w="70"/>
-              <w:bottom w:type="dxa" w:w="30"/>
-              <w:right w:type="dxa" w:w="70"/>
-            </w:tcMar>
-            <w:vAlign w:val="center"/>
-          </w:tcPr>
-          <w:p>
-            <w:pPr>
-              <w:spacing w:after="0" w:before="0" w:line="240" w:lineRule="auto"/>
-              <w:jc w:val="left"/>
-            </w:pPr>
-          </w:p>
-        </w:tc>
-        <w:tc>
-          <w:tcPr>
-            <w:tcW w:type="dxa" w:w="754"/>
-            <w:tcBorders>
-              <w:top w:val="single" w:color="000000" w:sz="4"/>
-              <w:left w:val="single" w:color="000000" w:sz="4"/>
-              <w:bottom w:val="single" w:color="000000" w:sz="4"/>
-              <w:right w:val="single" w:color="000000" w:sz="4"/>
-            </w:tcBorders>
-            <w:tcMar>
-              <w:top w:type="dxa" w:w="30"/>
-              <w:left w:type="dxa" w:w="70"/>
-              <w:bottom w:type="dxa" w:w="30"/>
-              <w:right w:type="dxa" w:w="70"/>
-            </w:tcMar>
-            <w:vAlign w:val="center"/>
-          </w:tcPr>
-          <w:p>
-            <w:pPr>
-              <w:spacing w:after="0" w:before="0" w:line="240" w:lineRule="auto"/>
-              <w:jc w:val="left"/>
-            </w:pPr>
-          </w:p>
-        </w:tc>
-        <w:tc>
-          <w:tcPr>
-            <w:tcW w:type="dxa" w:w="655"/>
-            <w:tcBorders>
-              <w:top w:val="single" w:color="000000" w:sz="4"/>
-              <w:left w:val="single" w:color="000000" w:sz="4"/>
-              <w:bottom w:val="single" w:color="000000" w:sz="4"/>
-              <w:right w:val="single" w:color="000000" w:sz="4"/>
-            </w:tcBorders>
-            <w:tcMar>
-              <w:top w:type="dxa" w:w="30"/>
-              <w:left w:type="dxa" w:w="70"/>
-              <w:bottom w:type="dxa" w:w="30"/>
-              <w:right w:type="dxa" w:w="70"/>
-            </w:tcMar>
-            <w:vAlign w:val="center"/>
-          </w:tcPr>
-          <w:p>
-            <w:pPr>
-              <w:spacing w:after="0" w:before="0" w:line="240" w:lineRule="auto"/>
-              <w:jc w:val="left"/>
-            </w:pPr>
-          </w:p>
-        </w:tc>
-        <w:tc>
-          <w:tcPr>
-            <w:tcW w:type="dxa" w:w="595"/>
-            <w:tcBorders>
-              <w:top w:val="single" w:color="000000" w:sz="4"/>
-              <w:left w:val="single" w:color="000000" w:sz="4"/>
-              <w:bottom w:val="single" w:color="000000" w:sz="4"/>
-              <w:right w:val="single" w:color="000000" w:sz="4"/>
-            </w:tcBorders>
-            <w:tcMar>
-              <w:top w:type="dxa" w:w="30"/>
-              <w:left w:type="dxa" w:w="70"/>
-              <w:bottom w:type="dxa" w:w="30"/>
-              <w:right w:type="dxa" w:w="70"/>
-            </w:tcMar>
-            <w:vAlign w:val="center"/>
-          </w:tcPr>
-          <w:p>
-            <w:pPr>
-              <w:spacing w:after="0" w:before="0" w:line="240" w:lineRule="auto"/>
-              <w:jc w:val="left"/>
-            </w:pPr>
-          </w:p>
-        </w:tc>
-        <w:tc>
-          <w:tcPr>
-            <w:tcW w:type="dxa" w:w="600"/>
+            <w:tcW w:type="dxa" w:w="1168"/>
+            <w:tcBorders>
+              <w:top w:val="single" w:color="000000" w:sz="4"/>
+              <w:left w:val="single" w:color="000000" w:sz="4"/>
+              <w:bottom w:val="single" w:color="000000" w:sz="4"/>
+              <w:right w:val="single" w:color="000000" w:sz="4"/>
+            </w:tcBorders>
+            <w:tcMar>
+              <w:top w:type="dxa" w:w="30"/>
+              <w:left w:type="dxa" w:w="70"/>
+              <w:bottom w:type="dxa" w:w="30"/>
+              <w:right w:type="dxa" w:w="70"/>
+            </w:tcMar>
+            <w:vAlign w:val="center"/>
+          </w:tcPr>
+          <w:p>
+            <w:pPr>
+              <w:spacing w:after="0" w:before="0" w:line="240" w:lineRule="auto"/>
+              <w:jc w:val="left"/>
+            </w:pPr>
+          </w:p>
+        </w:tc>
+        <w:tc>
+          <w:tcPr>
+            <w:tcW w:type="dxa" w:w="844"/>
+            <w:tcBorders>
+              <w:top w:val="single" w:color="000000" w:sz="4"/>
+              <w:left w:val="single" w:color="000000" w:sz="4"/>
+              <w:bottom w:val="single" w:color="000000" w:sz="4"/>
+              <w:right w:val="single" w:color="000000" w:sz="4"/>
+            </w:tcBorders>
+            <w:tcMar>
+              <w:top w:type="dxa" w:w="30"/>
+              <w:left w:type="dxa" w:w="70"/>
+              <w:bottom w:type="dxa" w:w="30"/>
+              <w:right w:type="dxa" w:w="70"/>
+            </w:tcMar>
+            <w:vAlign w:val="center"/>
+          </w:tcPr>
+          <w:p>
+            <w:pPr>
+              <w:spacing w:after="0" w:before="0" w:line="240" w:lineRule="auto"/>
+              <w:jc w:val="left"/>
+            </w:pPr>
+          </w:p>
+        </w:tc>
+        <w:tc>
+          <w:tcPr>
+            <w:tcW w:type="dxa" w:w="844"/>
+            <w:tcBorders>
+              <w:top w:val="single" w:color="000000" w:sz="4"/>
+              <w:left w:val="single" w:color="000000" w:sz="4"/>
+              <w:bottom w:val="single" w:color="000000" w:sz="4"/>
+              <w:right w:val="single" w:color="000000" w:sz="4"/>
+            </w:tcBorders>
+            <w:tcMar>
+              <w:top w:type="dxa" w:w="30"/>
+              <w:left w:type="dxa" w:w="70"/>
+              <w:bottom w:type="dxa" w:w="30"/>
+              <w:right w:type="dxa" w:w="70"/>
+            </w:tcMar>
+            <w:vAlign w:val="center"/>
+          </w:tcPr>
+          <w:p>
+            <w:pPr>
+              <w:spacing w:after="0" w:before="0" w:line="240" w:lineRule="auto"/>
+              <w:jc w:val="left"/>
+            </w:pPr>
+          </w:p>
+        </w:tc>
+        <w:tc>
+          <w:tcPr>
+            <w:tcW w:type="dxa" w:w="794"/>
+            <w:tcBorders>
+              <w:top w:val="single" w:color="000000" w:sz="4"/>
+              <w:left w:val="single" w:color="000000" w:sz="4"/>
+              <w:bottom w:val="single" w:color="000000" w:sz="4"/>
+              <w:right w:val="single" w:color="000000" w:sz="4"/>
+            </w:tcBorders>
+            <w:tcMar>
+              <w:top w:type="dxa" w:w="30"/>
+              <w:left w:type="dxa" w:w="70"/>
+              <w:bottom w:type="dxa" w:w="30"/>
+              <w:right w:type="dxa" w:w="70"/>
+            </w:tcMar>
+            <w:vAlign w:val="center"/>
+          </w:tcPr>
+          <w:p>
+            <w:pPr>
+              <w:spacing w:after="0" w:before="0" w:line="240" w:lineRule="auto"/>
+              <w:jc w:val="left"/>
+            </w:pPr>
+          </w:p>
+        </w:tc>
+        <w:tc>
+          <w:tcPr>
+            <w:tcW w:type="dxa" w:w="715"/>
+            <w:tcBorders>
+              <w:top w:val="single" w:color="000000" w:sz="4"/>
+              <w:left w:val="single" w:color="000000" w:sz="4"/>
+              <w:bottom w:val="single" w:color="000000" w:sz="4"/>
+              <w:right w:val="single" w:color="000000" w:sz="4"/>
+            </w:tcBorders>
+            <w:tcMar>
+              <w:top w:type="dxa" w:w="30"/>
+              <w:left w:type="dxa" w:w="70"/>
+              <w:bottom w:type="dxa" w:w="30"/>
+              <w:right w:type="dxa" w:w="70"/>
+            </w:tcMar>
+            <w:vAlign w:val="center"/>
+          </w:tcPr>
+          <w:p>
+            <w:pPr>
+              <w:spacing w:after="0" w:before="0" w:line="240" w:lineRule="auto"/>
+              <w:jc w:val="left"/>
+            </w:pPr>
+          </w:p>
+        </w:tc>
+        <w:tc>
+          <w:tcPr>
+            <w:tcW w:type="dxa" w:w="973"/>
+            <w:tcBorders>
+              <w:top w:val="single" w:color="000000" w:sz="4"/>
+              <w:left w:val="single" w:color="000000" w:sz="4"/>
+              <w:bottom w:val="single" w:color="000000" w:sz="4"/>
+              <w:right w:val="single" w:color="000000" w:sz="4"/>
+            </w:tcBorders>
+            <w:tcMar>
+              <w:top w:type="dxa" w:w="30"/>
+              <w:left w:type="dxa" w:w="70"/>
+              <w:bottom w:type="dxa" w:w="30"/>
+              <w:right w:type="dxa" w:w="70"/>
+            </w:tcMar>
+            <w:vAlign w:val="center"/>
+          </w:tcPr>
+          <w:p>
+            <w:pPr>
+              <w:spacing w:after="0" w:before="0" w:line="240" w:lineRule="auto"/>
+              <w:jc w:val="left"/>
+            </w:pPr>
+          </w:p>
+        </w:tc>
+        <w:tc>
+          <w:tcPr>
+            <w:tcW w:type="dxa" w:w="858"/>
+            <w:tcBorders>
+              <w:top w:val="single" w:color="000000" w:sz="4"/>
+              <w:left w:val="single" w:color="000000" w:sz="4"/>
+              <w:bottom w:val="single" w:color="000000" w:sz="4"/>
+              <w:right w:val="single" w:color="000000" w:sz="4"/>
+            </w:tcBorders>
+            <w:tcMar>
+              <w:top w:type="dxa" w:w="30"/>
+              <w:left w:type="dxa" w:w="70"/>
+              <w:bottom w:type="dxa" w:w="30"/>
+              <w:right w:type="dxa" w:w="70"/>
+            </w:tcMar>
+            <w:vAlign w:val="center"/>
+          </w:tcPr>
+          <w:p>
+            <w:pPr>
+              <w:spacing w:after="0" w:before="0" w:line="240" w:lineRule="auto"/>
+              <w:jc w:val="left"/>
+            </w:pPr>
+          </w:p>
+        </w:tc>
+        <w:tc>
+          <w:tcPr>
+            <w:tcW w:type="dxa" w:w="897"/>
+            <w:tcBorders>
+              <w:top w:val="single" w:color="000000" w:sz="4"/>
+              <w:left w:val="single" w:color="000000" w:sz="4"/>
+              <w:bottom w:val="single" w:color="000000" w:sz="4"/>
+              <w:right w:val="single" w:color="000000" w:sz="4"/>
+            </w:tcBorders>
+            <w:tcMar>
+              <w:top w:type="dxa" w:w="30"/>
+              <w:left w:type="dxa" w:w="70"/>
+              <w:bottom w:type="dxa" w:w="30"/>
+              <w:right w:type="dxa" w:w="70"/>
+            </w:tcMar>
+            <w:vAlign w:val="center"/>
+          </w:tcPr>
+          <w:p>
+            <w:pPr>
+              <w:spacing w:after="0" w:before="0" w:line="240" w:lineRule="auto"/>
+              <w:jc w:val="left"/>
+            </w:pPr>
+          </w:p>
+        </w:tc>
+        <w:tc>
+          <w:tcPr>
+            <w:tcW w:type="dxa" w:w="587"/>
+            <w:tcBorders>
+              <w:top w:val="single" w:color="000000" w:sz="4"/>
+              <w:left w:val="single" w:color="000000" w:sz="4"/>
+              <w:bottom w:val="single" w:color="000000" w:sz="4"/>
+              <w:right w:val="single" w:color="000000" w:sz="4"/>
+            </w:tcBorders>
+            <w:tcMar>
+              <w:top w:type="dxa" w:w="30"/>
+              <w:left w:type="dxa" w:w="70"/>
+              <w:bottom w:type="dxa" w:w="30"/>
+              <w:right w:type="dxa" w:w="70"/>
+            </w:tcMar>
+            <w:vAlign w:val="center"/>
+          </w:tcPr>
+          <w:p>
+            <w:pPr>
+              <w:spacing w:after="0" w:before="0" w:line="240" w:lineRule="auto"/>
+              <w:jc w:val="left"/>
+            </w:pPr>
+          </w:p>
+        </w:tc>
+        <w:tc>
+          <w:tcPr>
+            <w:tcW w:type="dxa" w:w="591"/>
             <w:tcBorders>
               <w:top w:val="single" w:color="000000" w:sz="4"/>
               <w:left w:val="single" w:color="000000" w:sz="4"/>
@@ -6025,7 +6025,7 @@
         </w:trPr>
         <w:tc>
           <w:tcPr>
-            <w:tcW w:type="dxa" w:w="655"/>
+            <w:tcW w:type="dxa" w:w="695"/>
             <w:tcBorders>
               <w:top w:val="single" w:color="000000" w:sz="4"/>
               <w:left w:val="single" w:color="000000" w:sz="4"/>
@@ -6061,7 +6061,7 @@
         </w:tc>
         <w:tc>
           <w:tcPr>
-            <w:tcW w:type="dxa" w:w="1013"/>
+            <w:tcW w:type="dxa" w:w="999"/>
             <w:tcBorders>
               <w:top w:val="single" w:color="000000" w:sz="4"/>
               <w:left w:val="single" w:color="000000" w:sz="4"/>
@@ -6097,7 +6097,7 @@
         </w:tc>
         <w:tc>
           <w:tcPr>
-            <w:tcW w:type="dxa" w:w="1085"/>
+            <w:tcW w:type="dxa" w:w="915"/>
             <w:tcBorders>
               <w:top w:val="single" w:color="000000" w:sz="4"/>
               <w:left w:val="single" w:color="000000" w:sz="4"/>
@@ -6133,7 +6133,7 @@
         </w:tc>
         <w:tc>
           <w:tcPr>
-            <w:tcW w:type="dxa" w:w="1338"/>
+            <w:tcW w:type="dxa" w:w="936"/>
             <w:tcBorders>
               <w:top w:val="single" w:color="000000" w:sz="4"/>
               <w:left w:val="single" w:color="000000" w:sz="4"/>
@@ -6169,271 +6169,271 @@
         </w:tc>
         <w:tc>
           <w:tcPr>
-            <w:tcW w:type="dxa" w:w="1051"/>
-            <w:tcBorders>
-              <w:top w:val="single" w:color="000000" w:sz="4"/>
-              <w:left w:val="single" w:color="000000" w:sz="4"/>
-              <w:bottom w:val="single" w:color="000000" w:sz="4"/>
-              <w:right w:val="single" w:color="000000" w:sz="4"/>
-            </w:tcBorders>
-            <w:tcMar>
-              <w:top w:type="dxa" w:w="30"/>
-              <w:left w:type="dxa" w:w="70"/>
-              <w:bottom w:type="dxa" w:w="30"/>
-              <w:right w:type="dxa" w:w="70"/>
-            </w:tcMar>
-            <w:vAlign w:val="center"/>
-          </w:tcPr>
-          <w:p>
-            <w:pPr>
-              <w:spacing w:after="0" w:before="0" w:line="240" w:lineRule="auto"/>
-              <w:jc w:val="left"/>
-            </w:pPr>
-          </w:p>
-        </w:tc>
-        <w:tc>
-          <w:tcPr>
-            <w:tcW w:type="dxa" w:w="1015"/>
-            <w:tcBorders>
-              <w:top w:val="single" w:color="000000" w:sz="4"/>
-              <w:left w:val="single" w:color="000000" w:sz="4"/>
-              <w:bottom w:val="single" w:color="000000" w:sz="4"/>
-              <w:right w:val="single" w:color="000000" w:sz="4"/>
-            </w:tcBorders>
-            <w:tcMar>
-              <w:top w:type="dxa" w:w="30"/>
-              <w:left w:type="dxa" w:w="70"/>
-              <w:bottom w:type="dxa" w:w="30"/>
-              <w:right w:type="dxa" w:w="70"/>
-            </w:tcMar>
-            <w:vAlign w:val="center"/>
-          </w:tcPr>
-          <w:p>
-            <w:pPr>
-              <w:spacing w:after="0" w:before="0" w:line="240" w:lineRule="auto"/>
-              <w:jc w:val="left"/>
-            </w:pPr>
-          </w:p>
-        </w:tc>
-        <w:tc>
-          <w:tcPr>
-            <w:tcW w:type="dxa" w:w="1594"/>
-            <w:tcBorders>
-              <w:top w:val="single" w:color="000000" w:sz="4"/>
-              <w:left w:val="single" w:color="000000" w:sz="4"/>
-              <w:bottom w:val="single" w:color="000000" w:sz="4"/>
-              <w:right w:val="single" w:color="000000" w:sz="4"/>
-            </w:tcBorders>
-            <w:tcMar>
-              <w:top w:type="dxa" w:w="30"/>
-              <w:left w:type="dxa" w:w="70"/>
-              <w:bottom w:type="dxa" w:w="30"/>
-              <w:right w:type="dxa" w:w="70"/>
-            </w:tcMar>
-            <w:vAlign w:val="center"/>
-          </w:tcPr>
-          <w:p>
-            <w:pPr>
-              <w:spacing w:after="0" w:before="0" w:line="240" w:lineRule="auto"/>
-              <w:jc w:val="left"/>
-            </w:pPr>
-          </w:p>
-        </w:tc>
-        <w:tc>
-          <w:tcPr>
-            <w:tcW w:type="dxa" w:w="655"/>
-            <w:tcBorders>
-              <w:top w:val="single" w:color="000000" w:sz="4"/>
-              <w:left w:val="single" w:color="000000" w:sz="4"/>
-              <w:bottom w:val="single" w:color="000000" w:sz="4"/>
-              <w:right w:val="single" w:color="000000" w:sz="4"/>
-            </w:tcBorders>
-            <w:tcMar>
-              <w:top w:type="dxa" w:w="30"/>
-              <w:left w:type="dxa" w:w="70"/>
-              <w:bottom w:type="dxa" w:w="30"/>
-              <w:right w:type="dxa" w:w="70"/>
-            </w:tcMar>
-            <w:vAlign w:val="center"/>
-          </w:tcPr>
-          <w:p>
-            <w:pPr>
-              <w:spacing w:after="0" w:before="0" w:line="240" w:lineRule="auto"/>
-              <w:jc w:val="left"/>
-            </w:pPr>
-          </w:p>
-        </w:tc>
-        <w:tc>
-          <w:tcPr>
-            <w:tcW w:type="dxa" w:w="655"/>
-            <w:tcBorders>
-              <w:top w:val="single" w:color="000000" w:sz="4"/>
-              <w:left w:val="single" w:color="000000" w:sz="4"/>
-              <w:bottom w:val="single" w:color="000000" w:sz="4"/>
-              <w:right w:val="single" w:color="000000" w:sz="4"/>
-            </w:tcBorders>
-            <w:tcMar>
-              <w:top w:type="dxa" w:w="30"/>
-              <w:left w:type="dxa" w:w="70"/>
-              <w:bottom w:type="dxa" w:w="30"/>
-              <w:right w:type="dxa" w:w="70"/>
-            </w:tcMar>
-            <w:vAlign w:val="center"/>
-          </w:tcPr>
-          <w:p>
-            <w:pPr>
-              <w:spacing w:after="0" w:before="0" w:line="240" w:lineRule="auto"/>
-              <w:jc w:val="left"/>
-            </w:pPr>
-          </w:p>
-        </w:tc>
-        <w:tc>
-          <w:tcPr>
-            <w:tcW w:type="dxa" w:w="595"/>
-            <w:tcBorders>
-              <w:top w:val="single" w:color="000000" w:sz="4"/>
-              <w:left w:val="single" w:color="000000" w:sz="4"/>
-              <w:bottom w:val="single" w:color="000000" w:sz="4"/>
-              <w:right w:val="single" w:color="000000" w:sz="4"/>
-            </w:tcBorders>
-            <w:tcMar>
-              <w:top w:type="dxa" w:w="30"/>
-              <w:left w:type="dxa" w:w="70"/>
-              <w:bottom w:type="dxa" w:w="30"/>
-              <w:right w:type="dxa" w:w="70"/>
-            </w:tcMar>
-            <w:vAlign w:val="center"/>
-          </w:tcPr>
-          <w:p>
-            <w:pPr>
-              <w:spacing w:after="0" w:before="0" w:line="240" w:lineRule="auto"/>
-              <w:jc w:val="left"/>
-            </w:pPr>
-          </w:p>
-        </w:tc>
-        <w:tc>
-          <w:tcPr>
-            <w:tcW w:type="dxa" w:w="616"/>
-            <w:tcBorders>
-              <w:top w:val="single" w:color="000000" w:sz="4"/>
-              <w:left w:val="single" w:color="000000" w:sz="4"/>
-              <w:bottom w:val="single" w:color="000000" w:sz="4"/>
-              <w:right w:val="single" w:color="000000" w:sz="4"/>
-            </w:tcBorders>
-            <w:tcMar>
-              <w:top w:type="dxa" w:w="30"/>
-              <w:left w:type="dxa" w:w="70"/>
-              <w:bottom w:type="dxa" w:w="30"/>
-              <w:right w:type="dxa" w:w="70"/>
-            </w:tcMar>
-            <w:vAlign w:val="center"/>
-          </w:tcPr>
-          <w:p>
-            <w:pPr>
-              <w:spacing w:after="0" w:before="0" w:line="240" w:lineRule="auto"/>
-              <w:jc w:val="left"/>
-            </w:pPr>
-          </w:p>
-        </w:tc>
-        <w:tc>
-          <w:tcPr>
-            <w:tcW w:type="dxa" w:w="1081"/>
-            <w:tcBorders>
-              <w:top w:val="single" w:color="000000" w:sz="4"/>
-              <w:left w:val="single" w:color="000000" w:sz="4"/>
-              <w:bottom w:val="single" w:color="000000" w:sz="4"/>
-              <w:right w:val="single" w:color="000000" w:sz="4"/>
-            </w:tcBorders>
-            <w:tcMar>
-              <w:top w:type="dxa" w:w="30"/>
-              <w:left w:type="dxa" w:w="70"/>
-              <w:bottom w:type="dxa" w:w="30"/>
-              <w:right w:type="dxa" w:w="70"/>
-            </w:tcMar>
-            <w:vAlign w:val="center"/>
-          </w:tcPr>
-          <w:p>
-            <w:pPr>
-              <w:spacing w:after="0" w:before="0" w:line="240" w:lineRule="auto"/>
-              <w:jc w:val="left"/>
-            </w:pPr>
-          </w:p>
-        </w:tc>
-        <w:tc>
-          <w:tcPr>
-            <w:tcW w:type="dxa" w:w="754"/>
-            <w:tcBorders>
-              <w:top w:val="single" w:color="000000" w:sz="4"/>
-              <w:left w:val="single" w:color="000000" w:sz="4"/>
-              <w:bottom w:val="single" w:color="000000" w:sz="4"/>
-              <w:right w:val="single" w:color="000000" w:sz="4"/>
-            </w:tcBorders>
-            <w:tcMar>
-              <w:top w:type="dxa" w:w="30"/>
-              <w:left w:type="dxa" w:w="70"/>
-              <w:bottom w:type="dxa" w:w="30"/>
-              <w:right w:type="dxa" w:w="70"/>
-            </w:tcMar>
-            <w:vAlign w:val="center"/>
-          </w:tcPr>
-          <w:p>
-            <w:pPr>
-              <w:spacing w:after="0" w:before="0" w:line="240" w:lineRule="auto"/>
-              <w:jc w:val="left"/>
-            </w:pPr>
-          </w:p>
-        </w:tc>
-        <w:tc>
-          <w:tcPr>
-            <w:tcW w:type="dxa" w:w="655"/>
-            <w:tcBorders>
-              <w:top w:val="single" w:color="000000" w:sz="4"/>
-              <w:left w:val="single" w:color="000000" w:sz="4"/>
-              <w:bottom w:val="single" w:color="000000" w:sz="4"/>
-              <w:right w:val="single" w:color="000000" w:sz="4"/>
-            </w:tcBorders>
-            <w:tcMar>
-              <w:top w:type="dxa" w:w="30"/>
-              <w:left w:type="dxa" w:w="70"/>
-              <w:bottom w:type="dxa" w:w="30"/>
-              <w:right w:type="dxa" w:w="70"/>
-            </w:tcMar>
-            <w:vAlign w:val="center"/>
-          </w:tcPr>
-          <w:p>
-            <w:pPr>
-              <w:spacing w:after="0" w:before="0" w:line="240" w:lineRule="auto"/>
-              <w:jc w:val="left"/>
-            </w:pPr>
-          </w:p>
-        </w:tc>
-        <w:tc>
-          <w:tcPr>
-            <w:tcW w:type="dxa" w:w="595"/>
-            <w:tcBorders>
-              <w:top w:val="single" w:color="000000" w:sz="4"/>
-              <w:left w:val="single" w:color="000000" w:sz="4"/>
-              <w:bottom w:val="single" w:color="000000" w:sz="4"/>
-              <w:right w:val="single" w:color="000000" w:sz="4"/>
-            </w:tcBorders>
-            <w:tcMar>
-              <w:top w:type="dxa" w:w="30"/>
-              <w:left w:type="dxa" w:w="70"/>
-              <w:bottom w:type="dxa" w:w="30"/>
-              <w:right w:type="dxa" w:w="70"/>
-            </w:tcMar>
-            <w:vAlign w:val="center"/>
-          </w:tcPr>
-          <w:p>
-            <w:pPr>
-              <w:spacing w:after="0" w:before="0" w:line="240" w:lineRule="auto"/>
-              <w:jc w:val="left"/>
-            </w:pPr>
-          </w:p>
-        </w:tc>
-        <w:tc>
-          <w:tcPr>
-            <w:tcW w:type="dxa" w:w="600"/>
+            <w:tcW w:type="dxa" w:w="1219"/>
+            <w:tcBorders>
+              <w:top w:val="single" w:color="000000" w:sz="4"/>
+              <w:left w:val="single" w:color="000000" w:sz="4"/>
+              <w:bottom w:val="single" w:color="000000" w:sz="4"/>
+              <w:right w:val="single" w:color="000000" w:sz="4"/>
+            </w:tcBorders>
+            <w:tcMar>
+              <w:top w:type="dxa" w:w="30"/>
+              <w:left w:type="dxa" w:w="70"/>
+              <w:bottom w:type="dxa" w:w="30"/>
+              <w:right w:type="dxa" w:w="70"/>
+            </w:tcMar>
+            <w:vAlign w:val="center"/>
+          </w:tcPr>
+          <w:p>
+            <w:pPr>
+              <w:spacing w:after="0" w:before="0" w:line="240" w:lineRule="auto"/>
+              <w:jc w:val="left"/>
+            </w:pPr>
+          </w:p>
+        </w:tc>
+        <w:tc>
+          <w:tcPr>
+            <w:tcW w:type="dxa" w:w="922"/>
+            <w:tcBorders>
+              <w:top w:val="single" w:color="000000" w:sz="4"/>
+              <w:left w:val="single" w:color="000000" w:sz="4"/>
+              <w:bottom w:val="single" w:color="000000" w:sz="4"/>
+              <w:right w:val="single" w:color="000000" w:sz="4"/>
+            </w:tcBorders>
+            <w:tcMar>
+              <w:top w:type="dxa" w:w="30"/>
+              <w:left w:type="dxa" w:w="70"/>
+              <w:bottom w:type="dxa" w:w="30"/>
+              <w:right w:type="dxa" w:w="70"/>
+            </w:tcMar>
+            <w:vAlign w:val="center"/>
+          </w:tcPr>
+          <w:p>
+            <w:pPr>
+              <w:spacing w:after="0" w:before="0" w:line="240" w:lineRule="auto"/>
+              <w:jc w:val="left"/>
+            </w:pPr>
+          </w:p>
+        </w:tc>
+        <w:tc>
+          <w:tcPr>
+            <w:tcW w:type="dxa" w:w="1168"/>
+            <w:tcBorders>
+              <w:top w:val="single" w:color="000000" w:sz="4"/>
+              <w:left w:val="single" w:color="000000" w:sz="4"/>
+              <w:bottom w:val="single" w:color="000000" w:sz="4"/>
+              <w:right w:val="single" w:color="000000" w:sz="4"/>
+            </w:tcBorders>
+            <w:tcMar>
+              <w:top w:type="dxa" w:w="30"/>
+              <w:left w:type="dxa" w:w="70"/>
+              <w:bottom w:type="dxa" w:w="30"/>
+              <w:right w:type="dxa" w:w="70"/>
+            </w:tcMar>
+            <w:vAlign w:val="center"/>
+          </w:tcPr>
+          <w:p>
+            <w:pPr>
+              <w:spacing w:after="0" w:before="0" w:line="240" w:lineRule="auto"/>
+              <w:jc w:val="left"/>
+            </w:pPr>
+          </w:p>
+        </w:tc>
+        <w:tc>
+          <w:tcPr>
+            <w:tcW w:type="dxa" w:w="844"/>
+            <w:tcBorders>
+              <w:top w:val="single" w:color="000000" w:sz="4"/>
+              <w:left w:val="single" w:color="000000" w:sz="4"/>
+              <w:bottom w:val="single" w:color="000000" w:sz="4"/>
+              <w:right w:val="single" w:color="000000" w:sz="4"/>
+            </w:tcBorders>
+            <w:tcMar>
+              <w:top w:type="dxa" w:w="30"/>
+              <w:left w:type="dxa" w:w="70"/>
+              <w:bottom w:type="dxa" w:w="30"/>
+              <w:right w:type="dxa" w:w="70"/>
+            </w:tcMar>
+            <w:vAlign w:val="center"/>
+          </w:tcPr>
+          <w:p>
+            <w:pPr>
+              <w:spacing w:after="0" w:before="0" w:line="240" w:lineRule="auto"/>
+              <w:jc w:val="left"/>
+            </w:pPr>
+          </w:p>
+        </w:tc>
+        <w:tc>
+          <w:tcPr>
+            <w:tcW w:type="dxa" w:w="844"/>
+            <w:tcBorders>
+              <w:top w:val="single" w:color="000000" w:sz="4"/>
+              <w:left w:val="single" w:color="000000" w:sz="4"/>
+              <w:bottom w:val="single" w:color="000000" w:sz="4"/>
+              <w:right w:val="single" w:color="000000" w:sz="4"/>
+            </w:tcBorders>
+            <w:tcMar>
+              <w:top w:type="dxa" w:w="30"/>
+              <w:left w:type="dxa" w:w="70"/>
+              <w:bottom w:type="dxa" w:w="30"/>
+              <w:right w:type="dxa" w:w="70"/>
+            </w:tcMar>
+            <w:vAlign w:val="center"/>
+          </w:tcPr>
+          <w:p>
+            <w:pPr>
+              <w:spacing w:after="0" w:before="0" w:line="240" w:lineRule="auto"/>
+              <w:jc w:val="left"/>
+            </w:pPr>
+          </w:p>
+        </w:tc>
+        <w:tc>
+          <w:tcPr>
+            <w:tcW w:type="dxa" w:w="794"/>
+            <w:tcBorders>
+              <w:top w:val="single" w:color="000000" w:sz="4"/>
+              <w:left w:val="single" w:color="000000" w:sz="4"/>
+              <w:bottom w:val="single" w:color="000000" w:sz="4"/>
+              <w:right w:val="single" w:color="000000" w:sz="4"/>
+            </w:tcBorders>
+            <w:tcMar>
+              <w:top w:type="dxa" w:w="30"/>
+              <w:left w:type="dxa" w:w="70"/>
+              <w:bottom w:type="dxa" w:w="30"/>
+              <w:right w:type="dxa" w:w="70"/>
+            </w:tcMar>
+            <w:vAlign w:val="center"/>
+          </w:tcPr>
+          <w:p>
+            <w:pPr>
+              <w:spacing w:after="0" w:before="0" w:line="240" w:lineRule="auto"/>
+              <w:jc w:val="left"/>
+            </w:pPr>
+          </w:p>
+        </w:tc>
+        <w:tc>
+          <w:tcPr>
+            <w:tcW w:type="dxa" w:w="715"/>
+            <w:tcBorders>
+              <w:top w:val="single" w:color="000000" w:sz="4"/>
+              <w:left w:val="single" w:color="000000" w:sz="4"/>
+              <w:bottom w:val="single" w:color="000000" w:sz="4"/>
+              <w:right w:val="single" w:color="000000" w:sz="4"/>
+            </w:tcBorders>
+            <w:tcMar>
+              <w:top w:type="dxa" w:w="30"/>
+              <w:left w:type="dxa" w:w="70"/>
+              <w:bottom w:type="dxa" w:w="30"/>
+              <w:right w:type="dxa" w:w="70"/>
+            </w:tcMar>
+            <w:vAlign w:val="center"/>
+          </w:tcPr>
+          <w:p>
+            <w:pPr>
+              <w:spacing w:after="0" w:before="0" w:line="240" w:lineRule="auto"/>
+              <w:jc w:val="left"/>
+            </w:pPr>
+          </w:p>
+        </w:tc>
+        <w:tc>
+          <w:tcPr>
+            <w:tcW w:type="dxa" w:w="973"/>
+            <w:tcBorders>
+              <w:top w:val="single" w:color="000000" w:sz="4"/>
+              <w:left w:val="single" w:color="000000" w:sz="4"/>
+              <w:bottom w:val="single" w:color="000000" w:sz="4"/>
+              <w:right w:val="single" w:color="000000" w:sz="4"/>
+            </w:tcBorders>
+            <w:tcMar>
+              <w:top w:type="dxa" w:w="30"/>
+              <w:left w:type="dxa" w:w="70"/>
+              <w:bottom w:type="dxa" w:w="30"/>
+              <w:right w:type="dxa" w:w="70"/>
+            </w:tcMar>
+            <w:vAlign w:val="center"/>
+          </w:tcPr>
+          <w:p>
+            <w:pPr>
+              <w:spacing w:after="0" w:before="0" w:line="240" w:lineRule="auto"/>
+              <w:jc w:val="left"/>
+            </w:pPr>
+          </w:p>
+        </w:tc>
+        <w:tc>
+          <w:tcPr>
+            <w:tcW w:type="dxa" w:w="858"/>
+            <w:tcBorders>
+              <w:top w:val="single" w:color="000000" w:sz="4"/>
+              <w:left w:val="single" w:color="000000" w:sz="4"/>
+              <w:bottom w:val="single" w:color="000000" w:sz="4"/>
+              <w:right w:val="single" w:color="000000" w:sz="4"/>
+            </w:tcBorders>
+            <w:tcMar>
+              <w:top w:type="dxa" w:w="30"/>
+              <w:left w:type="dxa" w:w="70"/>
+              <w:bottom w:type="dxa" w:w="30"/>
+              <w:right w:type="dxa" w:w="70"/>
+            </w:tcMar>
+            <w:vAlign w:val="center"/>
+          </w:tcPr>
+          <w:p>
+            <w:pPr>
+              <w:spacing w:after="0" w:before="0" w:line="240" w:lineRule="auto"/>
+              <w:jc w:val="left"/>
+            </w:pPr>
+          </w:p>
+        </w:tc>
+        <w:tc>
+          <w:tcPr>
+            <w:tcW w:type="dxa" w:w="897"/>
+            <w:tcBorders>
+              <w:top w:val="single" w:color="000000" w:sz="4"/>
+              <w:left w:val="single" w:color="000000" w:sz="4"/>
+              <w:bottom w:val="single" w:color="000000" w:sz="4"/>
+              <w:right w:val="single" w:color="000000" w:sz="4"/>
+            </w:tcBorders>
+            <w:tcMar>
+              <w:top w:type="dxa" w:w="30"/>
+              <w:left w:type="dxa" w:w="70"/>
+              <w:bottom w:type="dxa" w:w="30"/>
+              <w:right w:type="dxa" w:w="70"/>
+            </w:tcMar>
+            <w:vAlign w:val="center"/>
+          </w:tcPr>
+          <w:p>
+            <w:pPr>
+              <w:spacing w:after="0" w:before="0" w:line="240" w:lineRule="auto"/>
+              <w:jc w:val="left"/>
+            </w:pPr>
+          </w:p>
+        </w:tc>
+        <w:tc>
+          <w:tcPr>
+            <w:tcW w:type="dxa" w:w="587"/>
+            <w:tcBorders>
+              <w:top w:val="single" w:color="000000" w:sz="4"/>
+              <w:left w:val="single" w:color="000000" w:sz="4"/>
+              <w:bottom w:val="single" w:color="000000" w:sz="4"/>
+              <w:right w:val="single" w:color="000000" w:sz="4"/>
+            </w:tcBorders>
+            <w:tcMar>
+              <w:top w:type="dxa" w:w="30"/>
+              <w:left w:type="dxa" w:w="70"/>
+              <w:bottom w:type="dxa" w:w="30"/>
+              <w:right w:type="dxa" w:w="70"/>
+            </w:tcMar>
+            <w:vAlign w:val="center"/>
+          </w:tcPr>
+          <w:p>
+            <w:pPr>
+              <w:spacing w:after="0" w:before="0" w:line="240" w:lineRule="auto"/>
+              <w:jc w:val="left"/>
+            </w:pPr>
+          </w:p>
+        </w:tc>
+        <w:tc>
+          <w:tcPr>
+            <w:tcW w:type="dxa" w:w="591"/>
             <w:tcBorders>
               <w:top w:val="single" w:color="000000" w:sz="4"/>
               <w:left w:val="single" w:color="000000" w:sz="4"/>
@@ -6641,10 +6641,10 @@
         <w:tblLayout w:type="autofit"/>
       </w:tblPr>
       <w:tblGrid>
-        <w:gridCol w:w="4557"/>
-        <w:gridCol w:w="1417"/>
-        <w:gridCol w:w="1632"/>
-        <w:gridCol w:w="1419"/>
+        <w:gridCol w:w="5907"/>
+        <w:gridCol w:w="987"/>
+        <w:gridCol w:w="987"/>
+        <w:gridCol w:w="1144"/>
       </w:tblGrid>
       <w:tr>
         <w:trPr>
@@ -6653,7 +6653,7 @@
         </w:trPr>
         <w:tc>
           <w:tcPr>
-            <w:tcW w:type="dxa" w:w="4557"/>
+            <w:tcW w:type="dxa" w:w="5907"/>
             <w:tcBorders>
               <w:top w:val="single" w:color="000000" w:sz="4"/>
               <w:left w:val="single" w:color="000000" w:sz="4"/>
@@ -6690,7 +6690,7 @@
         </w:tc>
         <w:tc>
           <w:tcPr>
-            <w:tcW w:type="dxa" w:w="1417"/>
+            <w:tcW w:type="dxa" w:w="987"/>
             <w:tcBorders>
               <w:top w:val="single" w:color="000000" w:sz="4"/>
               <w:left w:val="single" w:color="000000" w:sz="4"/>
@@ -6727,7 +6727,7 @@
         </w:tc>
         <w:tc>
           <w:tcPr>
-            <w:tcW w:type="dxa" w:w="1632"/>
+            <w:tcW w:type="dxa" w:w="987"/>
             <w:tcBorders>
               <w:top w:val="single" w:color="000000" w:sz="4"/>
               <w:left w:val="single" w:color="000000" w:sz="4"/>
@@ -6764,7 +6764,7 @@
         </w:tc>
         <w:tc>
           <w:tcPr>
-            <w:tcW w:type="dxa" w:w="1419"/>
+            <w:tcW w:type="dxa" w:w="1144"/>
             <w:tcBorders>
               <w:top w:val="single" w:color="000000" w:sz="4"/>
               <w:left w:val="single" w:color="000000" w:sz="4"/>
@@ -6807,7 +6807,7 @@
         </w:trPr>
         <w:tc>
           <w:tcPr>
-            <w:tcW w:type="dxa" w:w="4557"/>
+            <w:tcW w:type="dxa" w:w="5907"/>
             <w:tcBorders>
               <w:top w:val="single" w:color="000000" w:sz="4"/>
               <w:left w:val="single" w:color="000000" w:sz="4"/>
@@ -6843,55 +6843,55 @@
         </w:tc>
         <w:tc>
           <w:tcPr>
-            <w:tcW w:type="dxa" w:w="1417"/>
-            <w:tcBorders>
-              <w:top w:val="single" w:color="000000" w:sz="4"/>
-              <w:left w:val="single" w:color="000000" w:sz="4"/>
-              <w:bottom w:val="single" w:color="000000" w:sz="4"/>
-              <w:right w:val="single" w:color="000000" w:sz="4"/>
-            </w:tcBorders>
-            <w:tcMar>
-              <w:top w:type="dxa" w:w="30"/>
-              <w:left w:type="dxa" w:w="70"/>
-              <w:bottom w:type="dxa" w:w="30"/>
-              <w:right w:type="dxa" w:w="70"/>
-            </w:tcMar>
-            <w:vAlign w:val="center"/>
-          </w:tcPr>
-          <w:p>
-            <w:pPr>
-              <w:spacing w:after="0" w:before="0" w:line="240" w:lineRule="auto"/>
-              <w:jc w:val="left"/>
-            </w:pPr>
-          </w:p>
-        </w:tc>
-        <w:tc>
-          <w:tcPr>
-            <w:tcW w:type="dxa" w:w="1632"/>
-            <w:tcBorders>
-              <w:top w:val="single" w:color="000000" w:sz="4"/>
-              <w:left w:val="single" w:color="000000" w:sz="4"/>
-              <w:bottom w:val="single" w:color="000000" w:sz="4"/>
-              <w:right w:val="single" w:color="000000" w:sz="4"/>
-            </w:tcBorders>
-            <w:tcMar>
-              <w:top w:type="dxa" w:w="30"/>
-              <w:left w:type="dxa" w:w="70"/>
-              <w:bottom w:type="dxa" w:w="30"/>
-              <w:right w:type="dxa" w:w="70"/>
-            </w:tcMar>
-            <w:vAlign w:val="center"/>
-          </w:tcPr>
-          <w:p>
-            <w:pPr>
-              <w:spacing w:after="0" w:before="0" w:line="240" w:lineRule="auto"/>
-              <w:jc w:val="left"/>
-            </w:pPr>
-          </w:p>
-        </w:tc>
-        <w:tc>
-          <w:tcPr>
-            <w:tcW w:type="dxa" w:w="1419"/>
+            <w:tcW w:type="dxa" w:w="987"/>
+            <w:tcBorders>
+              <w:top w:val="single" w:color="000000" w:sz="4"/>
+              <w:left w:val="single" w:color="000000" w:sz="4"/>
+              <w:bottom w:val="single" w:color="000000" w:sz="4"/>
+              <w:right w:val="single" w:color="000000" w:sz="4"/>
+            </w:tcBorders>
+            <w:tcMar>
+              <w:top w:type="dxa" w:w="30"/>
+              <w:left w:type="dxa" w:w="70"/>
+              <w:bottom w:type="dxa" w:w="30"/>
+              <w:right w:type="dxa" w:w="70"/>
+            </w:tcMar>
+            <w:vAlign w:val="center"/>
+          </w:tcPr>
+          <w:p>
+            <w:pPr>
+              <w:spacing w:after="0" w:before="0" w:line="240" w:lineRule="auto"/>
+              <w:jc w:val="left"/>
+            </w:pPr>
+          </w:p>
+        </w:tc>
+        <w:tc>
+          <w:tcPr>
+            <w:tcW w:type="dxa" w:w="987"/>
+            <w:tcBorders>
+              <w:top w:val="single" w:color="000000" w:sz="4"/>
+              <w:left w:val="single" w:color="000000" w:sz="4"/>
+              <w:bottom w:val="single" w:color="000000" w:sz="4"/>
+              <w:right w:val="single" w:color="000000" w:sz="4"/>
+            </w:tcBorders>
+            <w:tcMar>
+              <w:top w:type="dxa" w:w="30"/>
+              <w:left w:type="dxa" w:w="70"/>
+              <w:bottom w:type="dxa" w:w="30"/>
+              <w:right w:type="dxa" w:w="70"/>
+            </w:tcMar>
+            <w:vAlign w:val="center"/>
+          </w:tcPr>
+          <w:p>
+            <w:pPr>
+              <w:spacing w:after="0" w:before="0" w:line="240" w:lineRule="auto"/>
+              <w:jc w:val="left"/>
+            </w:pPr>
+          </w:p>
+        </w:tc>
+        <w:tc>
+          <w:tcPr>
+            <w:tcW w:type="dxa" w:w="1144"/>
             <w:tcBorders>
               <w:top w:val="single" w:color="000000" w:sz="4"/>
               <w:left w:val="single" w:color="000000" w:sz="4"/>
@@ -6921,7 +6921,7 @@
         </w:trPr>
         <w:tc>
           <w:tcPr>
-            <w:tcW w:type="dxa" w:w="4557"/>
+            <w:tcW w:type="dxa" w:w="5907"/>
             <w:tcBorders>
               <w:top w:val="single" w:color="000000" w:sz="4"/>
               <w:left w:val="single" w:color="000000" w:sz="4"/>
@@ -6957,55 +6957,55 @@
         </w:tc>
         <w:tc>
           <w:tcPr>
-            <w:tcW w:type="dxa" w:w="1417"/>
-            <w:tcBorders>
-              <w:top w:val="single" w:color="000000" w:sz="4"/>
-              <w:left w:val="single" w:color="000000" w:sz="4"/>
-              <w:bottom w:val="single" w:color="000000" w:sz="4"/>
-              <w:right w:val="single" w:color="000000" w:sz="4"/>
-            </w:tcBorders>
-            <w:tcMar>
-              <w:top w:type="dxa" w:w="30"/>
-              <w:left w:type="dxa" w:w="70"/>
-              <w:bottom w:type="dxa" w:w="30"/>
-              <w:right w:type="dxa" w:w="70"/>
-            </w:tcMar>
-            <w:vAlign w:val="center"/>
-          </w:tcPr>
-          <w:p>
-            <w:pPr>
-              <w:spacing w:after="0" w:before="0" w:line="240" w:lineRule="auto"/>
-              <w:jc w:val="left"/>
-            </w:pPr>
-          </w:p>
-        </w:tc>
-        <w:tc>
-          <w:tcPr>
-            <w:tcW w:type="dxa" w:w="1632"/>
-            <w:tcBorders>
-              <w:top w:val="single" w:color="000000" w:sz="4"/>
-              <w:left w:val="single" w:color="000000" w:sz="4"/>
-              <w:bottom w:val="single" w:color="000000" w:sz="4"/>
-              <w:right w:val="single" w:color="000000" w:sz="4"/>
-            </w:tcBorders>
-            <w:tcMar>
-              <w:top w:type="dxa" w:w="30"/>
-              <w:left w:type="dxa" w:w="70"/>
-              <w:bottom w:type="dxa" w:w="30"/>
-              <w:right w:type="dxa" w:w="70"/>
-            </w:tcMar>
-            <w:vAlign w:val="center"/>
-          </w:tcPr>
-          <w:p>
-            <w:pPr>
-              <w:spacing w:after="0" w:before="0" w:line="240" w:lineRule="auto"/>
-              <w:jc w:val="left"/>
-            </w:pPr>
-          </w:p>
-        </w:tc>
-        <w:tc>
-          <w:tcPr>
-            <w:tcW w:type="dxa" w:w="1419"/>
+            <w:tcW w:type="dxa" w:w="987"/>
+            <w:tcBorders>
+              <w:top w:val="single" w:color="000000" w:sz="4"/>
+              <w:left w:val="single" w:color="000000" w:sz="4"/>
+              <w:bottom w:val="single" w:color="000000" w:sz="4"/>
+              <w:right w:val="single" w:color="000000" w:sz="4"/>
+            </w:tcBorders>
+            <w:tcMar>
+              <w:top w:type="dxa" w:w="30"/>
+              <w:left w:type="dxa" w:w="70"/>
+              <w:bottom w:type="dxa" w:w="30"/>
+              <w:right w:type="dxa" w:w="70"/>
+            </w:tcMar>
+            <w:vAlign w:val="center"/>
+          </w:tcPr>
+          <w:p>
+            <w:pPr>
+              <w:spacing w:after="0" w:before="0" w:line="240" w:lineRule="auto"/>
+              <w:jc w:val="left"/>
+            </w:pPr>
+          </w:p>
+        </w:tc>
+        <w:tc>
+          <w:tcPr>
+            <w:tcW w:type="dxa" w:w="987"/>
+            <w:tcBorders>
+              <w:top w:val="single" w:color="000000" w:sz="4"/>
+              <w:left w:val="single" w:color="000000" w:sz="4"/>
+              <w:bottom w:val="single" w:color="000000" w:sz="4"/>
+              <w:right w:val="single" w:color="000000" w:sz="4"/>
+            </w:tcBorders>
+            <w:tcMar>
+              <w:top w:type="dxa" w:w="30"/>
+              <w:left w:type="dxa" w:w="70"/>
+              <w:bottom w:type="dxa" w:w="30"/>
+              <w:right w:type="dxa" w:w="70"/>
+            </w:tcMar>
+            <w:vAlign w:val="center"/>
+          </w:tcPr>
+          <w:p>
+            <w:pPr>
+              <w:spacing w:after="0" w:before="0" w:line="240" w:lineRule="auto"/>
+              <w:jc w:val="left"/>
+            </w:pPr>
+          </w:p>
+        </w:tc>
+        <w:tc>
+          <w:tcPr>
+            <w:tcW w:type="dxa" w:w="1144"/>
             <w:tcBorders>
               <w:top w:val="single" w:color="000000" w:sz="4"/>
               <w:left w:val="single" w:color="000000" w:sz="4"/>
@@ -7035,7 +7035,7 @@
         </w:trPr>
         <w:tc>
           <w:tcPr>
-            <w:tcW w:type="dxa" w:w="4557"/>
+            <w:tcW w:type="dxa" w:w="5907"/>
             <w:tcBorders>
               <w:top w:val="single" w:color="000000" w:sz="4"/>
               <w:left w:val="single" w:color="000000" w:sz="4"/>
@@ -7071,55 +7071,55 @@
         </w:tc>
         <w:tc>
           <w:tcPr>
-            <w:tcW w:type="dxa" w:w="1417"/>
-            <w:tcBorders>
-              <w:top w:val="single" w:color="000000" w:sz="4"/>
-              <w:left w:val="single" w:color="000000" w:sz="4"/>
-              <w:bottom w:val="single" w:color="000000" w:sz="4"/>
-              <w:right w:val="single" w:color="000000" w:sz="4"/>
-            </w:tcBorders>
-            <w:tcMar>
-              <w:top w:type="dxa" w:w="30"/>
-              <w:left w:type="dxa" w:w="70"/>
-              <w:bottom w:type="dxa" w:w="30"/>
-              <w:right w:type="dxa" w:w="70"/>
-            </w:tcMar>
-            <w:vAlign w:val="center"/>
-          </w:tcPr>
-          <w:p>
-            <w:pPr>
-              <w:spacing w:after="0" w:before="0" w:line="240" w:lineRule="auto"/>
-              <w:jc w:val="left"/>
-            </w:pPr>
-          </w:p>
-        </w:tc>
-        <w:tc>
-          <w:tcPr>
-            <w:tcW w:type="dxa" w:w="1632"/>
-            <w:tcBorders>
-              <w:top w:val="single" w:color="000000" w:sz="4"/>
-              <w:left w:val="single" w:color="000000" w:sz="4"/>
-              <w:bottom w:val="single" w:color="000000" w:sz="4"/>
-              <w:right w:val="single" w:color="000000" w:sz="4"/>
-            </w:tcBorders>
-            <w:tcMar>
-              <w:top w:type="dxa" w:w="30"/>
-              <w:left w:type="dxa" w:w="70"/>
-              <w:bottom w:type="dxa" w:w="30"/>
-              <w:right w:type="dxa" w:w="70"/>
-            </w:tcMar>
-            <w:vAlign w:val="center"/>
-          </w:tcPr>
-          <w:p>
-            <w:pPr>
-              <w:spacing w:after="0" w:before="0" w:line="240" w:lineRule="auto"/>
-              <w:jc w:val="left"/>
-            </w:pPr>
-          </w:p>
-        </w:tc>
-        <w:tc>
-          <w:tcPr>
-            <w:tcW w:type="dxa" w:w="1419"/>
+            <w:tcW w:type="dxa" w:w="987"/>
+            <w:tcBorders>
+              <w:top w:val="single" w:color="000000" w:sz="4"/>
+              <w:left w:val="single" w:color="000000" w:sz="4"/>
+              <w:bottom w:val="single" w:color="000000" w:sz="4"/>
+              <w:right w:val="single" w:color="000000" w:sz="4"/>
+            </w:tcBorders>
+            <w:tcMar>
+              <w:top w:type="dxa" w:w="30"/>
+              <w:left w:type="dxa" w:w="70"/>
+              <w:bottom w:type="dxa" w:w="30"/>
+              <w:right w:type="dxa" w:w="70"/>
+            </w:tcMar>
+            <w:vAlign w:val="center"/>
+          </w:tcPr>
+          <w:p>
+            <w:pPr>
+              <w:spacing w:after="0" w:before="0" w:line="240" w:lineRule="auto"/>
+              <w:jc w:val="left"/>
+            </w:pPr>
+          </w:p>
+        </w:tc>
+        <w:tc>
+          <w:tcPr>
+            <w:tcW w:type="dxa" w:w="987"/>
+            <w:tcBorders>
+              <w:top w:val="single" w:color="000000" w:sz="4"/>
+              <w:left w:val="single" w:color="000000" w:sz="4"/>
+              <w:bottom w:val="single" w:color="000000" w:sz="4"/>
+              <w:right w:val="single" w:color="000000" w:sz="4"/>
+            </w:tcBorders>
+            <w:tcMar>
+              <w:top w:type="dxa" w:w="30"/>
+              <w:left w:type="dxa" w:w="70"/>
+              <w:bottom w:type="dxa" w:w="30"/>
+              <w:right w:type="dxa" w:w="70"/>
+            </w:tcMar>
+            <w:vAlign w:val="center"/>
+          </w:tcPr>
+          <w:p>
+            <w:pPr>
+              <w:spacing w:after="0" w:before="0" w:line="240" w:lineRule="auto"/>
+              <w:jc w:val="left"/>
+            </w:pPr>
+          </w:p>
+        </w:tc>
+        <w:tc>
+          <w:tcPr>
+            <w:tcW w:type="dxa" w:w="1144"/>
             <w:tcBorders>
               <w:top w:val="single" w:color="000000" w:sz="4"/>
               <w:left w:val="single" w:color="000000" w:sz="4"/>
@@ -7149,7 +7149,7 @@
         </w:trPr>
         <w:tc>
           <w:tcPr>
-            <w:tcW w:type="dxa" w:w="4557"/>
+            <w:tcW w:type="dxa" w:w="5907"/>
             <w:tcBorders>
               <w:top w:val="single" w:color="000000" w:sz="4"/>
               <w:left w:val="single" w:color="000000" w:sz="4"/>
@@ -7185,55 +7185,55 @@
         </w:tc>
         <w:tc>
           <w:tcPr>
-            <w:tcW w:type="dxa" w:w="1417"/>
-            <w:tcBorders>
-              <w:top w:val="single" w:color="000000" w:sz="4"/>
-              <w:left w:val="single" w:color="000000" w:sz="4"/>
-              <w:bottom w:val="single" w:color="000000" w:sz="4"/>
-              <w:right w:val="single" w:color="000000" w:sz="4"/>
-            </w:tcBorders>
-            <w:tcMar>
-              <w:top w:type="dxa" w:w="30"/>
-              <w:left w:type="dxa" w:w="70"/>
-              <w:bottom w:type="dxa" w:w="30"/>
-              <w:right w:type="dxa" w:w="70"/>
-            </w:tcMar>
-            <w:vAlign w:val="center"/>
-          </w:tcPr>
-          <w:p>
-            <w:pPr>
-              <w:spacing w:after="0" w:before="0" w:line="240" w:lineRule="auto"/>
-              <w:jc w:val="left"/>
-            </w:pPr>
-          </w:p>
-        </w:tc>
-        <w:tc>
-          <w:tcPr>
-            <w:tcW w:type="dxa" w:w="1632"/>
-            <w:tcBorders>
-              <w:top w:val="single" w:color="000000" w:sz="4"/>
-              <w:left w:val="single" w:color="000000" w:sz="4"/>
-              <w:bottom w:val="single" w:color="000000" w:sz="4"/>
-              <w:right w:val="single" w:color="000000" w:sz="4"/>
-            </w:tcBorders>
-            <w:tcMar>
-              <w:top w:type="dxa" w:w="30"/>
-              <w:left w:type="dxa" w:w="70"/>
-              <w:bottom w:type="dxa" w:w="30"/>
-              <w:right w:type="dxa" w:w="70"/>
-            </w:tcMar>
-            <w:vAlign w:val="center"/>
-          </w:tcPr>
-          <w:p>
-            <w:pPr>
-              <w:spacing w:after="0" w:before="0" w:line="240" w:lineRule="auto"/>
-              <w:jc w:val="left"/>
-            </w:pPr>
-          </w:p>
-        </w:tc>
-        <w:tc>
-          <w:tcPr>
-            <w:tcW w:type="dxa" w:w="1419"/>
+            <w:tcW w:type="dxa" w:w="987"/>
+            <w:tcBorders>
+              <w:top w:val="single" w:color="000000" w:sz="4"/>
+              <w:left w:val="single" w:color="000000" w:sz="4"/>
+              <w:bottom w:val="single" w:color="000000" w:sz="4"/>
+              <w:right w:val="single" w:color="000000" w:sz="4"/>
+            </w:tcBorders>
+            <w:tcMar>
+              <w:top w:type="dxa" w:w="30"/>
+              <w:left w:type="dxa" w:w="70"/>
+              <w:bottom w:type="dxa" w:w="30"/>
+              <w:right w:type="dxa" w:w="70"/>
+            </w:tcMar>
+            <w:vAlign w:val="center"/>
+          </w:tcPr>
+          <w:p>
+            <w:pPr>
+              <w:spacing w:after="0" w:before="0" w:line="240" w:lineRule="auto"/>
+              <w:jc w:val="left"/>
+            </w:pPr>
+          </w:p>
+        </w:tc>
+        <w:tc>
+          <w:tcPr>
+            <w:tcW w:type="dxa" w:w="987"/>
+            <w:tcBorders>
+              <w:top w:val="single" w:color="000000" w:sz="4"/>
+              <w:left w:val="single" w:color="000000" w:sz="4"/>
+              <w:bottom w:val="single" w:color="000000" w:sz="4"/>
+              <w:right w:val="single" w:color="000000" w:sz="4"/>
+            </w:tcBorders>
+            <w:tcMar>
+              <w:top w:type="dxa" w:w="30"/>
+              <w:left w:type="dxa" w:w="70"/>
+              <w:bottom w:type="dxa" w:w="30"/>
+              <w:right w:type="dxa" w:w="70"/>
+            </w:tcMar>
+            <w:vAlign w:val="center"/>
+          </w:tcPr>
+          <w:p>
+            <w:pPr>
+              <w:spacing w:after="0" w:before="0" w:line="240" w:lineRule="auto"/>
+              <w:jc w:val="left"/>
+            </w:pPr>
+          </w:p>
+        </w:tc>
+        <w:tc>
+          <w:tcPr>
+            <w:tcW w:type="dxa" w:w="1144"/>
             <w:tcBorders>
               <w:top w:val="single" w:color="000000" w:sz="4"/>
               <w:left w:val="single" w:color="000000" w:sz="4"/>
@@ -7297,14 +7297,14 @@
         <w:tblLayout w:type="autofit"/>
       </w:tblPr>
       <w:tblGrid>
-        <w:gridCol w:w="655"/>
-        <w:gridCol w:w="910"/>
-        <w:gridCol w:w="2905"/>
-        <w:gridCol w:w="910"/>
-        <w:gridCol w:w="917"/>
-        <w:gridCol w:w="902"/>
-        <w:gridCol w:w="910"/>
-        <w:gridCol w:w="916"/>
+        <w:gridCol w:w="695"/>
+        <w:gridCol w:w="835"/>
+        <w:gridCol w:w="3189"/>
+        <w:gridCol w:w="835"/>
+        <w:gridCol w:w="964"/>
+        <w:gridCol w:w="707"/>
+        <w:gridCol w:w="835"/>
+        <w:gridCol w:w="965"/>
       </w:tblGrid>
       <w:tr>
         <w:trPr>
@@ -7313,7 +7313,7 @@
         </w:trPr>
         <w:tc>
           <w:tcPr>
-            <w:tcW w:type="dxa" w:w="655"/>
+            <w:tcW w:type="dxa" w:w="695"/>
             <w:tcBorders>
               <w:top w:val="single" w:color="000000" w:sz="4"/>
               <w:left w:val="single" w:color="000000" w:sz="4"/>
@@ -7350,7 +7350,7 @@
         </w:tc>
         <w:tc>
           <w:tcPr>
-            <w:tcW w:type="dxa" w:w="910"/>
+            <w:tcW w:type="dxa" w:w="835"/>
             <w:tcBorders>
               <w:top w:val="single" w:color="000000" w:sz="4"/>
               <w:left w:val="single" w:color="000000" w:sz="4"/>
@@ -7387,7 +7387,7 @@
         </w:tc>
         <w:tc>
           <w:tcPr>
-            <w:tcW w:type="dxa" w:w="2905"/>
+            <w:tcW w:type="dxa" w:w="3189"/>
             <w:tcBorders>
               <w:top w:val="single" w:color="000000" w:sz="4"/>
               <w:left w:val="single" w:color="000000" w:sz="4"/>
@@ -7424,7 +7424,7 @@
         </w:tc>
         <w:tc>
           <w:tcPr>
-            <w:tcW w:type="dxa" w:w="910"/>
+            <w:tcW w:type="dxa" w:w="835"/>
             <w:tcBorders>
               <w:top w:val="single" w:color="000000" w:sz="4"/>
               <w:left w:val="single" w:color="000000" w:sz="4"/>
@@ -7461,7 +7461,7 @@
         </w:tc>
         <w:tc>
           <w:tcPr>
-            <w:tcW w:type="dxa" w:w="917"/>
+            <w:tcW w:type="dxa" w:w="964"/>
             <w:tcBorders>
               <w:top w:val="single" w:color="000000" w:sz="4"/>
               <w:left w:val="single" w:color="000000" w:sz="4"/>
@@ -7498,7 +7498,7 @@
         </w:tc>
         <w:tc>
           <w:tcPr>
-            <w:tcW w:type="dxa" w:w="902"/>
+            <w:tcW w:type="dxa" w:w="707"/>
             <w:tcBorders>
               <w:top w:val="single" w:color="000000" w:sz="4"/>
               <w:left w:val="single" w:color="000000" w:sz="4"/>
@@ -7535,7 +7535,7 @@
         </w:tc>
         <w:tc>
           <w:tcPr>
-            <w:tcW w:type="dxa" w:w="910"/>
+            <w:tcW w:type="dxa" w:w="835"/>
             <w:tcBorders>
               <w:top w:val="single" w:color="000000" w:sz="4"/>
               <w:left w:val="single" w:color="000000" w:sz="4"/>
@@ -7572,7 +7572,7 @@
         </w:tc>
         <w:tc>
           <w:tcPr>
-            <w:tcW w:type="dxa" w:w="916"/>
+            <w:tcW w:type="dxa" w:w="965"/>
             <w:tcBorders>
               <w:top w:val="single" w:color="000000" w:sz="4"/>
               <w:left w:val="single" w:color="000000" w:sz="4"/>
@@ -7615,7 +7615,7 @@
         </w:trPr>
         <w:tc>
           <w:tcPr>
-            <w:tcW w:type="dxa" w:w="655"/>
+            <w:tcW w:type="dxa" w:w="695"/>
             <w:tcBorders>
               <w:top w:val="single" w:color="000000" w:sz="4"/>
               <w:left w:val="single" w:color="000000" w:sz="4"/>
@@ -7651,151 +7651,151 @@
         </w:tc>
         <w:tc>
           <w:tcPr>
-            <w:tcW w:type="dxa" w:w="910"/>
-            <w:tcBorders>
-              <w:top w:val="single" w:color="000000" w:sz="4"/>
-              <w:left w:val="single" w:color="000000" w:sz="4"/>
-              <w:bottom w:val="single" w:color="000000" w:sz="4"/>
-              <w:right w:val="single" w:color="000000" w:sz="4"/>
-            </w:tcBorders>
-            <w:tcMar>
-              <w:top w:type="dxa" w:w="30"/>
-              <w:left w:type="dxa" w:w="70"/>
-              <w:bottom w:type="dxa" w:w="30"/>
-              <w:right w:type="dxa" w:w="70"/>
-            </w:tcMar>
-            <w:vAlign w:val="center"/>
-          </w:tcPr>
-          <w:p>
-            <w:pPr>
-              <w:spacing w:after="0" w:before="0" w:line="240" w:lineRule="auto"/>
-              <w:jc w:val="left"/>
-            </w:pPr>
-          </w:p>
-        </w:tc>
-        <w:tc>
-          <w:tcPr>
-            <w:tcW w:type="dxa" w:w="2905"/>
-            <w:tcBorders>
-              <w:top w:val="single" w:color="000000" w:sz="4"/>
-              <w:left w:val="single" w:color="000000" w:sz="4"/>
-              <w:bottom w:val="single" w:color="000000" w:sz="4"/>
-              <w:right w:val="single" w:color="000000" w:sz="4"/>
-            </w:tcBorders>
-            <w:tcMar>
-              <w:top w:type="dxa" w:w="30"/>
-              <w:left w:type="dxa" w:w="70"/>
-              <w:bottom w:type="dxa" w:w="30"/>
-              <w:right w:type="dxa" w:w="70"/>
-            </w:tcMar>
-            <w:vAlign w:val="center"/>
-          </w:tcPr>
-          <w:p>
-            <w:pPr>
-              <w:spacing w:after="0" w:before="0" w:line="240" w:lineRule="auto"/>
-              <w:jc w:val="left"/>
-            </w:pPr>
-          </w:p>
-        </w:tc>
-        <w:tc>
-          <w:tcPr>
-            <w:tcW w:type="dxa" w:w="910"/>
-            <w:tcBorders>
-              <w:top w:val="single" w:color="000000" w:sz="4"/>
-              <w:left w:val="single" w:color="000000" w:sz="4"/>
-              <w:bottom w:val="single" w:color="000000" w:sz="4"/>
-              <w:right w:val="single" w:color="000000" w:sz="4"/>
-            </w:tcBorders>
-            <w:tcMar>
-              <w:top w:type="dxa" w:w="30"/>
-              <w:left w:type="dxa" w:w="70"/>
-              <w:bottom w:type="dxa" w:w="30"/>
-              <w:right w:type="dxa" w:w="70"/>
-            </w:tcMar>
-            <w:vAlign w:val="center"/>
-          </w:tcPr>
-          <w:p>
-            <w:pPr>
-              <w:spacing w:after="0" w:before="0" w:line="240" w:lineRule="auto"/>
-              <w:jc w:val="left"/>
-            </w:pPr>
-          </w:p>
-        </w:tc>
-        <w:tc>
-          <w:tcPr>
-            <w:tcW w:type="dxa" w:w="917"/>
-            <w:tcBorders>
-              <w:top w:val="single" w:color="000000" w:sz="4"/>
-              <w:left w:val="single" w:color="000000" w:sz="4"/>
-              <w:bottom w:val="single" w:color="000000" w:sz="4"/>
-              <w:right w:val="single" w:color="000000" w:sz="4"/>
-            </w:tcBorders>
-            <w:tcMar>
-              <w:top w:type="dxa" w:w="30"/>
-              <w:left w:type="dxa" w:w="70"/>
-              <w:bottom w:type="dxa" w:w="30"/>
-              <w:right w:type="dxa" w:w="70"/>
-            </w:tcMar>
-            <w:vAlign w:val="center"/>
-          </w:tcPr>
-          <w:p>
-            <w:pPr>
-              <w:spacing w:after="0" w:before="0" w:line="240" w:lineRule="auto"/>
-              <w:jc w:val="left"/>
-            </w:pPr>
-          </w:p>
-        </w:tc>
-        <w:tc>
-          <w:tcPr>
-            <w:tcW w:type="dxa" w:w="902"/>
-            <w:tcBorders>
-              <w:top w:val="single" w:color="000000" w:sz="4"/>
-              <w:left w:val="single" w:color="000000" w:sz="4"/>
-              <w:bottom w:val="single" w:color="000000" w:sz="4"/>
-              <w:right w:val="single" w:color="000000" w:sz="4"/>
-            </w:tcBorders>
-            <w:tcMar>
-              <w:top w:type="dxa" w:w="30"/>
-              <w:left w:type="dxa" w:w="70"/>
-              <w:bottom w:type="dxa" w:w="30"/>
-              <w:right w:type="dxa" w:w="70"/>
-            </w:tcMar>
-            <w:vAlign w:val="center"/>
-          </w:tcPr>
-          <w:p>
-            <w:pPr>
-              <w:spacing w:after="0" w:before="0" w:line="240" w:lineRule="auto"/>
-              <w:jc w:val="left"/>
-            </w:pPr>
-          </w:p>
-        </w:tc>
-        <w:tc>
-          <w:tcPr>
-            <w:tcW w:type="dxa" w:w="910"/>
-            <w:tcBorders>
-              <w:top w:val="single" w:color="000000" w:sz="4"/>
-              <w:left w:val="single" w:color="000000" w:sz="4"/>
-              <w:bottom w:val="single" w:color="000000" w:sz="4"/>
-              <w:right w:val="single" w:color="000000" w:sz="4"/>
-            </w:tcBorders>
-            <w:tcMar>
-              <w:top w:type="dxa" w:w="30"/>
-              <w:left w:type="dxa" w:w="70"/>
-              <w:bottom w:type="dxa" w:w="30"/>
-              <w:right w:type="dxa" w:w="70"/>
-            </w:tcMar>
-            <w:vAlign w:val="center"/>
-          </w:tcPr>
-          <w:p>
-            <w:pPr>
-              <w:spacing w:after="0" w:before="0" w:line="240" w:lineRule="auto"/>
-              <w:jc w:val="left"/>
-            </w:pPr>
-          </w:p>
-        </w:tc>
-        <w:tc>
-          <w:tcPr>
-            <w:tcW w:type="dxa" w:w="916"/>
+            <w:tcW w:type="dxa" w:w="835"/>
+            <w:tcBorders>
+              <w:top w:val="single" w:color="000000" w:sz="4"/>
+              <w:left w:val="single" w:color="000000" w:sz="4"/>
+              <w:bottom w:val="single" w:color="000000" w:sz="4"/>
+              <w:right w:val="single" w:color="000000" w:sz="4"/>
+            </w:tcBorders>
+            <w:tcMar>
+              <w:top w:type="dxa" w:w="30"/>
+              <w:left w:type="dxa" w:w="70"/>
+              <w:bottom w:type="dxa" w:w="30"/>
+              <w:right w:type="dxa" w:w="70"/>
+            </w:tcMar>
+            <w:vAlign w:val="center"/>
+          </w:tcPr>
+          <w:p>
+            <w:pPr>
+              <w:spacing w:after="0" w:before="0" w:line="240" w:lineRule="auto"/>
+              <w:jc w:val="left"/>
+            </w:pPr>
+          </w:p>
+        </w:tc>
+        <w:tc>
+          <w:tcPr>
+            <w:tcW w:type="dxa" w:w="3189"/>
+            <w:tcBorders>
+              <w:top w:val="single" w:color="000000" w:sz="4"/>
+              <w:left w:val="single" w:color="000000" w:sz="4"/>
+              <w:bottom w:val="single" w:color="000000" w:sz="4"/>
+              <w:right w:val="single" w:color="000000" w:sz="4"/>
+            </w:tcBorders>
+            <w:tcMar>
+              <w:top w:type="dxa" w:w="30"/>
+              <w:left w:type="dxa" w:w="70"/>
+              <w:bottom w:type="dxa" w:w="30"/>
+              <w:right w:type="dxa" w:w="70"/>
+            </w:tcMar>
+            <w:vAlign w:val="center"/>
+          </w:tcPr>
+          <w:p>
+            <w:pPr>
+              <w:spacing w:after="0" w:before="0" w:line="240" w:lineRule="auto"/>
+              <w:jc w:val="left"/>
+            </w:pPr>
+          </w:p>
+        </w:tc>
+        <w:tc>
+          <w:tcPr>
+            <w:tcW w:type="dxa" w:w="835"/>
+            <w:tcBorders>
+              <w:top w:val="single" w:color="000000" w:sz="4"/>
+              <w:left w:val="single" w:color="000000" w:sz="4"/>
+              <w:bottom w:val="single" w:color="000000" w:sz="4"/>
+              <w:right w:val="single" w:color="000000" w:sz="4"/>
+            </w:tcBorders>
+            <w:tcMar>
+              <w:top w:type="dxa" w:w="30"/>
+              <w:left w:type="dxa" w:w="70"/>
+              <w:bottom w:type="dxa" w:w="30"/>
+              <w:right w:type="dxa" w:w="70"/>
+            </w:tcMar>
+            <w:vAlign w:val="center"/>
+          </w:tcPr>
+          <w:p>
+            <w:pPr>
+              <w:spacing w:after="0" w:before="0" w:line="240" w:lineRule="auto"/>
+              <w:jc w:val="left"/>
+            </w:pPr>
+          </w:p>
+        </w:tc>
+        <w:tc>
+          <w:tcPr>
+            <w:tcW w:type="dxa" w:w="964"/>
+            <w:tcBorders>
+              <w:top w:val="single" w:color="000000" w:sz="4"/>
+              <w:left w:val="single" w:color="000000" w:sz="4"/>
+              <w:bottom w:val="single" w:color="000000" w:sz="4"/>
+              <w:right w:val="single" w:color="000000" w:sz="4"/>
+            </w:tcBorders>
+            <w:tcMar>
+              <w:top w:type="dxa" w:w="30"/>
+              <w:left w:type="dxa" w:w="70"/>
+              <w:bottom w:type="dxa" w:w="30"/>
+              <w:right w:type="dxa" w:w="70"/>
+            </w:tcMar>
+            <w:vAlign w:val="center"/>
+          </w:tcPr>
+          <w:p>
+            <w:pPr>
+              <w:spacing w:after="0" w:before="0" w:line="240" w:lineRule="auto"/>
+              <w:jc w:val="left"/>
+            </w:pPr>
+          </w:p>
+        </w:tc>
+        <w:tc>
+          <w:tcPr>
+            <w:tcW w:type="dxa" w:w="707"/>
+            <w:tcBorders>
+              <w:top w:val="single" w:color="000000" w:sz="4"/>
+              <w:left w:val="single" w:color="000000" w:sz="4"/>
+              <w:bottom w:val="single" w:color="000000" w:sz="4"/>
+              <w:right w:val="single" w:color="000000" w:sz="4"/>
+            </w:tcBorders>
+            <w:tcMar>
+              <w:top w:type="dxa" w:w="30"/>
+              <w:left w:type="dxa" w:w="70"/>
+              <w:bottom w:type="dxa" w:w="30"/>
+              <w:right w:type="dxa" w:w="70"/>
+            </w:tcMar>
+            <w:vAlign w:val="center"/>
+          </w:tcPr>
+          <w:p>
+            <w:pPr>
+              <w:spacing w:after="0" w:before="0" w:line="240" w:lineRule="auto"/>
+              <w:jc w:val="left"/>
+            </w:pPr>
+          </w:p>
+        </w:tc>
+        <w:tc>
+          <w:tcPr>
+            <w:tcW w:type="dxa" w:w="835"/>
+            <w:tcBorders>
+              <w:top w:val="single" w:color="000000" w:sz="4"/>
+              <w:left w:val="single" w:color="000000" w:sz="4"/>
+              <w:bottom w:val="single" w:color="000000" w:sz="4"/>
+              <w:right w:val="single" w:color="000000" w:sz="4"/>
+            </w:tcBorders>
+            <w:tcMar>
+              <w:top w:type="dxa" w:w="30"/>
+              <w:left w:type="dxa" w:w="70"/>
+              <w:bottom w:type="dxa" w:w="30"/>
+              <w:right w:type="dxa" w:w="70"/>
+            </w:tcMar>
+            <w:vAlign w:val="center"/>
+          </w:tcPr>
+          <w:p>
+            <w:pPr>
+              <w:spacing w:after="0" w:before="0" w:line="240" w:lineRule="auto"/>
+              <w:jc w:val="left"/>
+            </w:pPr>
+          </w:p>
+        </w:tc>
+        <w:tc>
+          <w:tcPr>
+            <w:tcW w:type="dxa" w:w="965"/>
             <w:tcBorders>
               <w:top w:val="single" w:color="000000" w:sz="4"/>
               <w:left w:val="single" w:color="000000" w:sz="4"/>
@@ -7859,11 +7859,11 @@
         <w:tblLayout w:type="autofit"/>
       </w:tblPr>
       <w:tblGrid>
-        <w:gridCol w:w="2334"/>
+        <w:gridCol w:w="2269"/>
         <w:gridCol w:w="3456"/>
-        <w:gridCol w:w="1083"/>
-        <w:gridCol w:w="1075"/>
-        <w:gridCol w:w="1077"/>
+        <w:gridCol w:w="1481"/>
+        <w:gridCol w:w="830"/>
+        <w:gridCol w:w="989"/>
       </w:tblGrid>
       <w:tr>
         <w:trPr>
@@ -7872,7 +7872,7 @@
         </w:trPr>
         <w:tc>
           <w:tcPr>
-            <w:tcW w:type="dxa" w:w="2334"/>
+            <w:tcW w:type="dxa" w:w="2269"/>
             <w:tcBorders>
               <w:top w:val="single" w:color="000000" w:sz="4"/>
               <w:left w:val="single" w:color="000000" w:sz="4"/>
@@ -7946,7 +7946,7 @@
         </w:tc>
         <w:tc>
           <w:tcPr>
-            <w:tcW w:type="dxa" w:w="1083"/>
+            <w:tcW w:type="dxa" w:w="1481"/>
             <w:tcBorders>
               <w:top w:val="single" w:color="000000" w:sz="4"/>
               <w:left w:val="single" w:color="000000" w:sz="4"/>
@@ -7983,7 +7983,7 @@
         </w:tc>
         <w:tc>
           <w:tcPr>
-            <w:tcW w:type="dxa" w:w="1075"/>
+            <w:tcW w:type="dxa" w:w="830"/>
             <w:tcBorders>
               <w:top w:val="single" w:color="000000" w:sz="4"/>
               <w:left w:val="single" w:color="000000" w:sz="4"/>
@@ -8020,7 +8020,7 @@
         </w:tc>
         <w:tc>
           <w:tcPr>
-            <w:tcW w:type="dxa" w:w="1077"/>
+            <w:tcW w:type="dxa" w:w="989"/>
             <w:tcBorders>
               <w:top w:val="single" w:color="000000" w:sz="4"/>
               <w:left w:val="single" w:color="000000" w:sz="4"/>
@@ -8063,7 +8063,7 @@
         </w:trPr>
         <w:tc>
           <w:tcPr>
-            <w:tcW w:type="dxa" w:w="2334"/>
+            <w:tcW w:type="dxa" w:w="2269"/>
             <w:tcBorders>
               <w:top w:val="single" w:color="000000" w:sz="4"/>
               <w:left w:val="single" w:color="000000" w:sz="4"/>
@@ -8135,7 +8135,7 @@
         </w:tc>
         <w:tc>
           <w:tcPr>
-            <w:tcW w:type="dxa" w:w="1083"/>
+            <w:tcW w:type="dxa" w:w="1481"/>
             <w:tcBorders>
               <w:top w:val="single" w:color="000000" w:sz="4"/>
               <w:left w:val="single" w:color="000000" w:sz="4"/>
@@ -8171,31 +8171,31 @@
         </w:tc>
         <w:tc>
           <w:tcPr>
-            <w:tcW w:type="dxa" w:w="1075"/>
-            <w:tcBorders>
-              <w:top w:val="single" w:color="000000" w:sz="4"/>
-              <w:left w:val="single" w:color="000000" w:sz="4"/>
-              <w:bottom w:val="single" w:color="000000" w:sz="4"/>
-              <w:right w:val="single" w:color="000000" w:sz="4"/>
-            </w:tcBorders>
-            <w:tcMar>
-              <w:top w:type="dxa" w:w="30"/>
-              <w:left w:type="dxa" w:w="70"/>
-              <w:bottom w:type="dxa" w:w="30"/>
-              <w:right w:type="dxa" w:w="70"/>
-            </w:tcMar>
-            <w:vAlign w:val="center"/>
-          </w:tcPr>
-          <w:p>
-            <w:pPr>
-              <w:spacing w:after="0" w:before="0" w:line="240" w:lineRule="auto"/>
-              <w:jc w:val="left"/>
-            </w:pPr>
-          </w:p>
-        </w:tc>
-        <w:tc>
-          <w:tcPr>
-            <w:tcW w:type="dxa" w:w="1077"/>
+            <w:tcW w:type="dxa" w:w="830"/>
+            <w:tcBorders>
+              <w:top w:val="single" w:color="000000" w:sz="4"/>
+              <w:left w:val="single" w:color="000000" w:sz="4"/>
+              <w:bottom w:val="single" w:color="000000" w:sz="4"/>
+              <w:right w:val="single" w:color="000000" w:sz="4"/>
+            </w:tcBorders>
+            <w:tcMar>
+              <w:top w:type="dxa" w:w="30"/>
+              <w:left w:type="dxa" w:w="70"/>
+              <w:bottom w:type="dxa" w:w="30"/>
+              <w:right w:type="dxa" w:w="70"/>
+            </w:tcMar>
+            <w:vAlign w:val="center"/>
+          </w:tcPr>
+          <w:p>
+            <w:pPr>
+              <w:spacing w:after="0" w:before="0" w:line="240" w:lineRule="auto"/>
+              <w:jc w:val="left"/>
+            </w:pPr>
+          </w:p>
+        </w:tc>
+        <w:tc>
+          <w:tcPr>
+            <w:tcW w:type="dxa" w:w="989"/>
             <w:tcBorders>
               <w:top w:val="single" w:color="000000" w:sz="4"/>
               <w:left w:val="single" w:color="000000" w:sz="4"/>
@@ -8225,7 +8225,7 @@
         </w:trPr>
         <w:tc>
           <w:tcPr>
-            <w:tcW w:type="dxa" w:w="2334"/>
+            <w:tcW w:type="dxa" w:w="2269"/>
             <w:tcBorders>
               <w:top w:val="single" w:color="000000" w:sz="4"/>
               <w:left w:val="single" w:color="000000" w:sz="4"/>
@@ -8297,7 +8297,7 @@
         </w:tc>
         <w:tc>
           <w:tcPr>
-            <w:tcW w:type="dxa" w:w="1083"/>
+            <w:tcW w:type="dxa" w:w="1481"/>
             <w:tcBorders>
               <w:top w:val="single" w:color="000000" w:sz="4"/>
               <w:left w:val="single" w:color="000000" w:sz="4"/>
@@ -8333,31 +8333,31 @@
         </w:tc>
         <w:tc>
           <w:tcPr>
-            <w:tcW w:type="dxa" w:w="1075"/>
-            <w:tcBorders>
-              <w:top w:val="single" w:color="000000" w:sz="4"/>
-              <w:left w:val="single" w:color="000000" w:sz="4"/>
-              <w:bottom w:val="single" w:color="000000" w:sz="4"/>
-              <w:right w:val="single" w:color="000000" w:sz="4"/>
-            </w:tcBorders>
-            <w:tcMar>
-              <w:top w:type="dxa" w:w="30"/>
-              <w:left w:type="dxa" w:w="70"/>
-              <w:bottom w:type="dxa" w:w="30"/>
-              <w:right w:type="dxa" w:w="70"/>
-            </w:tcMar>
-            <w:vAlign w:val="center"/>
-          </w:tcPr>
-          <w:p>
-            <w:pPr>
-              <w:spacing w:after="0" w:before="0" w:line="240" w:lineRule="auto"/>
-              <w:jc w:val="left"/>
-            </w:pPr>
-          </w:p>
-        </w:tc>
-        <w:tc>
-          <w:tcPr>
-            <w:tcW w:type="dxa" w:w="1077"/>
+            <w:tcW w:type="dxa" w:w="830"/>
+            <w:tcBorders>
+              <w:top w:val="single" w:color="000000" w:sz="4"/>
+              <w:left w:val="single" w:color="000000" w:sz="4"/>
+              <w:bottom w:val="single" w:color="000000" w:sz="4"/>
+              <w:right w:val="single" w:color="000000" w:sz="4"/>
+            </w:tcBorders>
+            <w:tcMar>
+              <w:top w:type="dxa" w:w="30"/>
+              <w:left w:type="dxa" w:w="70"/>
+              <w:bottom w:type="dxa" w:w="30"/>
+              <w:right w:type="dxa" w:w="70"/>
+            </w:tcMar>
+            <w:vAlign w:val="center"/>
+          </w:tcPr>
+          <w:p>
+            <w:pPr>
+              <w:spacing w:after="0" w:before="0" w:line="240" w:lineRule="auto"/>
+              <w:jc w:val="left"/>
+            </w:pPr>
+          </w:p>
+        </w:tc>
+        <w:tc>
+          <w:tcPr>
+            <w:tcW w:type="dxa" w:w="989"/>
             <w:tcBorders>
               <w:top w:val="single" w:color="000000" w:sz="4"/>
               <w:left w:val="single" w:color="000000" w:sz="4"/>
@@ -8387,7 +8387,7 @@
         </w:trPr>
         <w:tc>
           <w:tcPr>
-            <w:tcW w:type="dxa" w:w="2334"/>
+            <w:tcW w:type="dxa" w:w="2269"/>
             <w:tcBorders>
               <w:top w:val="single" w:color="000000" w:sz="4"/>
               <w:left w:val="single" w:color="000000" w:sz="4"/>
@@ -8459,7 +8459,7 @@
         </w:tc>
         <w:tc>
           <w:tcPr>
-            <w:tcW w:type="dxa" w:w="1083"/>
+            <w:tcW w:type="dxa" w:w="1481"/>
             <w:tcBorders>
               <w:top w:val="single" w:color="000000" w:sz="4"/>
               <w:left w:val="single" w:color="000000" w:sz="4"/>
@@ -8495,31 +8495,31 @@
         </w:tc>
         <w:tc>
           <w:tcPr>
-            <w:tcW w:type="dxa" w:w="1075"/>
-            <w:tcBorders>
-              <w:top w:val="single" w:color="000000" w:sz="4"/>
-              <w:left w:val="single" w:color="000000" w:sz="4"/>
-              <w:bottom w:val="single" w:color="000000" w:sz="4"/>
-              <w:right w:val="single" w:color="000000" w:sz="4"/>
-            </w:tcBorders>
-            <w:tcMar>
-              <w:top w:type="dxa" w:w="30"/>
-              <w:left w:type="dxa" w:w="70"/>
-              <w:bottom w:type="dxa" w:w="30"/>
-              <w:right w:type="dxa" w:w="70"/>
-            </w:tcMar>
-            <w:vAlign w:val="center"/>
-          </w:tcPr>
-          <w:p>
-            <w:pPr>
-              <w:spacing w:after="0" w:before="0" w:line="240" w:lineRule="auto"/>
-              <w:jc w:val="left"/>
-            </w:pPr>
-          </w:p>
-        </w:tc>
-        <w:tc>
-          <w:tcPr>
-            <w:tcW w:type="dxa" w:w="1077"/>
+            <w:tcW w:type="dxa" w:w="830"/>
+            <w:tcBorders>
+              <w:top w:val="single" w:color="000000" w:sz="4"/>
+              <w:left w:val="single" w:color="000000" w:sz="4"/>
+              <w:bottom w:val="single" w:color="000000" w:sz="4"/>
+              <w:right w:val="single" w:color="000000" w:sz="4"/>
+            </w:tcBorders>
+            <w:tcMar>
+              <w:top w:type="dxa" w:w="30"/>
+              <w:left w:type="dxa" w:w="70"/>
+              <w:bottom w:type="dxa" w:w="30"/>
+              <w:right w:type="dxa" w:w="70"/>
+            </w:tcMar>
+            <w:vAlign w:val="center"/>
+          </w:tcPr>
+          <w:p>
+            <w:pPr>
+              <w:spacing w:after="0" w:before="0" w:line="240" w:lineRule="auto"/>
+              <w:jc w:val="left"/>
+            </w:pPr>
+          </w:p>
+        </w:tc>
+        <w:tc>
+          <w:tcPr>
+            <w:tcW w:type="dxa" w:w="989"/>
             <w:tcBorders>
               <w:top w:val="single" w:color="000000" w:sz="4"/>
               <w:left w:val="single" w:color="000000" w:sz="4"/>
@@ -8583,8 +8583,8 @@
         <w:tblLayout w:type="autofit"/>
       </w:tblPr>
       <w:tblGrid>
-        <w:gridCol w:w="4834"/>
-        <w:gridCol w:w="4191"/>
+        <w:gridCol w:w="5020"/>
+        <w:gridCol w:w="4005"/>
       </w:tblGrid>
       <w:tr>
         <w:trPr>
@@ -8593,7 +8593,7 @@
         </w:trPr>
         <w:tc>
           <w:tcPr>
-            <w:tcW w:type="dxa" w:w="4834"/>
+            <w:tcW w:type="dxa" w:w="5020"/>
             <w:tcBorders>
               <w:top w:val="single" w:color="000000" w:sz="4"/>
               <w:left w:val="single" w:color="000000" w:sz="4"/>
@@ -8630,7 +8630,7 @@
         </w:tc>
         <w:tc>
           <w:tcPr>
-            <w:tcW w:type="dxa" w:w="4191"/>
+            <w:tcW w:type="dxa" w:w="4005"/>
             <w:tcBorders>
               <w:top w:val="single" w:color="000000" w:sz="4"/>
               <w:left w:val="single" w:color="000000" w:sz="4"/>
@@ -8673,7 +8673,7 @@
         </w:trPr>
         <w:tc>
           <w:tcPr>
-            <w:tcW w:type="dxa" w:w="4834"/>
+            <w:tcW w:type="dxa" w:w="5020"/>
             <w:tcBorders>
               <w:top w:val="single" w:color="000000" w:sz="4"/>
               <w:left w:val="single" w:color="000000" w:sz="4"/>
@@ -8709,7 +8709,7 @@
         </w:tc>
         <w:tc>
           <w:tcPr>
-            <w:tcW w:type="dxa" w:w="4191"/>
+            <w:tcW w:type="dxa" w:w="4005"/>
             <w:tcBorders>
               <w:top w:val="single" w:color="000000" w:sz="4"/>
               <w:left w:val="single" w:color="000000" w:sz="4"/>
@@ -8751,7 +8751,7 @@
         </w:trPr>
         <w:tc>
           <w:tcPr>
-            <w:tcW w:type="dxa" w:w="4834"/>
+            <w:tcW w:type="dxa" w:w="5020"/>
             <w:tcBorders>
               <w:top w:val="single" w:color="000000" w:sz="4"/>
               <w:left w:val="single" w:color="000000" w:sz="4"/>
@@ -8787,7 +8787,7 @@
         </w:tc>
         <w:tc>
           <w:tcPr>
-            <w:tcW w:type="dxa" w:w="4191"/>
+            <w:tcW w:type="dxa" w:w="4005"/>
             <w:tcBorders>
               <w:top w:val="single" w:color="000000" w:sz="4"/>
               <w:left w:val="single" w:color="000000" w:sz="4"/>
@@ -8829,7 +8829,7 @@
         </w:trPr>
         <w:tc>
           <w:tcPr>
-            <w:tcW w:type="dxa" w:w="4834"/>
+            <w:tcW w:type="dxa" w:w="5020"/>
             <w:tcBorders>
               <w:top w:val="single" w:color="000000" w:sz="4"/>
               <w:left w:val="single" w:color="000000" w:sz="4"/>
@@ -8865,7 +8865,7 @@
         </w:tc>
         <w:tc>
           <w:tcPr>
-            <w:tcW w:type="dxa" w:w="4191"/>
+            <w:tcW w:type="dxa" w:w="4005"/>
             <w:tcBorders>
               <w:top w:val="single" w:color="000000" w:sz="4"/>
               <w:left w:val="single" w:color="000000" w:sz="4"/>
@@ -8907,7 +8907,7 @@
         </w:trPr>
         <w:tc>
           <w:tcPr>
-            <w:tcW w:type="dxa" w:w="4834"/>
+            <w:tcW w:type="dxa" w:w="5020"/>
             <w:tcBorders>
               <w:top w:val="single" w:color="000000" w:sz="4"/>
               <w:left w:val="single" w:color="000000" w:sz="4"/>
@@ -8943,7 +8943,7 @@
         </w:tc>
         <w:tc>
           <w:tcPr>
-            <w:tcW w:type="dxa" w:w="4191"/>
+            <w:tcW w:type="dxa" w:w="4005"/>
             <w:tcBorders>
               <w:top w:val="single" w:color="000000" w:sz="4"/>
               <w:left w:val="single" w:color="000000" w:sz="4"/>
@@ -8985,7 +8985,7 @@
         </w:trPr>
         <w:tc>
           <w:tcPr>
-            <w:tcW w:type="dxa" w:w="4834"/>
+            <w:tcW w:type="dxa" w:w="5020"/>
             <w:tcBorders>
               <w:top w:val="single" w:color="000000" w:sz="4"/>
               <w:left w:val="single" w:color="000000" w:sz="4"/>
@@ -9021,7 +9021,7 @@
         </w:tc>
         <w:tc>
           <w:tcPr>
-            <w:tcW w:type="dxa" w:w="4191"/>
+            <w:tcW w:type="dxa" w:w="4005"/>
             <w:tcBorders>
               <w:top w:val="single" w:color="000000" w:sz="4"/>
               <w:left w:val="single" w:color="000000" w:sz="4"/>
@@ -9186,9 +9186,9 @@
         <w:tblLayout w:type="autofit"/>
       </w:tblPr>
       <w:tblGrid>
-        <w:gridCol w:w="2893"/>
-        <w:gridCol w:w="4904"/>
-        <w:gridCol w:w="1228"/>
+        <w:gridCol w:w="4069"/>
+        <w:gridCol w:w="4069"/>
+        <w:gridCol w:w="887"/>
       </w:tblGrid>
       <w:tr>
         <w:trPr>
@@ -9197,7 +9197,7 @@
         </w:trPr>
         <w:tc>
           <w:tcPr>
-            <w:tcW w:type="dxa" w:w="2893"/>
+            <w:tcW w:type="dxa" w:w="4069"/>
             <w:tcBorders>
               <w:top w:val="single" w:color="000000" w:sz="4"/>
               <w:left w:val="single" w:color="000000" w:sz="4"/>
@@ -9234,7 +9234,7 @@
         </w:tc>
         <w:tc>
           <w:tcPr>
-            <w:tcW w:type="dxa" w:w="4904"/>
+            <w:tcW w:type="dxa" w:w="4069"/>
             <w:tcBorders>
               <w:top w:val="single" w:color="000000" w:sz="4"/>
               <w:left w:val="single" w:color="000000" w:sz="4"/>
@@ -9271,7 +9271,7 @@
         </w:tc>
         <w:tc>
           <w:tcPr>
-            <w:tcW w:type="dxa" w:w="1228"/>
+            <w:tcW w:type="dxa" w:w="887"/>
             <w:tcBorders>
               <w:top w:val="single" w:color="000000" w:sz="4"/>
               <w:left w:val="single" w:color="000000" w:sz="4"/>
@@ -9314,7 +9314,7 @@
         </w:trPr>
         <w:tc>
           <w:tcPr>
-            <w:tcW w:type="dxa" w:w="2893"/>
+            <w:tcW w:type="dxa" w:w="4069"/>
             <w:tcBorders>
               <w:top w:val="single" w:color="000000" w:sz="4"/>
               <w:left w:val="single" w:color="000000" w:sz="4"/>
@@ -9351,7 +9351,7 @@
         </w:tc>
         <w:tc>
           <w:tcPr>
-            <w:tcW w:type="dxa" w:w="4904"/>
+            <w:tcW w:type="dxa" w:w="4069"/>
             <w:tcBorders>
               <w:top w:val="single" w:color="000000" w:sz="4"/>
               <w:left w:val="single" w:color="000000" w:sz="4"/>
@@ -9388,7 +9388,7 @@
         </w:tc>
         <w:tc>
           <w:tcPr>
-            <w:tcW w:type="dxa" w:w="1228"/>
+            <w:tcW w:type="dxa" w:w="887"/>
             <w:tcBorders>
               <w:top w:val="single" w:color="000000" w:sz="4"/>
               <w:left w:val="single" w:color="000000" w:sz="4"/>
